--- a/storage/app/templates/SURAT PERMOHONAN IZIN KERAMAIAN.docx
+++ b/storage/app/templates/SURAT PERMOHONAN IZIN KERAMAIAN.docx
@@ -1,6 +1,6 @@
 
 <file path=word/document.xml><?xml version="1.0" encoding="utf-8"?>
-<w:document xmlns:mc="http://schemas.openxmlformats.org/markup-compatibility/2006" xmlns:ve="http://schemas.openxmlformats.org/markup-compatibility/2006" xmlns:o="urn:schemas-microsoft-com:office:office" xmlns:r="http://schemas.openxmlformats.org/officeDocument/2006/relationships" xmlns:m="http://schemas.openxmlformats.org/officeDocument/2006/math" xmlns:v="urn:schemas-microsoft-com:vml" xmlns:wp="http://schemas.openxmlformats.org/drawingml/2006/wordprocessingDrawing" xmlns:w10="urn:schemas-microsoft-com:office:word" xmlns:w="http://schemas.openxmlformats.org/wordprocessingml/2006/main" xmlns:wne="http://schemas.microsoft.com/office/word/2006/wordml" xmlns:a="http://schemas.openxmlformats.org/drawingml/2006/main" xmlns:pic="http://schemas.openxmlformats.org/drawingml/2006/picture" xmlns:wpg="http://schemas.microsoft.com/office/word/2010/wordprocessingGroup" xmlns:wps="http://schemas.microsoft.com/office/word/2010/wordprocessingShape" xmlns:w14="http://schemas.microsoft.com/office/word/2010/wordml" mc:Ignorable="w14" xml:space="preserve">
+<w:document xmlns:wpc="http://schemas.microsoft.com/office/word/2010/wordprocessingCanvas" xmlns:cx="http://schemas.microsoft.com/office/drawing/2014/chartex" xmlns:cx1="http://schemas.microsoft.com/office/drawing/2015/9/8/chartex" xmlns:cx2="http://schemas.microsoft.com/office/drawing/2015/10/21/chartex" xmlns:cx3="http://schemas.microsoft.com/office/drawing/2016/5/9/chartex" xmlns:cx4="http://schemas.microsoft.com/office/drawing/2016/5/10/chartex" xmlns:cx5="http://schemas.microsoft.com/office/drawing/2016/5/11/chartex" xmlns:cx6="http://schemas.microsoft.com/office/drawing/2016/5/12/chartex" xmlns:cx7="http://schemas.microsoft.com/office/drawing/2016/5/13/chartex" xmlns:cx8="http://schemas.microsoft.com/office/drawing/2016/5/14/chartex" xmlns:mc="http://schemas.openxmlformats.org/markup-compatibility/2006" xmlns:aink="http://schemas.microsoft.com/office/drawing/2016/ink" xmlns:am3d="http://schemas.microsoft.com/office/drawing/2017/model3d" xmlns:o="urn:schemas-microsoft-com:office:office" xmlns:oel="http://schemas.microsoft.com/office/2019/extlst" xmlns:r="http://schemas.openxmlformats.org/officeDocument/2006/relationships" xmlns:m="http://schemas.openxmlformats.org/officeDocument/2006/math" xmlns:v="urn:schemas-microsoft-com:vml" xmlns:wp14="http://schemas.microsoft.com/office/word/2010/wordprocessingDrawing" xmlns:wp="http://schemas.openxmlformats.org/drawingml/2006/wordprocessingDrawing" xmlns:w10="urn:schemas-microsoft-com:office:word" xmlns:w="http://schemas.openxmlformats.org/wordprocessingml/2006/main" xmlns:w14="http://schemas.microsoft.com/office/word/2010/wordml" xmlns:w15="http://schemas.microsoft.com/office/word/2012/wordml" xmlns:w16cex="http://schemas.microsoft.com/office/word/2018/wordml/cex" xmlns:w16cid="http://schemas.microsoft.com/office/word/2016/wordml/cid" xmlns:w16="http://schemas.microsoft.com/office/word/2018/wordml" xmlns:w16du="http://schemas.microsoft.com/office/word/2023/wordml/word16du" xmlns:w16sdtdh="http://schemas.microsoft.com/office/word/2020/wordml/sdtdatahash" xmlns:w16sdtfl="http://schemas.microsoft.com/office/word/2024/wordml/sdtformatlock" xmlns:w16se="http://schemas.microsoft.com/office/word/2015/wordml/symex" xmlns:wpg="http://schemas.microsoft.com/office/word/2010/wordprocessingGroup" xmlns:wpi="http://schemas.microsoft.com/office/word/2010/wordprocessingInk" xmlns:wne="http://schemas.microsoft.com/office/word/2006/wordml" xmlns:wps="http://schemas.microsoft.com/office/word/2010/wordprocessingShape" mc:Ignorable="w14 w15 w16se w16cid w16 w16cex w16sdtdh w16sdtfl w16du wp14">
   <w:body>
     <w:p>
       <w:pPr>
@@ -13,12 +13,13 @@
       </w:pPr>
       <w:r>
         <w:rPr>
+          <w:noProof/>
           <w:sz w:val="36"/>
         </w:rPr>
         <mc:AlternateContent>
-          <mc:Choice Requires="wps">
+          <mc:Choice Requires="wpg">
             <w:drawing>
-              <wp:anchor distT="0" distB="0" distL="0" distR="0" allowOverlap="1" layoutInCell="1" locked="0" behindDoc="0" simplePos="0" relativeHeight="15731200">
+              <wp:anchor distT="0" distB="0" distL="0" distR="0" simplePos="0" relativeHeight="15731200" behindDoc="0" locked="0" layoutInCell="1" allowOverlap="1" wp14:anchorId="14119297" wp14:editId="01316E85">
                 <wp:simplePos x="0" y="0"/>
                 <wp:positionH relativeFrom="page">
                   <wp:posOffset>532204</wp:posOffset>
@@ -31,21 +32,23 @@
                 <wp:wrapNone/>
                 <wp:docPr id="1" name="Group 1"/>
                 <wp:cNvGraphicFramePr>
-                  <a:graphicFrameLocks/>
+                  <a:graphicFrameLocks xmlns:a="http://schemas.openxmlformats.org/drawingml/2006/main"/>
                 </wp:cNvGraphicFramePr>
-                <a:graphic>
+                <a:graphic xmlns:a="http://schemas.openxmlformats.org/drawingml/2006/main">
                   <a:graphicData uri="http://schemas.microsoft.com/office/word/2010/wordprocessingGroup">
                     <wpg:wgp>
-                      <wpg:cNvPr id="1" name="Group 1"/>
-                      <wpg:cNvGrpSpPr/>
+                      <wpg:cNvGrpSpPr>
+                        <a:grpSpLocks/>
+                      </wpg:cNvGrpSpPr>
                       <wpg:grpSpPr>
                         <a:xfrm>
                           <a:off x="0" y="0"/>
                           <a:ext cx="870585" cy="1023619"/>
+                          <a:chOff x="0" y="0"/>
                           <a:chExt cx="870585" cy="1023619"/>
                         </a:xfrm>
                       </wpg:grpSpPr>
-                      <pic:pic>
+                      <pic:pic xmlns:pic="http://schemas.openxmlformats.org/drawingml/2006/picture">
                         <pic:nvPicPr>
                           <pic:cNvPr id="2" name="Image 2"/>
                           <pic:cNvPicPr/>
@@ -83,8 +86,7 @@
                             <w:p>
                               <w:pPr>
                                 <w:spacing w:before="12"/>
-                                <w:ind w:left="20" w:right="0" w:firstLine="0"/>
-                                <w:jc w:val="left"/>
+                                <w:ind w:left="20"/>
                                 <w:rPr>
                                   <w:rFonts w:ascii="Palatino Linotype"/>
                                   <w:b/>
@@ -117,22 +119,40 @@
           </mc:Choice>
           <mc:Fallback>
             <w:pict>
-              <v:group style="position:absolute;margin-left:41.905899pt;margin-top:-.437497pt;width:68.55pt;height:80.6pt;mso-position-horizontal-relative:page;mso-position-vertical-relative:paragraph;z-index:15731200" id="docshapegroup1" coordorigin="838,-9" coordsize="1371,1612">
-                <v:shape style="position:absolute;left:838;top:-9;width:1371;height:1612" type="#_x0000_t75" id="docshape2" stroked="false">
-                  <v:imagedata r:id="rId5" o:title=""/>
+              <v:group w14:anchorId="14119297" id="Group 1" o:spid="_x0000_s1026" style="position:absolute;left:0;text-align:left;margin-left:41.9pt;margin-top:-.45pt;width:68.55pt;height:80.6pt;z-index:15731200;mso-wrap-distance-left:0;mso-wrap-distance-right:0;mso-position-horizontal-relative:page" coordsize="8705,10236" o:gfxdata="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">
+                <v:shapetype id="_x0000_t75" coordsize="21600,21600" o:spt="75" o:preferrelative="t" path="m@4@5l@4@11@9@11@9@5xe" filled="f" stroked="f">
+                  <v:stroke joinstyle="miter"/>
+                  <v:formulas>
+                    <v:f eqn="if lineDrawn pixelLineWidth 0"/>
+                    <v:f eqn="sum @0 1 0"/>
+                    <v:f eqn="sum 0 0 @1"/>
+                    <v:f eqn="prod @2 1 2"/>
+                    <v:f eqn="prod @3 21600 pixelWidth"/>
+                    <v:f eqn="prod @3 21600 pixelHeight"/>
+                    <v:f eqn="sum @0 0 1"/>
+                    <v:f eqn="prod @6 1 2"/>
+                    <v:f eqn="prod @7 21600 pixelWidth"/>
+                    <v:f eqn="sum @8 21600 0"/>
+                    <v:f eqn="prod @7 21600 pixelHeight"/>
+                    <v:f eqn="sum @10 21600 0"/>
+                  </v:formulas>
+                  <v:path o:extrusionok="f" gradientshapeok="t" o:connecttype="rect"/>
+                  <o:lock v:ext="edit" aspectratio="t"/>
+                </v:shapetype>
+                <v:shape id="Image 2" o:spid="_x0000_s1027" type="#_x0000_t75" style="position:absolute;width:8704;height:10236;visibility:visible;mso-wrap-style:square" o:gfxdata="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">
+                  <v:imagedata r:id="rId6" o:title=""/>
                 </v:shape>
-                <v:shapetype id="_x0000_t202" o:spt="202" coordsize="21600,21600" path="m,l,21600r21600,l21600,xe">
+                <v:shapetype id="_x0000_t202" coordsize="21600,21600" o:spt="202" path="m,l,21600r21600,l21600,xe">
                   <v:stroke joinstyle="miter"/>
                   <v:path gradientshapeok="t" o:connecttype="rect"/>
                 </v:shapetype>
-                <v:shape style="position:absolute;left:1465;top:1279;width:67;height:89" type="#_x0000_t202" id="docshape3" filled="false" stroked="false">
+                <v:shape id="Textbox 3" o:spid="_x0000_s1028" type="#_x0000_t202" style="position:absolute;left:3982;top:8180;width:426;height:565;visibility:visible;mso-wrap-style:square;v-text-anchor:top" o:gfxdata="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" filled="f" stroked="f">
                   <v:textbox inset="0,0,0,0">
                     <w:txbxContent>
                       <w:p>
                         <w:pPr>
                           <w:spacing w:before="12"/>
-                          <w:ind w:left="20" w:right="0" w:firstLine="0"/>
-                          <w:jc w:val="left"/>
+                          <w:ind w:left="20"/>
                           <w:rPr>
                             <w:rFonts w:ascii="Palatino Linotype"/>
                             <w:b/>
@@ -153,9 +173,8 @@
                       </w:p>
                     </w:txbxContent>
                   </v:textbox>
-                  <w10:wrap type="none"/>
                 </v:shape>
-                <w10:wrap type="none"/>
+                <w10:wrap anchorx="page"/>
               </v:group>
             </w:pict>
           </mc:Fallback>
@@ -172,7 +191,7 @@
           <w:spacing w:val="-15"/>
           <w:sz w:val="36"/>
         </w:rPr>
-        <w:t> </w:t>
+        <w:t xml:space="preserve"> </w:t>
       </w:r>
       <w:r>
         <w:rPr>
@@ -185,7 +204,7 @@
           <w:spacing w:val="-3"/>
           <w:sz w:val="36"/>
         </w:rPr>
-        <w:t> </w:t>
+        <w:t xml:space="preserve"> </w:t>
       </w:r>
       <w:r>
         <w:rPr>
@@ -200,11 +219,13 @@
         <w:pStyle w:val="Title"/>
       </w:pPr>
       <w:r>
-        <w:rPr/>
+        <w:rPr>
+          <w:noProof/>
+        </w:rPr>
         <mc:AlternateContent>
           <mc:Choice Requires="wps">
             <w:drawing>
-              <wp:anchor distT="0" distB="0" distL="0" distR="0" allowOverlap="1" layoutInCell="1" locked="0" behindDoc="0" simplePos="0" relativeHeight="15731712">
+              <wp:anchor distT="0" distB="0" distL="0" distR="0" simplePos="0" relativeHeight="15731712" behindDoc="0" locked="0" layoutInCell="1" allowOverlap="1" wp14:anchorId="6069989D" wp14:editId="4E10B6FF">
                 <wp:simplePos x="0" y="0"/>
                 <wp:positionH relativeFrom="page">
                   <wp:posOffset>913191</wp:posOffset>
@@ -217,13 +238,14 @@
                 <wp:wrapNone/>
                 <wp:docPr id="4" name="Textbox 4"/>
                 <wp:cNvGraphicFramePr>
-                  <a:graphicFrameLocks/>
+                  <a:graphicFrameLocks xmlns:a="http://schemas.openxmlformats.org/drawingml/2006/main"/>
                 </wp:cNvGraphicFramePr>
-                <a:graphic>
+                <a:graphic xmlns:a="http://schemas.openxmlformats.org/drawingml/2006/main">
                   <a:graphicData uri="http://schemas.microsoft.com/office/word/2010/wordprocessingShape">
                     <wps:wsp>
-                      <wps:cNvPr id="4" name="Textbox 4"/>
-                      <wps:cNvSpPr txBox="1"/>
+                      <wps:cNvSpPr txBox="1">
+                        <a:spLocks/>
+                      </wps:cNvSpPr>
                       <wps:spPr>
                         <a:xfrm rot="240000">
                           <a:off x="0" y="0"/>
@@ -237,9 +259,7 @@
                         <w:txbxContent>
                           <w:p>
                             <w:pPr>
-                              <w:spacing w:line="44" w:lineRule="exact" w:before="0"/>
-                              <w:ind w:left="0" w:right="0" w:firstLine="0"/>
-                              <w:jc w:val="left"/>
+                              <w:spacing w:line="44" w:lineRule="exact"/>
                               <w:rPr>
                                 <w:rFonts w:ascii="Palatino Linotype"/>
                                 <w:b/>
@@ -271,21 +291,46 @@
           </mc:Choice>
           <mc:Fallback>
             <w:pict>
-              <v:shape style="position:absolute;margin-left:71.904854pt;margin-top:13.137691pt;width:1.85pt;height:2.3pt;mso-position-horizontal-relative:page;mso-position-vertical-relative:paragraph;z-index:15731712;rotation:4" type="#_x0000_t136" fillcolor="#23211c" stroked="f">
-                <o:extrusion v:ext="view" autorotationcenter="t"/>
-                <v:textpath style="font-family:&quot;Palatino Linotype&quot;;font-size:2pt;v-text-kern:t;mso-text-shadow:auto;font-weight:bold" string="A"/>
-                <w10:wrap type="none"/>
+              <v:shape w14:anchorId="6069989D" id="Textbox 4" o:spid="_x0000_s1029" type="#_x0000_t202" style="position:absolute;left:0;text-align:left;margin-left:71.9pt;margin-top:13.15pt;width:1.85pt;height:2.3pt;rotation:4;z-index:15731712;visibility:visible;mso-wrap-style:square;mso-wrap-distance-left:0;mso-wrap-distance-top:0;mso-wrap-distance-right:0;mso-wrap-distance-bottom:0;mso-position-horizontal:absolute;mso-position-horizontal-relative:page;mso-position-vertical:absolute;mso-position-vertical-relative:text;v-text-anchor:top" o:gfxdata="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" filled="f" stroked="f">
+                <v:textbox inset="0,0,0,0">
+                  <w:txbxContent>
+                    <w:p>
+                      <w:pPr>
+                        <w:spacing w:line="44" w:lineRule="exact"/>
+                        <w:rPr>
+                          <w:rFonts w:ascii="Palatino Linotype"/>
+                          <w:b/>
+                          <w:sz w:val="4"/>
+                        </w:rPr>
+                      </w:pPr>
+                      <w:r>
+                        <w:rPr>
+                          <w:rFonts w:ascii="Palatino Linotype"/>
+                          <w:b/>
+                          <w:color w:val="23211C"/>
+                          <w:spacing w:val="-10"/>
+                          <w:w w:val="115"/>
+                          <w:sz w:val="4"/>
+                        </w:rPr>
+                        <w:t>A</w:t>
+                      </w:r>
+                    </w:p>
+                  </w:txbxContent>
+                </v:textbox>
+                <w10:wrap anchorx="page"/>
               </v:shape>
             </w:pict>
           </mc:Fallback>
         </mc:AlternateContent>
       </w:r>
       <w:r>
-        <w:rPr/>
+        <w:rPr>
+          <w:noProof/>
+        </w:rPr>
         <mc:AlternateContent>
           <mc:Choice Requires="wps">
             <w:drawing>
-              <wp:anchor distT="0" distB="0" distL="0" distR="0" allowOverlap="1" layoutInCell="1" locked="0" behindDoc="0" simplePos="0" relativeHeight="15732224">
+              <wp:anchor distT="0" distB="0" distL="0" distR="0" simplePos="0" relativeHeight="15732224" behindDoc="0" locked="0" layoutInCell="1" allowOverlap="1" wp14:anchorId="72493285" wp14:editId="7D240901">
                 <wp:simplePos x="0" y="0"/>
                 <wp:positionH relativeFrom="page">
                   <wp:posOffset>893253</wp:posOffset>
@@ -298,13 +343,14 @@
                 <wp:wrapNone/>
                 <wp:docPr id="5" name="Textbox 5"/>
                 <wp:cNvGraphicFramePr>
-                  <a:graphicFrameLocks/>
+                  <a:graphicFrameLocks xmlns:a="http://schemas.openxmlformats.org/drawingml/2006/main"/>
                 </wp:cNvGraphicFramePr>
-                <a:graphic>
+                <a:graphic xmlns:a="http://schemas.openxmlformats.org/drawingml/2006/main">
                   <a:graphicData uri="http://schemas.microsoft.com/office/word/2010/wordprocessingShape">
                     <wps:wsp>
-                      <wps:cNvPr id="5" name="Textbox 5"/>
-                      <wps:cNvSpPr txBox="1"/>
+                      <wps:cNvSpPr txBox="1">
+                        <a:spLocks/>
+                      </wps:cNvSpPr>
                       <wps:spPr>
                         <a:xfrm rot="300000">
                           <a:off x="0" y="0"/>
@@ -318,9 +364,7 @@
                         <w:txbxContent>
                           <w:p>
                             <w:pPr>
-                              <w:spacing w:line="43" w:lineRule="exact" w:before="0"/>
-                              <w:ind w:left="0" w:right="0" w:firstLine="0"/>
-                              <w:jc w:val="left"/>
+                              <w:spacing w:line="43" w:lineRule="exact"/>
                               <w:rPr>
                                 <w:rFonts w:ascii="Palatino Linotype"/>
                                 <w:b/>
@@ -352,21 +396,46 @@
           </mc:Choice>
           <mc:Fallback>
             <w:pict>
-              <v:shape style="position:absolute;margin-left:70.334938pt;margin-top:13.174431pt;width:1.85pt;height:2.3pt;mso-position-horizontal-relative:page;mso-position-vertical-relative:paragraph;z-index:15732224;rotation:5" type="#_x0000_t136" fillcolor="#23211c" stroked="f">
-                <o:extrusion v:ext="view" autorotationcenter="t"/>
-                <v:textpath style="font-family:&quot;Palatino Linotype&quot;;font-size:2pt;v-text-kern:t;mso-text-shadow:auto;font-weight:bold" string="Y"/>
-                <w10:wrap type="none"/>
+              <v:shape w14:anchorId="72493285" id="Textbox 5" o:spid="_x0000_s1030" type="#_x0000_t202" style="position:absolute;left:0;text-align:left;margin-left:70.35pt;margin-top:13.15pt;width:1.85pt;height:2.3pt;rotation:5;z-index:15732224;visibility:visible;mso-wrap-style:square;mso-wrap-distance-left:0;mso-wrap-distance-top:0;mso-wrap-distance-right:0;mso-wrap-distance-bottom:0;mso-position-horizontal:absolute;mso-position-horizontal-relative:page;mso-position-vertical:absolute;mso-position-vertical-relative:text;v-text-anchor:top" o:gfxdata="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" filled="f" stroked="f">
+                <v:textbox inset="0,0,0,0">
+                  <w:txbxContent>
+                    <w:p>
+                      <w:pPr>
+                        <w:spacing w:line="43" w:lineRule="exact"/>
+                        <w:rPr>
+                          <w:rFonts w:ascii="Palatino Linotype"/>
+                          <w:b/>
+                          <w:sz w:val="4"/>
+                        </w:rPr>
+                      </w:pPr>
+                      <w:r>
+                        <w:rPr>
+                          <w:rFonts w:ascii="Palatino Linotype"/>
+                          <w:b/>
+                          <w:color w:val="23211C"/>
+                          <w:spacing w:val="-10"/>
+                          <w:w w:val="130"/>
+                          <w:sz w:val="4"/>
+                        </w:rPr>
+                        <w:t>Y</w:t>
+                      </w:r>
+                    </w:p>
+                  </w:txbxContent>
+                </v:textbox>
+                <w10:wrap anchorx="page"/>
               </v:shape>
             </w:pict>
           </mc:Fallback>
         </mc:AlternateContent>
       </w:r>
       <w:r>
-        <w:rPr/>
+        <w:rPr>
+          <w:noProof/>
+        </w:rPr>
         <mc:AlternateContent>
           <mc:Choice Requires="wps">
             <w:drawing>
-              <wp:anchor distT="0" distB="0" distL="0" distR="0" allowOverlap="1" layoutInCell="1" locked="0" behindDoc="0" simplePos="0" relativeHeight="15732736">
+              <wp:anchor distT="0" distB="0" distL="0" distR="0" simplePos="0" relativeHeight="15732736" behindDoc="0" locked="0" layoutInCell="1" allowOverlap="1" wp14:anchorId="6A7A72C2" wp14:editId="76915F01">
                 <wp:simplePos x="0" y="0"/>
                 <wp:positionH relativeFrom="page">
                   <wp:posOffset>869174</wp:posOffset>
@@ -379,13 +448,14 @@
                 <wp:wrapNone/>
                 <wp:docPr id="6" name="Textbox 6"/>
                 <wp:cNvGraphicFramePr>
-                  <a:graphicFrameLocks/>
+                  <a:graphicFrameLocks xmlns:a="http://schemas.openxmlformats.org/drawingml/2006/main"/>
                 </wp:cNvGraphicFramePr>
-                <a:graphic>
+                <a:graphic xmlns:a="http://schemas.openxmlformats.org/drawingml/2006/main">
                   <a:graphicData uri="http://schemas.microsoft.com/office/word/2010/wordprocessingShape">
                     <wps:wsp>
-                      <wps:cNvPr id="6" name="Textbox 6"/>
-                      <wps:cNvSpPr txBox="1"/>
+                      <wps:cNvSpPr txBox="1">
+                        <a:spLocks/>
+                      </wps:cNvSpPr>
                       <wps:spPr>
                         <a:xfrm rot="420000">
                           <a:off x="0" y="0"/>
@@ -399,9 +469,7 @@
                         <w:txbxContent>
                           <w:p>
                             <w:pPr>
-                              <w:spacing w:line="43" w:lineRule="exact" w:before="0"/>
-                              <w:ind w:left="0" w:right="0" w:firstLine="0"/>
-                              <w:jc w:val="left"/>
+                              <w:spacing w:line="43" w:lineRule="exact"/>
                               <w:rPr>
                                 <w:rFonts w:ascii="Palatino Linotype"/>
                                 <w:b/>
@@ -433,21 +501,46 @@
           </mc:Choice>
           <mc:Fallback>
             <w:pict>
-              <v:shape style="position:absolute;margin-left:68.438911pt;margin-top:12.707485pt;width:1.75pt;height:2.3pt;mso-position-horizontal-relative:page;mso-position-vertical-relative:paragraph;z-index:15732736;rotation:7" type="#_x0000_t136" fillcolor="#23211c" stroked="f">
-                <o:extrusion v:ext="view" autorotationcenter="t"/>
-                <v:textpath style="font-family:&quot;Palatino Linotype&quot;;font-size:2pt;v-text-kern:t;mso-text-shadow:auto;font-weight:bold" string="R"/>
-                <w10:wrap type="none"/>
+              <v:shape w14:anchorId="6A7A72C2" id="Textbox 6" o:spid="_x0000_s1031" type="#_x0000_t202" style="position:absolute;left:0;text-align:left;margin-left:68.45pt;margin-top:12.7pt;width:1.75pt;height:2.3pt;rotation:7;z-index:15732736;visibility:visible;mso-wrap-style:square;mso-wrap-distance-left:0;mso-wrap-distance-top:0;mso-wrap-distance-right:0;mso-wrap-distance-bottom:0;mso-position-horizontal:absolute;mso-position-horizontal-relative:page;mso-position-vertical:absolute;mso-position-vertical-relative:text;v-text-anchor:top" o:gfxdata="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" filled="f" stroked="f">
+                <v:textbox inset="0,0,0,0">
+                  <w:txbxContent>
+                    <w:p>
+                      <w:pPr>
+                        <w:spacing w:line="43" w:lineRule="exact"/>
+                        <w:rPr>
+                          <w:rFonts w:ascii="Palatino Linotype"/>
+                          <w:b/>
+                          <w:sz w:val="4"/>
+                        </w:rPr>
+                      </w:pPr>
+                      <w:r>
+                        <w:rPr>
+                          <w:rFonts w:ascii="Palatino Linotype"/>
+                          <w:b/>
+                          <w:color w:val="23211C"/>
+                          <w:spacing w:val="-10"/>
+                          <w:w w:val="120"/>
+                          <w:sz w:val="4"/>
+                        </w:rPr>
+                        <w:t>R</w:t>
+                      </w:r>
+                    </w:p>
+                  </w:txbxContent>
+                </v:textbox>
+                <w10:wrap anchorx="page"/>
               </v:shape>
             </w:pict>
           </mc:Fallback>
         </mc:AlternateContent>
       </w:r>
       <w:r>
-        <w:rPr/>
+        <w:rPr>
+          <w:noProof/>
+        </w:rPr>
         <mc:AlternateContent>
           <mc:Choice Requires="wps">
             <w:drawing>
-              <wp:anchor distT="0" distB="0" distL="0" distR="0" allowOverlap="1" layoutInCell="1" locked="0" behindDoc="0" simplePos="0" relativeHeight="15733248">
+              <wp:anchor distT="0" distB="0" distL="0" distR="0" simplePos="0" relativeHeight="15733248" behindDoc="0" locked="0" layoutInCell="1" allowOverlap="1" wp14:anchorId="41F6A419" wp14:editId="2E021AF1">
                 <wp:simplePos x="0" y="0"/>
                 <wp:positionH relativeFrom="page">
                   <wp:posOffset>824806</wp:posOffset>
@@ -460,13 +553,14 @@
                 <wp:wrapNone/>
                 <wp:docPr id="7" name="Textbox 7"/>
                 <wp:cNvGraphicFramePr>
-                  <a:graphicFrameLocks/>
+                  <a:graphicFrameLocks xmlns:a="http://schemas.openxmlformats.org/drawingml/2006/main"/>
                 </wp:cNvGraphicFramePr>
-                <a:graphic>
+                <a:graphic xmlns:a="http://schemas.openxmlformats.org/drawingml/2006/main">
                   <a:graphicData uri="http://schemas.microsoft.com/office/word/2010/wordprocessingShape">
                     <wps:wsp>
-                      <wps:cNvPr id="7" name="Textbox 7"/>
-                      <wps:cNvSpPr txBox="1"/>
+                      <wps:cNvSpPr txBox="1">
+                        <a:spLocks/>
+                      </wps:cNvSpPr>
                       <wps:spPr>
                         <a:xfrm rot="600000">
                           <a:off x="0" y="0"/>
@@ -480,9 +574,7 @@
                         <w:txbxContent>
                           <w:p>
                             <w:pPr>
-                              <w:spacing w:line="44" w:lineRule="exact" w:before="0"/>
-                              <w:ind w:left="0" w:right="0" w:firstLine="0"/>
-                              <w:jc w:val="left"/>
+                              <w:spacing w:line="44" w:lineRule="exact"/>
                               <w:rPr>
                                 <w:rFonts w:ascii="Palatino Linotype"/>
                                 <w:b/>
@@ -514,21 +606,46 @@
           </mc:Choice>
           <mc:Fallback>
             <w:pict>
-              <v:shape style="position:absolute;margin-left:64.945412pt;margin-top:12.553093pt;width:3.85pt;height:2.3pt;mso-position-horizontal-relative:page;mso-position-vertical-relative:paragraph;z-index:15733248;rotation:10" type="#_x0000_t136" fillcolor="#23211c" stroked="f">
-                <o:extrusion v:ext="view" autorotationcenter="t"/>
-                <v:textpath style="font-family:&quot;Palatino Linotype&quot;;font-size:2pt;v-text-kern:t;mso-text-shadow:auto;font-weight:bold" string="KA"/>
-                <w10:wrap type="none"/>
+              <v:shape w14:anchorId="41F6A419" id="Textbox 7" o:spid="_x0000_s1032" type="#_x0000_t202" style="position:absolute;left:0;text-align:left;margin-left:64.95pt;margin-top:12.55pt;width:3.85pt;height:2.3pt;rotation:10;z-index:15733248;visibility:visible;mso-wrap-style:square;mso-wrap-distance-left:0;mso-wrap-distance-top:0;mso-wrap-distance-right:0;mso-wrap-distance-bottom:0;mso-position-horizontal:absolute;mso-position-horizontal-relative:page;mso-position-vertical:absolute;mso-position-vertical-relative:text;v-text-anchor:top" o:gfxdata="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" filled="f" stroked="f">
+                <v:textbox inset="0,0,0,0">
+                  <w:txbxContent>
+                    <w:p>
+                      <w:pPr>
+                        <w:spacing w:line="44" w:lineRule="exact"/>
+                        <w:rPr>
+                          <w:rFonts w:ascii="Palatino Linotype"/>
+                          <w:b/>
+                          <w:sz w:val="4"/>
+                        </w:rPr>
+                      </w:pPr>
+                      <w:r>
+                        <w:rPr>
+                          <w:rFonts w:ascii="Palatino Linotype"/>
+                          <w:b/>
+                          <w:color w:val="23211C"/>
+                          <w:spacing w:val="-5"/>
+                          <w:w w:val="120"/>
+                          <w:sz w:val="4"/>
+                        </w:rPr>
+                        <w:t>KA</w:t>
+                      </w:r>
+                    </w:p>
+                  </w:txbxContent>
+                </v:textbox>
+                <w10:wrap anchorx="page"/>
               </v:shape>
             </w:pict>
           </mc:Fallback>
         </mc:AlternateContent>
       </w:r>
       <w:r>
-        <w:rPr/>
+        <w:rPr>
+          <w:noProof/>
+        </w:rPr>
         <mc:AlternateContent>
           <mc:Choice Requires="wps">
             <w:drawing>
-              <wp:anchor distT="0" distB="0" distL="0" distR="0" allowOverlap="1" layoutInCell="1" locked="0" behindDoc="0" simplePos="0" relativeHeight="15733760">
+              <wp:anchor distT="0" distB="0" distL="0" distR="0" simplePos="0" relativeHeight="15733760" behindDoc="0" locked="0" layoutInCell="1" allowOverlap="1" wp14:anchorId="21D04A72" wp14:editId="4EC4C869">
                 <wp:simplePos x="0" y="0"/>
                 <wp:positionH relativeFrom="page">
                   <wp:posOffset>790434</wp:posOffset>
@@ -541,13 +658,14 @@
                 <wp:wrapNone/>
                 <wp:docPr id="8" name="Textbox 8"/>
                 <wp:cNvGraphicFramePr>
-                  <a:graphicFrameLocks/>
+                  <a:graphicFrameLocks xmlns:a="http://schemas.openxmlformats.org/drawingml/2006/main"/>
                 </wp:cNvGraphicFramePr>
-                <a:graphic>
+                <a:graphic xmlns:a="http://schemas.openxmlformats.org/drawingml/2006/main">
                   <a:graphicData uri="http://schemas.microsoft.com/office/word/2010/wordprocessingShape">
                     <wps:wsp>
-                      <wps:cNvPr id="8" name="Textbox 8"/>
-                      <wps:cNvSpPr txBox="1"/>
+                      <wps:cNvSpPr txBox="1">
+                        <a:spLocks/>
+                      </wps:cNvSpPr>
                       <wps:spPr>
                         <a:xfrm rot="900000">
                           <a:off x="0" y="0"/>
@@ -561,9 +679,7 @@
                         <w:txbxContent>
                           <w:p>
                             <w:pPr>
-                              <w:spacing w:line="44" w:lineRule="exact" w:before="0"/>
-                              <w:ind w:left="0" w:right="0" w:firstLine="0"/>
-                              <w:jc w:val="left"/>
+                              <w:spacing w:line="44" w:lineRule="exact"/>
                               <w:rPr>
                                 <w:rFonts w:ascii="Palatino Linotype"/>
                                 <w:b/>
@@ -595,21 +711,46 @@
           </mc:Choice>
           <mc:Fallback>
             <w:pict>
-              <v:shape style="position:absolute;margin-left:62.238956pt;margin-top:11.526466pt;width:1.85pt;height:2.3pt;mso-position-horizontal-relative:page;mso-position-vertical-relative:paragraph;z-index:15733760;rotation:15" type="#_x0000_t136" fillcolor="#23211c" stroked="f">
-                <o:extrusion v:ext="view" autorotationcenter="t"/>
-                <v:textpath style="font-family:&quot;Palatino Linotype&quot;;font-size:2pt;v-text-kern:t;mso-text-shadow:auto;font-weight:bold" string="A"/>
-                <w10:wrap type="none"/>
+              <v:shape w14:anchorId="21D04A72" id="Textbox 8" o:spid="_x0000_s1033" type="#_x0000_t202" style="position:absolute;left:0;text-align:left;margin-left:62.25pt;margin-top:11.55pt;width:1.85pt;height:2.3pt;rotation:15;z-index:15733760;visibility:visible;mso-wrap-style:square;mso-wrap-distance-left:0;mso-wrap-distance-top:0;mso-wrap-distance-right:0;mso-wrap-distance-bottom:0;mso-position-horizontal:absolute;mso-position-horizontal-relative:page;mso-position-vertical:absolute;mso-position-vertical-relative:text;v-text-anchor:top" o:gfxdata="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" filled="f" stroked="f">
+                <v:textbox inset="0,0,0,0">
+                  <w:txbxContent>
+                    <w:p>
+                      <w:pPr>
+                        <w:spacing w:line="44" w:lineRule="exact"/>
+                        <w:rPr>
+                          <w:rFonts w:ascii="Palatino Linotype"/>
+                          <w:b/>
+                          <w:sz w:val="4"/>
+                        </w:rPr>
+                      </w:pPr>
+                      <w:r>
+                        <w:rPr>
+                          <w:rFonts w:ascii="Palatino Linotype"/>
+                          <w:b/>
+                          <w:color w:val="23211C"/>
+                          <w:spacing w:val="-10"/>
+                          <w:w w:val="115"/>
+                          <w:sz w:val="4"/>
+                        </w:rPr>
+                        <w:t>A</w:t>
+                      </w:r>
+                    </w:p>
+                  </w:txbxContent>
+                </v:textbox>
+                <w10:wrap anchorx="page"/>
               </v:shape>
             </w:pict>
           </mc:Fallback>
         </mc:AlternateContent>
       </w:r>
       <w:r>
-        <w:rPr/>
+        <w:rPr>
+          <w:noProof/>
+        </w:rPr>
         <mc:AlternateContent>
           <mc:Choice Requires="wps">
             <w:drawing>
-              <wp:anchor distT="0" distB="0" distL="0" distR="0" allowOverlap="1" layoutInCell="1" locked="0" behindDoc="0" simplePos="0" relativeHeight="15734272">
+              <wp:anchor distT="0" distB="0" distL="0" distR="0" simplePos="0" relativeHeight="15734272" behindDoc="0" locked="0" layoutInCell="1" allowOverlap="1" wp14:anchorId="6E494B8B" wp14:editId="0CE406D0">
                 <wp:simplePos x="0" y="0"/>
                 <wp:positionH relativeFrom="page">
                   <wp:posOffset>769143</wp:posOffset>
@@ -622,13 +763,14 @@
                 <wp:wrapNone/>
                 <wp:docPr id="9" name="Textbox 9"/>
                 <wp:cNvGraphicFramePr>
-                  <a:graphicFrameLocks/>
+                  <a:graphicFrameLocks xmlns:a="http://schemas.openxmlformats.org/drawingml/2006/main"/>
                 </wp:cNvGraphicFramePr>
-                <a:graphic>
+                <a:graphic xmlns:a="http://schemas.openxmlformats.org/drawingml/2006/main">
                   <a:graphicData uri="http://schemas.microsoft.com/office/word/2010/wordprocessingShape">
                     <wps:wsp>
-                      <wps:cNvPr id="9" name="Textbox 9"/>
-                      <wps:cNvSpPr txBox="1"/>
+                      <wps:cNvSpPr txBox="1">
+                        <a:spLocks/>
+                      </wps:cNvSpPr>
                       <wps:spPr>
                         <a:xfrm rot="960000">
                           <a:off x="0" y="0"/>
@@ -642,9 +784,7 @@
                         <w:txbxContent>
                           <w:p>
                             <w:pPr>
-                              <w:spacing w:line="44" w:lineRule="exact" w:before="0"/>
-                              <w:ind w:left="0" w:right="0" w:firstLine="0"/>
-                              <w:jc w:val="left"/>
+                              <w:spacing w:line="44" w:lineRule="exact"/>
                               <w:rPr>
                                 <w:rFonts w:ascii="Palatino Linotype"/>
                                 <w:b/>
@@ -676,21 +816,46 @@
           </mc:Choice>
           <mc:Fallback>
             <w:pict>
-              <v:shape style="position:absolute;margin-left:60.56245pt;margin-top:11.069432pt;width:1.9pt;height:2.3pt;mso-position-horizontal-relative:page;mso-position-vertical-relative:paragraph;z-index:15734272;rotation:16" type="#_x0000_t136" fillcolor="#23211c" stroked="f">
-                <o:extrusion v:ext="view" autorotationcenter="t"/>
-                <v:textpath style="font-family:&quot;Palatino Linotype&quot;;font-size:2pt;v-text-kern:t;mso-text-shadow:auto;font-weight:bold" string="N"/>
-                <w10:wrap type="none"/>
+              <v:shape w14:anchorId="6E494B8B" id="Textbox 9" o:spid="_x0000_s1034" type="#_x0000_t202" style="position:absolute;left:0;text-align:left;margin-left:60.55pt;margin-top:11.05pt;width:1.9pt;height:2.3pt;rotation:16;z-index:15734272;visibility:visible;mso-wrap-style:square;mso-wrap-distance-left:0;mso-wrap-distance-top:0;mso-wrap-distance-right:0;mso-wrap-distance-bottom:0;mso-position-horizontal:absolute;mso-position-horizontal-relative:page;mso-position-vertical:absolute;mso-position-vertical-relative:text;v-text-anchor:top" o:gfxdata="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" filled="f" stroked="f">
+                <v:textbox inset="0,0,0,0">
+                  <w:txbxContent>
+                    <w:p>
+                      <w:pPr>
+                        <w:spacing w:line="44" w:lineRule="exact"/>
+                        <w:rPr>
+                          <w:rFonts w:ascii="Palatino Linotype"/>
+                          <w:b/>
+                          <w:sz w:val="4"/>
+                        </w:rPr>
+                      </w:pPr>
+                      <w:r>
+                        <w:rPr>
+                          <w:rFonts w:ascii="Palatino Linotype"/>
+                          <w:b/>
+                          <w:color w:val="23211C"/>
+                          <w:spacing w:val="-10"/>
+                          <w:w w:val="110"/>
+                          <w:sz w:val="4"/>
+                        </w:rPr>
+                        <w:t>N</w:t>
+                      </w:r>
+                    </w:p>
+                  </w:txbxContent>
+                </v:textbox>
+                <w10:wrap anchorx="page"/>
               </v:shape>
             </w:pict>
           </mc:Fallback>
         </mc:AlternateContent>
       </w:r>
       <w:r>
-        <w:rPr/>
+        <w:rPr>
+          <w:noProof/>
+        </w:rPr>
         <mc:AlternateContent>
           <mc:Choice Requires="wps">
             <w:drawing>
-              <wp:anchor distT="0" distB="0" distL="0" distR="0" allowOverlap="1" layoutInCell="1" locked="0" behindDoc="0" simplePos="0" relativeHeight="15734784">
+              <wp:anchor distT="0" distB="0" distL="0" distR="0" simplePos="0" relativeHeight="15734784" behindDoc="0" locked="0" layoutInCell="1" allowOverlap="1" wp14:anchorId="22E62205" wp14:editId="71B3E617">
                 <wp:simplePos x="0" y="0"/>
                 <wp:positionH relativeFrom="page">
                   <wp:posOffset>744862</wp:posOffset>
@@ -703,13 +868,14 @@
                 <wp:wrapNone/>
                 <wp:docPr id="10" name="Textbox 10"/>
                 <wp:cNvGraphicFramePr>
-                  <a:graphicFrameLocks/>
+                  <a:graphicFrameLocks xmlns:a="http://schemas.openxmlformats.org/drawingml/2006/main"/>
                 </wp:cNvGraphicFramePr>
-                <a:graphic>
+                <a:graphic xmlns:a="http://schemas.openxmlformats.org/drawingml/2006/main">
                   <a:graphicData uri="http://schemas.microsoft.com/office/word/2010/wordprocessingShape">
                     <wps:wsp>
-                      <wps:cNvPr id="10" name="Textbox 10"/>
-                      <wps:cNvSpPr txBox="1"/>
+                      <wps:cNvSpPr txBox="1">
+                        <a:spLocks/>
+                      </wps:cNvSpPr>
                       <wps:spPr>
                         <a:xfrm rot="1140000">
                           <a:off x="0" y="0"/>
@@ -723,9 +889,7 @@
                         <w:txbxContent>
                           <w:p>
                             <w:pPr>
-                              <w:spacing w:line="43" w:lineRule="exact" w:before="0"/>
-                              <w:ind w:left="0" w:right="0" w:firstLine="0"/>
-                              <w:jc w:val="left"/>
+                              <w:spacing w:line="43" w:lineRule="exact"/>
                               <w:rPr>
                                 <w:rFonts w:ascii="Palatino Linotype"/>
                                 <w:b/>
@@ -757,21 +921,46 @@
           </mc:Choice>
           <mc:Fallback>
             <w:pict>
-              <v:shape style="position:absolute;margin-left:58.650578pt;margin-top:10.166834pt;width:1.9pt;height:2.3pt;mso-position-horizontal-relative:page;mso-position-vertical-relative:paragraph;z-index:15734784;rotation:19" type="#_x0000_t136" fillcolor="#23211c" stroked="f">
-                <o:extrusion v:ext="view" autorotationcenter="t"/>
-                <v:textpath style="font-family:&quot;Palatino Linotype&quot;;font-size:2pt;v-text-kern:t;mso-text-shadow:auto;font-weight:bold" string="U"/>
-                <w10:wrap type="none"/>
+              <v:shape w14:anchorId="22E62205" id="Textbox 10" o:spid="_x0000_s1035" type="#_x0000_t202" style="position:absolute;left:0;text-align:left;margin-left:58.65pt;margin-top:10.15pt;width:1.9pt;height:2.3pt;rotation:19;z-index:15734784;visibility:visible;mso-wrap-style:square;mso-wrap-distance-left:0;mso-wrap-distance-top:0;mso-wrap-distance-right:0;mso-wrap-distance-bottom:0;mso-position-horizontal:absolute;mso-position-horizontal-relative:page;mso-position-vertical:absolute;mso-position-vertical-relative:text;v-text-anchor:top" o:gfxdata="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" filled="f" stroked="f">
+                <v:textbox inset="0,0,0,0">
+                  <w:txbxContent>
+                    <w:p>
+                      <w:pPr>
+                        <w:spacing w:line="43" w:lineRule="exact"/>
+                        <w:rPr>
+                          <w:rFonts w:ascii="Palatino Linotype"/>
+                          <w:b/>
+                          <w:sz w:val="4"/>
+                        </w:rPr>
+                      </w:pPr>
+                      <w:r>
+                        <w:rPr>
+                          <w:rFonts w:ascii="Palatino Linotype"/>
+                          <w:b/>
+                          <w:color w:val="23211C"/>
+                          <w:spacing w:val="-10"/>
+                          <w:w w:val="120"/>
+                          <w:sz w:val="4"/>
+                        </w:rPr>
+                        <w:t>U</w:t>
+                      </w:r>
+                    </w:p>
+                  </w:txbxContent>
+                </v:textbox>
+                <w10:wrap anchorx="page"/>
               </v:shape>
             </w:pict>
           </mc:Fallback>
         </mc:AlternateContent>
       </w:r>
       <w:r>
-        <w:rPr/>
+        <w:rPr>
+          <w:noProof/>
+        </w:rPr>
         <mc:AlternateContent>
           <mc:Choice Requires="wps">
             <w:drawing>
-              <wp:anchor distT="0" distB="0" distL="0" distR="0" allowOverlap="1" layoutInCell="1" locked="0" behindDoc="0" simplePos="0" relativeHeight="15735296">
+              <wp:anchor distT="0" distB="0" distL="0" distR="0" simplePos="0" relativeHeight="15735296" behindDoc="0" locked="0" layoutInCell="1" allowOverlap="1" wp14:anchorId="1D8EFD1D" wp14:editId="119105A6">
                 <wp:simplePos x="0" y="0"/>
                 <wp:positionH relativeFrom="page">
                   <wp:posOffset>720342</wp:posOffset>
@@ -784,13 +973,14 @@
                 <wp:wrapNone/>
                 <wp:docPr id="11" name="Textbox 11"/>
                 <wp:cNvGraphicFramePr>
-                  <a:graphicFrameLocks/>
+                  <a:graphicFrameLocks xmlns:a="http://schemas.openxmlformats.org/drawingml/2006/main"/>
                 </wp:cNvGraphicFramePr>
-                <a:graphic>
+                <a:graphic xmlns:a="http://schemas.openxmlformats.org/drawingml/2006/main">
                   <a:graphicData uri="http://schemas.microsoft.com/office/word/2010/wordprocessingShape">
                     <wps:wsp>
-                      <wps:cNvPr id="11" name="Textbox 11"/>
-                      <wps:cNvSpPr txBox="1"/>
+                      <wps:cNvSpPr txBox="1">
+                        <a:spLocks/>
+                      </wps:cNvSpPr>
                       <wps:spPr>
                         <a:xfrm rot="1380000">
                           <a:off x="0" y="0"/>
@@ -804,9 +994,7 @@
                         <w:txbxContent>
                           <w:p>
                             <w:pPr>
-                              <w:spacing w:line="43" w:lineRule="exact" w:before="0"/>
-                              <w:ind w:left="0" w:right="0" w:firstLine="0"/>
-                              <w:jc w:val="left"/>
+                              <w:spacing w:line="43" w:lineRule="exact"/>
                               <w:rPr>
                                 <w:rFonts w:ascii="Palatino Linotype"/>
                                 <w:b/>
@@ -838,21 +1026,46 @@
           </mc:Choice>
           <mc:Fallback>
             <w:pict>
-              <v:shape style="position:absolute;margin-left:56.719856pt;margin-top:9.441175pt;width:2.1pt;height:2.3pt;mso-position-horizontal-relative:page;mso-position-vertical-relative:paragraph;z-index:15735296;rotation:23" type="#_x0000_t136" fillcolor="#23211c" stroked="f">
-                <o:extrusion v:ext="view" autorotationcenter="t"/>
-                <v:textpath style="font-family:&quot;Palatino Linotype&quot;;font-size:2pt;v-text-kern:t;mso-text-shadow:auto;font-weight:bold" string="G"/>
-                <w10:wrap type="none"/>
+              <v:shape w14:anchorId="1D8EFD1D" id="Textbox 11" o:spid="_x0000_s1036" type="#_x0000_t202" style="position:absolute;left:0;text-align:left;margin-left:56.7pt;margin-top:9.45pt;width:2.1pt;height:2.3pt;rotation:23;z-index:15735296;visibility:visible;mso-wrap-style:square;mso-wrap-distance-left:0;mso-wrap-distance-top:0;mso-wrap-distance-right:0;mso-wrap-distance-bottom:0;mso-position-horizontal:absolute;mso-position-horizontal-relative:page;mso-position-vertical:absolute;mso-position-vertical-relative:text;v-text-anchor:top" o:gfxdata="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" filled="f" stroked="f">
+                <v:textbox inset="0,0,0,0">
+                  <w:txbxContent>
+                    <w:p>
+                      <w:pPr>
+                        <w:spacing w:line="43" w:lineRule="exact"/>
+                        <w:rPr>
+                          <w:rFonts w:ascii="Palatino Linotype"/>
+                          <w:b/>
+                          <w:sz w:val="4"/>
+                        </w:rPr>
+                      </w:pPr>
+                      <w:r>
+                        <w:rPr>
+                          <w:rFonts w:ascii="Palatino Linotype"/>
+                          <w:b/>
+                          <w:color w:val="23211C"/>
+                          <w:spacing w:val="-10"/>
+                          <w:w w:val="120"/>
+                          <w:sz w:val="4"/>
+                        </w:rPr>
+                        <w:t>G</w:t>
+                      </w:r>
+                    </w:p>
+                  </w:txbxContent>
+                </v:textbox>
+                <w10:wrap anchorx="page"/>
               </v:shape>
             </w:pict>
           </mc:Fallback>
         </mc:AlternateContent>
       </w:r>
       <w:r>
-        <w:rPr/>
+        <w:rPr>
+          <w:noProof/>
+        </w:rPr>
         <mc:AlternateContent>
           <mc:Choice Requires="wps">
             <w:drawing>
-              <wp:anchor distT="0" distB="0" distL="0" distR="0" allowOverlap="1" layoutInCell="1" locked="0" behindDoc="0" simplePos="0" relativeHeight="15735808">
+              <wp:anchor distT="0" distB="0" distL="0" distR="0" simplePos="0" relativeHeight="15735808" behindDoc="0" locked="0" layoutInCell="1" allowOverlap="1" wp14:anchorId="0392690E" wp14:editId="22D4F6F5">
                 <wp:simplePos x="0" y="0"/>
                 <wp:positionH relativeFrom="page">
                   <wp:posOffset>1194803</wp:posOffset>
@@ -865,13 +1078,14 @@
                 <wp:wrapNone/>
                 <wp:docPr id="12" name="Textbox 12"/>
                 <wp:cNvGraphicFramePr>
-                  <a:graphicFrameLocks/>
+                  <a:graphicFrameLocks xmlns:a="http://schemas.openxmlformats.org/drawingml/2006/main"/>
                 </wp:cNvGraphicFramePr>
-                <a:graphic>
+                <a:graphic xmlns:a="http://schemas.openxmlformats.org/drawingml/2006/main">
                   <a:graphicData uri="http://schemas.microsoft.com/office/word/2010/wordprocessingShape">
                     <wps:wsp>
-                      <wps:cNvPr id="12" name="Textbox 12"/>
-                      <wps:cNvSpPr txBox="1"/>
+                      <wps:cNvSpPr txBox="1">
+                        <a:spLocks/>
+                      </wps:cNvSpPr>
                       <wps:spPr>
                         <a:xfrm rot="20220000">
                           <a:off x="0" y="0"/>
@@ -885,9 +1099,7 @@
                         <w:txbxContent>
                           <w:p>
                             <w:pPr>
-                              <w:spacing w:line="44" w:lineRule="exact" w:before="0"/>
-                              <w:ind w:left="0" w:right="0" w:firstLine="0"/>
-                              <w:jc w:val="left"/>
+                              <w:spacing w:line="44" w:lineRule="exact"/>
                               <w:rPr>
                                 <w:rFonts w:ascii="Palatino Linotype"/>
                                 <w:b/>
@@ -919,21 +1131,46 @@
           </mc:Choice>
           <mc:Fallback>
             <w:pict>
-              <v:shape style="position:absolute;margin-left:94.078995pt;margin-top:9.679262pt;width:.95pt;height:2.3pt;mso-position-horizontal-relative:page;mso-position-vertical-relative:paragraph;z-index:15735808;rotation:337" type="#_x0000_t136" fillcolor="#23211c" stroked="f">
-                <o:extrusion v:ext="view" autorotationcenter="t"/>
-                <v:textpath style="font-family:&quot;Palatino Linotype&quot;;font-size:2pt;v-text-kern:t;mso-text-shadow:auto;font-weight:bold" string="I"/>
-                <w10:wrap type="none"/>
+              <v:shape w14:anchorId="0392690E" id="Textbox 12" o:spid="_x0000_s1037" type="#_x0000_t202" style="position:absolute;left:0;text-align:left;margin-left:94.1pt;margin-top:9.7pt;width:.95pt;height:2.3pt;rotation:-23;z-index:15735808;visibility:visible;mso-wrap-style:square;mso-wrap-distance-left:0;mso-wrap-distance-top:0;mso-wrap-distance-right:0;mso-wrap-distance-bottom:0;mso-position-horizontal:absolute;mso-position-horizontal-relative:page;mso-position-vertical:absolute;mso-position-vertical-relative:text;v-text-anchor:top" o:gfxdata="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" filled="f" stroked="f">
+                <v:textbox inset="0,0,0,0">
+                  <w:txbxContent>
+                    <w:p>
+                      <w:pPr>
+                        <w:spacing w:line="44" w:lineRule="exact"/>
+                        <w:rPr>
+                          <w:rFonts w:ascii="Palatino Linotype"/>
+                          <w:b/>
+                          <w:sz w:val="4"/>
+                        </w:rPr>
+                      </w:pPr>
+                      <w:r>
+                        <w:rPr>
+                          <w:rFonts w:ascii="Palatino Linotype"/>
+                          <w:b/>
+                          <w:color w:val="23211C"/>
+                          <w:spacing w:val="-10"/>
+                          <w:w w:val="115"/>
+                          <w:sz w:val="4"/>
+                        </w:rPr>
+                        <w:t>I</w:t>
+                      </w:r>
+                    </w:p>
+                  </w:txbxContent>
+                </v:textbox>
+                <w10:wrap anchorx="page"/>
               </v:shape>
             </w:pict>
           </mc:Fallback>
         </mc:AlternateContent>
       </w:r>
       <w:r>
-        <w:rPr/>
+        <w:rPr>
+          <w:noProof/>
+        </w:rPr>
         <mc:AlternateContent>
           <mc:Choice Requires="wps">
             <w:drawing>
-              <wp:anchor distT="0" distB="0" distL="0" distR="0" allowOverlap="1" layoutInCell="1" locked="0" behindDoc="0" simplePos="0" relativeHeight="15736320">
+              <wp:anchor distT="0" distB="0" distL="0" distR="0" simplePos="0" relativeHeight="15736320" behindDoc="0" locked="0" layoutInCell="1" allowOverlap="1" wp14:anchorId="5F12E9AC" wp14:editId="739B4F10">
                 <wp:simplePos x="0" y="0"/>
                 <wp:positionH relativeFrom="page">
                   <wp:posOffset>1175073</wp:posOffset>
@@ -946,13 +1183,14 @@
                 <wp:wrapNone/>
                 <wp:docPr id="13" name="Textbox 13"/>
                 <wp:cNvGraphicFramePr>
-                  <a:graphicFrameLocks/>
+                  <a:graphicFrameLocks xmlns:a="http://schemas.openxmlformats.org/drawingml/2006/main"/>
                 </wp:cNvGraphicFramePr>
-                <a:graphic>
+                <a:graphic xmlns:a="http://schemas.openxmlformats.org/drawingml/2006/main">
                   <a:graphicData uri="http://schemas.microsoft.com/office/word/2010/wordprocessingShape">
                     <wps:wsp>
-                      <wps:cNvPr id="13" name="Textbox 13"/>
-                      <wps:cNvSpPr txBox="1"/>
+                      <wps:cNvSpPr txBox="1">
+                        <a:spLocks/>
+                      </wps:cNvSpPr>
                       <wps:spPr>
                         <a:xfrm rot="20280000">
                           <a:off x="0" y="0"/>
@@ -966,9 +1204,7 @@
                         <w:txbxContent>
                           <w:p>
                             <w:pPr>
-                              <w:spacing w:line="44" w:lineRule="exact" w:before="0"/>
-                              <w:ind w:left="0" w:right="0" w:firstLine="0"/>
-                              <w:jc w:val="left"/>
+                              <w:spacing w:line="44" w:lineRule="exact"/>
                               <w:rPr>
                                 <w:rFonts w:ascii="Palatino Linotype"/>
                                 <w:b/>
@@ -1000,21 +1236,46 @@
           </mc:Choice>
           <mc:Fallback>
             <w:pict>
-              <v:shape style="position:absolute;margin-left:92.525475pt;margin-top:10.039696pt;width:1.65pt;height:2.3pt;mso-position-horizontal-relative:page;mso-position-vertical-relative:paragraph;z-index:15736320;rotation:338" type="#_x0000_t136" fillcolor="#23211c" stroked="f">
-                <o:extrusion v:ext="view" autorotationcenter="t"/>
-                <v:textpath style="font-family:&quot;Palatino Linotype&quot;;font-size:2pt;v-text-kern:t;mso-text-shadow:auto;font-weight:bold" string="T"/>
-                <w10:wrap type="none"/>
+              <v:shape w14:anchorId="5F12E9AC" id="Textbox 13" o:spid="_x0000_s1038" type="#_x0000_t202" style="position:absolute;left:0;text-align:left;margin-left:92.55pt;margin-top:10.05pt;width:1.65pt;height:2.3pt;rotation:-22;z-index:15736320;visibility:visible;mso-wrap-style:square;mso-wrap-distance-left:0;mso-wrap-distance-top:0;mso-wrap-distance-right:0;mso-wrap-distance-bottom:0;mso-position-horizontal:absolute;mso-position-horizontal-relative:page;mso-position-vertical:absolute;mso-position-vertical-relative:text;v-text-anchor:top" o:gfxdata="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" filled="f" stroked="f">
+                <v:textbox inset="0,0,0,0">
+                  <w:txbxContent>
+                    <w:p>
+                      <w:pPr>
+                        <w:spacing w:line="44" w:lineRule="exact"/>
+                        <w:rPr>
+                          <w:rFonts w:ascii="Palatino Linotype"/>
+                          <w:b/>
+                          <w:sz w:val="4"/>
+                        </w:rPr>
+                      </w:pPr>
+                      <w:r>
+                        <w:rPr>
+                          <w:rFonts w:ascii="Palatino Linotype"/>
+                          <w:b/>
+                          <w:color w:val="23211C"/>
+                          <w:spacing w:val="-10"/>
+                          <w:w w:val="120"/>
+                          <w:sz w:val="4"/>
+                        </w:rPr>
+                        <w:t>T</w:t>
+                      </w:r>
+                    </w:p>
+                  </w:txbxContent>
+                </v:textbox>
+                <w10:wrap anchorx="page"/>
               </v:shape>
             </w:pict>
           </mc:Fallback>
         </mc:AlternateContent>
       </w:r>
       <w:r>
-        <w:rPr/>
+        <w:rPr>
+          <w:noProof/>
+        </w:rPr>
         <mc:AlternateContent>
           <mc:Choice Requires="wps">
             <w:drawing>
-              <wp:anchor distT="0" distB="0" distL="0" distR="0" allowOverlap="1" layoutInCell="1" locked="0" behindDoc="0" simplePos="0" relativeHeight="15736832">
+              <wp:anchor distT="0" distB="0" distL="0" distR="0" simplePos="0" relativeHeight="15736832" behindDoc="0" locked="0" layoutInCell="1" allowOverlap="1" wp14:anchorId="28350203" wp14:editId="149B07D5">
                 <wp:simplePos x="0" y="0"/>
                 <wp:positionH relativeFrom="page">
                   <wp:posOffset>1155816</wp:posOffset>
@@ -1027,13 +1288,14 @@
                 <wp:wrapNone/>
                 <wp:docPr id="14" name="Textbox 14"/>
                 <wp:cNvGraphicFramePr>
-                  <a:graphicFrameLocks/>
+                  <a:graphicFrameLocks xmlns:a="http://schemas.openxmlformats.org/drawingml/2006/main"/>
                 </wp:cNvGraphicFramePr>
-                <a:graphic>
+                <a:graphic xmlns:a="http://schemas.openxmlformats.org/drawingml/2006/main">
                   <a:graphicData uri="http://schemas.microsoft.com/office/word/2010/wordprocessingShape">
                     <wps:wsp>
-                      <wps:cNvPr id="14" name="Textbox 14"/>
-                      <wps:cNvSpPr txBox="1"/>
+                      <wps:cNvSpPr txBox="1">
+                        <a:spLocks/>
+                      </wps:cNvSpPr>
                       <wps:spPr>
                         <a:xfrm rot="20580000">
                           <a:off x="0" y="0"/>
@@ -1047,9 +1309,7 @@
                         <w:txbxContent>
                           <w:p>
                             <w:pPr>
-                              <w:spacing w:line="44" w:lineRule="exact" w:before="0"/>
-                              <w:ind w:left="0" w:right="0" w:firstLine="0"/>
-                              <w:jc w:val="left"/>
+                              <w:spacing w:line="44" w:lineRule="exact"/>
                               <w:rPr>
                                 <w:rFonts w:ascii="Palatino Linotype"/>
                                 <w:b/>
@@ -1081,21 +1341,46 @@
           </mc:Choice>
           <mc:Fallback>
             <w:pict>
-              <v:shape style="position:absolute;margin-left:91.009186pt;margin-top:11.019184pt;width:1.9pt;height:2.3pt;mso-position-horizontal-relative:page;mso-position-vertical-relative:paragraph;z-index:15736832;rotation:343" type="#_x0000_t136" fillcolor="#23211c" stroked="f">
-                <o:extrusion v:ext="view" autorotationcenter="t"/>
-                <v:textpath style="font-family:&quot;Palatino Linotype&quot;;font-size:2pt;v-text-kern:t;mso-text-shadow:auto;font-weight:bold" string="K"/>
-                <w10:wrap type="none"/>
+              <v:shape w14:anchorId="28350203" id="Textbox 14" o:spid="_x0000_s1039" type="#_x0000_t202" style="position:absolute;left:0;text-align:left;margin-left:91pt;margin-top:11pt;width:1.9pt;height:2.3pt;rotation:-17;z-index:15736832;visibility:visible;mso-wrap-style:square;mso-wrap-distance-left:0;mso-wrap-distance-top:0;mso-wrap-distance-right:0;mso-wrap-distance-bottom:0;mso-position-horizontal:absolute;mso-position-horizontal-relative:page;mso-position-vertical:absolute;mso-position-vertical-relative:text;v-text-anchor:top" o:gfxdata="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" filled="f" stroked="f">
+                <v:textbox inset="0,0,0,0">
+                  <w:txbxContent>
+                    <w:p>
+                      <w:pPr>
+                        <w:spacing w:line="44" w:lineRule="exact"/>
+                        <w:rPr>
+                          <w:rFonts w:ascii="Palatino Linotype"/>
+                          <w:b/>
+                          <w:sz w:val="4"/>
+                        </w:rPr>
+                      </w:pPr>
+                      <w:r>
+                        <w:rPr>
+                          <w:rFonts w:ascii="Palatino Linotype"/>
+                          <w:b/>
+                          <w:color w:val="23211C"/>
+                          <w:spacing w:val="-10"/>
+                          <w:w w:val="120"/>
+                          <w:sz w:val="4"/>
+                        </w:rPr>
+                        <w:t>K</w:t>
+                      </w:r>
+                    </w:p>
+                  </w:txbxContent>
+                </v:textbox>
+                <w10:wrap anchorx="page"/>
               </v:shape>
             </w:pict>
           </mc:Fallback>
         </mc:AlternateContent>
       </w:r>
       <w:r>
-        <w:rPr/>
+        <w:rPr>
+          <w:noProof/>
+        </w:rPr>
         <mc:AlternateContent>
           <mc:Choice Requires="wps">
             <w:drawing>
-              <wp:anchor distT="0" distB="0" distL="0" distR="0" allowOverlap="1" layoutInCell="1" locked="0" behindDoc="0" simplePos="0" relativeHeight="15737344">
+              <wp:anchor distT="0" distB="0" distL="0" distR="0" simplePos="0" relativeHeight="15737344" behindDoc="0" locked="0" layoutInCell="1" allowOverlap="1" wp14:anchorId="1A882895" wp14:editId="7489AA6D">
                 <wp:simplePos x="0" y="0"/>
                 <wp:positionH relativeFrom="page">
                   <wp:posOffset>1131930</wp:posOffset>
@@ -1108,13 +1393,14 @@
                 <wp:wrapNone/>
                 <wp:docPr id="15" name="Textbox 15"/>
                 <wp:cNvGraphicFramePr>
-                  <a:graphicFrameLocks/>
+                  <a:graphicFrameLocks xmlns:a="http://schemas.openxmlformats.org/drawingml/2006/main"/>
                 </wp:cNvGraphicFramePr>
-                <a:graphic>
+                <a:graphic xmlns:a="http://schemas.openxmlformats.org/drawingml/2006/main">
                   <a:graphicData uri="http://schemas.microsoft.com/office/word/2010/wordprocessingShape">
                     <wps:wsp>
-                      <wps:cNvPr id="15" name="Textbox 15"/>
-                      <wps:cNvSpPr txBox="1"/>
+                      <wps:cNvSpPr txBox="1">
+                        <a:spLocks/>
+                      </wps:cNvSpPr>
                       <wps:spPr>
                         <a:xfrm rot="20640000">
                           <a:off x="0" y="0"/>
@@ -1128,9 +1414,7 @@
                         <w:txbxContent>
                           <w:p>
                             <w:pPr>
-                              <w:spacing w:line="44" w:lineRule="exact" w:before="0"/>
-                              <w:ind w:left="0" w:right="0" w:firstLine="0"/>
-                              <w:jc w:val="left"/>
+                              <w:spacing w:line="44" w:lineRule="exact"/>
                               <w:rPr>
                                 <w:rFonts w:ascii="Palatino Linotype"/>
                                 <w:b/>
@@ -1162,21 +1446,46 @@
           </mc:Choice>
           <mc:Fallback>
             <w:pict>
-              <v:shape style="position:absolute;margin-left:89.128349pt;margin-top:11.391362pt;width:1.85pt;height:2.3pt;mso-position-horizontal-relative:page;mso-position-vertical-relative:paragraph;z-index:15737344;rotation:344" type="#_x0000_t136" fillcolor="#23211c" stroked="f">
-                <o:extrusion v:ext="view" autorotationcenter="t"/>
-                <v:textpath style="font-family:&quot;Palatino Linotype&quot;;font-size:2pt;v-text-kern:t;mso-text-shadow:auto;font-weight:bold" string="A"/>
-                <w10:wrap type="none"/>
+              <v:shape w14:anchorId="1A882895" id="Textbox 15" o:spid="_x0000_s1040" type="#_x0000_t202" style="position:absolute;left:0;text-align:left;margin-left:89.15pt;margin-top:11.4pt;width:1.85pt;height:2.3pt;rotation:-16;z-index:15737344;visibility:visible;mso-wrap-style:square;mso-wrap-distance-left:0;mso-wrap-distance-top:0;mso-wrap-distance-right:0;mso-wrap-distance-bottom:0;mso-position-horizontal:absolute;mso-position-horizontal-relative:page;mso-position-vertical:absolute;mso-position-vertical-relative:text;v-text-anchor:top" o:gfxdata="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" filled="f" stroked="f">
+                <v:textbox inset="0,0,0,0">
+                  <w:txbxContent>
+                    <w:p>
+                      <w:pPr>
+                        <w:spacing w:line="44" w:lineRule="exact"/>
+                        <w:rPr>
+                          <w:rFonts w:ascii="Palatino Linotype"/>
+                          <w:b/>
+                          <w:sz w:val="4"/>
+                        </w:rPr>
+                      </w:pPr>
+                      <w:r>
+                        <w:rPr>
+                          <w:rFonts w:ascii="Palatino Linotype"/>
+                          <w:b/>
+                          <w:color w:val="23211C"/>
+                          <w:spacing w:val="-10"/>
+                          <w:w w:val="115"/>
+                          <w:sz w:val="4"/>
+                        </w:rPr>
+                        <w:t>A</w:t>
+                      </w:r>
+                    </w:p>
+                  </w:txbxContent>
+                </v:textbox>
+                <w10:wrap anchorx="page"/>
               </v:shape>
             </w:pict>
           </mc:Fallback>
         </mc:AlternateContent>
       </w:r>
       <w:r>
-        <w:rPr/>
+        <w:rPr>
+          <w:noProof/>
+        </w:rPr>
         <mc:AlternateContent>
           <mc:Choice Requires="wps">
             <w:drawing>
-              <wp:anchor distT="0" distB="0" distL="0" distR="0" allowOverlap="1" layoutInCell="1" locked="0" behindDoc="0" simplePos="0" relativeHeight="15737856">
+              <wp:anchor distT="0" distB="0" distL="0" distR="0" simplePos="0" relativeHeight="15737856" behindDoc="0" locked="0" layoutInCell="1" allowOverlap="1" wp14:anchorId="605C10AE" wp14:editId="46F8D16E">
                 <wp:simplePos x="0" y="0"/>
                 <wp:positionH relativeFrom="page">
                   <wp:posOffset>1106189</wp:posOffset>
@@ -1189,13 +1498,14 @@
                 <wp:wrapNone/>
                 <wp:docPr id="16" name="Textbox 16"/>
                 <wp:cNvGraphicFramePr>
-                  <a:graphicFrameLocks/>
+                  <a:graphicFrameLocks xmlns:a="http://schemas.openxmlformats.org/drawingml/2006/main"/>
                 </wp:cNvGraphicFramePr>
-                <a:graphic>
+                <a:graphic xmlns:a="http://schemas.openxmlformats.org/drawingml/2006/main">
                   <a:graphicData uri="http://schemas.microsoft.com/office/word/2010/wordprocessingShape">
                     <wps:wsp>
-                      <wps:cNvPr id="16" name="Textbox 16"/>
-                      <wps:cNvSpPr txBox="1"/>
+                      <wps:cNvSpPr txBox="1">
+                        <a:spLocks/>
+                      </wps:cNvSpPr>
                       <wps:spPr>
                         <a:xfrm rot="20820000">
                           <a:off x="0" y="0"/>
@@ -1209,9 +1519,7 @@
                         <w:txbxContent>
                           <w:p>
                             <w:pPr>
-                              <w:spacing w:line="44" w:lineRule="exact" w:before="0"/>
-                              <w:ind w:left="0" w:right="0" w:firstLine="0"/>
-                              <w:jc w:val="left"/>
+                              <w:spacing w:line="44" w:lineRule="exact"/>
                               <w:rPr>
                                 <w:rFonts w:ascii="Palatino Linotype"/>
                                 <w:b/>
@@ -1243,21 +1551,46 @@
           </mc:Choice>
           <mc:Fallback>
             <w:pict>
-              <v:shape style="position:absolute;margin-left:87.10157pt;margin-top:11.906243pt;width:1.95pt;height:2.3pt;mso-position-horizontal-relative:page;mso-position-vertical-relative:paragraph;z-index:15737856;rotation:347" type="#_x0000_t136" fillcolor="#23211c" stroked="f">
-                <o:extrusion v:ext="view" autorotationcenter="t"/>
-                <v:textpath style="font-family:&quot;Palatino Linotype&quot;;font-size:2pt;v-text-kern:t;mso-text-shadow:auto;font-weight:bold" string="H"/>
-                <w10:wrap type="none"/>
+              <v:shape w14:anchorId="605C10AE" id="Textbox 16" o:spid="_x0000_s1041" type="#_x0000_t202" style="position:absolute;left:0;text-align:left;margin-left:87.1pt;margin-top:11.9pt;width:1.95pt;height:2.3pt;rotation:-13;z-index:15737856;visibility:visible;mso-wrap-style:square;mso-wrap-distance-left:0;mso-wrap-distance-top:0;mso-wrap-distance-right:0;mso-wrap-distance-bottom:0;mso-position-horizontal:absolute;mso-position-horizontal-relative:page;mso-position-vertical:absolute;mso-position-vertical-relative:text;v-text-anchor:top" o:gfxdata="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" filled="f" stroked="f">
+                <v:textbox inset="0,0,0,0">
+                  <w:txbxContent>
+                    <w:p>
+                      <w:pPr>
+                        <w:spacing w:line="44" w:lineRule="exact"/>
+                        <w:rPr>
+                          <w:rFonts w:ascii="Palatino Linotype"/>
+                          <w:b/>
+                          <w:sz w:val="4"/>
+                        </w:rPr>
+                      </w:pPr>
+                      <w:r>
+                        <w:rPr>
+                          <w:rFonts w:ascii="Palatino Linotype"/>
+                          <w:b/>
+                          <w:color w:val="23211C"/>
+                          <w:spacing w:val="-10"/>
+                          <w:w w:val="115"/>
+                          <w:sz w:val="4"/>
+                        </w:rPr>
+                        <w:t>H</w:t>
+                      </w:r>
+                    </w:p>
+                  </w:txbxContent>
+                </v:textbox>
+                <w10:wrap anchorx="page"/>
               </v:shape>
             </w:pict>
           </mc:Fallback>
         </mc:AlternateContent>
       </w:r>
       <w:r>
-        <w:rPr/>
+        <w:rPr>
+          <w:noProof/>
+        </w:rPr>
         <mc:AlternateContent>
           <mc:Choice Requires="wps">
             <w:drawing>
-              <wp:anchor distT="0" distB="0" distL="0" distR="0" allowOverlap="1" layoutInCell="1" locked="0" behindDoc="0" simplePos="0" relativeHeight="15738368">
+              <wp:anchor distT="0" distB="0" distL="0" distR="0" simplePos="0" relativeHeight="15738368" behindDoc="0" locked="0" layoutInCell="1" allowOverlap="1" wp14:anchorId="52874A38" wp14:editId="2B371758">
                 <wp:simplePos x="0" y="0"/>
                 <wp:positionH relativeFrom="page">
                   <wp:posOffset>1086533</wp:posOffset>
@@ -1270,13 +1603,14 @@
                 <wp:wrapNone/>
                 <wp:docPr id="17" name="Textbox 17"/>
                 <wp:cNvGraphicFramePr>
-                  <a:graphicFrameLocks/>
+                  <a:graphicFrameLocks xmlns:a="http://schemas.openxmlformats.org/drawingml/2006/main"/>
                 </wp:cNvGraphicFramePr>
-                <a:graphic>
+                <a:graphic xmlns:a="http://schemas.openxmlformats.org/drawingml/2006/main">
                   <a:graphicData uri="http://schemas.microsoft.com/office/word/2010/wordprocessingShape">
                     <wps:wsp>
-                      <wps:cNvPr id="17" name="Textbox 17"/>
-                      <wps:cNvSpPr txBox="1"/>
+                      <wps:cNvSpPr txBox="1">
+                        <a:spLocks/>
+                      </wps:cNvSpPr>
                       <wps:spPr>
                         <a:xfrm rot="20940000">
                           <a:off x="0" y="0"/>
@@ -1290,9 +1624,7 @@
                         <w:txbxContent>
                           <w:p>
                             <w:pPr>
-                              <w:spacing w:line="44" w:lineRule="exact" w:before="0"/>
-                              <w:ind w:left="0" w:right="0" w:firstLine="0"/>
-                              <w:jc w:val="left"/>
+                              <w:spacing w:line="44" w:lineRule="exact"/>
                               <w:rPr>
                                 <w:rFonts w:ascii="Palatino Linotype"/>
                                 <w:b/>
@@ -1324,21 +1656,46 @@
           </mc:Choice>
           <mc:Fallback>
             <w:pict>
-              <v:shape style="position:absolute;margin-left:85.553848pt;margin-top:12.444975pt;width:1.6pt;height:2.3pt;mso-position-horizontal-relative:page;mso-position-vertical-relative:paragraph;z-index:15738368;rotation:349" type="#_x0000_t136" fillcolor="#23211c" stroked="f">
-                <o:extrusion v:ext="view" autorotationcenter="t"/>
-                <v:textpath style="font-family:&quot;Palatino Linotype&quot;;font-size:2pt;v-text-kern:t;mso-text-shadow:auto;font-weight:bold" string="B"/>
-                <w10:wrap type="none"/>
+              <v:shape w14:anchorId="52874A38" id="Textbox 17" o:spid="_x0000_s1042" type="#_x0000_t202" style="position:absolute;left:0;text-align:left;margin-left:85.55pt;margin-top:12.45pt;width:1.6pt;height:2.3pt;rotation:-11;z-index:15738368;visibility:visible;mso-wrap-style:square;mso-wrap-distance-left:0;mso-wrap-distance-top:0;mso-wrap-distance-right:0;mso-wrap-distance-bottom:0;mso-position-horizontal:absolute;mso-position-horizontal-relative:page;mso-position-vertical:absolute;mso-position-vertical-relative:text;v-text-anchor:top" o:gfxdata="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" filled="f" stroked="f">
+                <v:textbox inset="0,0,0,0">
+                  <w:txbxContent>
+                    <w:p>
+                      <w:pPr>
+                        <w:spacing w:line="44" w:lineRule="exact"/>
+                        <w:rPr>
+                          <w:rFonts w:ascii="Palatino Linotype"/>
+                          <w:b/>
+                          <w:sz w:val="4"/>
+                        </w:rPr>
+                      </w:pPr>
+                      <w:r>
+                        <w:rPr>
+                          <w:rFonts w:ascii="Palatino Linotype"/>
+                          <w:b/>
+                          <w:color w:val="23211C"/>
+                          <w:spacing w:val="-10"/>
+                          <w:w w:val="115"/>
+                          <w:sz w:val="4"/>
+                        </w:rPr>
+                        <w:t>B</w:t>
+                      </w:r>
+                    </w:p>
+                  </w:txbxContent>
+                </v:textbox>
+                <w10:wrap anchorx="page"/>
               </v:shape>
             </w:pict>
           </mc:Fallback>
         </mc:AlternateContent>
       </w:r>
       <w:r>
-        <w:rPr/>
+        <w:rPr>
+          <w:noProof/>
+        </w:rPr>
         <mc:AlternateContent>
           <mc:Choice Requires="wps">
             <w:drawing>
-              <wp:anchor distT="0" distB="0" distL="0" distR="0" allowOverlap="1" layoutInCell="1" locked="0" behindDoc="0" simplePos="0" relativeHeight="15738880">
+              <wp:anchor distT="0" distB="0" distL="0" distR="0" simplePos="0" relativeHeight="15738880" behindDoc="0" locked="0" layoutInCell="1" allowOverlap="1" wp14:anchorId="7B874C01" wp14:editId="107BB5AE">
                 <wp:simplePos x="0" y="0"/>
                 <wp:positionH relativeFrom="page">
                   <wp:posOffset>1056652</wp:posOffset>
@@ -1351,13 +1708,14 @@
                 <wp:wrapNone/>
                 <wp:docPr id="18" name="Textbox 18"/>
                 <wp:cNvGraphicFramePr>
-                  <a:graphicFrameLocks/>
+                  <a:graphicFrameLocks xmlns:a="http://schemas.openxmlformats.org/drawingml/2006/main"/>
                 </wp:cNvGraphicFramePr>
-                <a:graphic>
+                <a:graphic xmlns:a="http://schemas.openxmlformats.org/drawingml/2006/main">
                   <a:graphicData uri="http://schemas.microsoft.com/office/word/2010/wordprocessingShape">
                     <wps:wsp>
-                      <wps:cNvPr id="18" name="Textbox 18"/>
-                      <wps:cNvSpPr txBox="1"/>
+                      <wps:cNvSpPr txBox="1">
+                        <a:spLocks/>
+                      </wps:cNvSpPr>
                       <wps:spPr>
                         <a:xfrm rot="21120000">
                           <a:off x="0" y="0"/>
@@ -1371,9 +1729,7 @@
                         <w:txbxContent>
                           <w:p>
                             <w:pPr>
-                              <w:spacing w:line="44" w:lineRule="exact" w:before="0"/>
-                              <w:ind w:left="0" w:right="0" w:firstLine="0"/>
-                              <w:jc w:val="left"/>
+                              <w:spacing w:line="44" w:lineRule="exact"/>
                               <w:rPr>
                                 <w:rFonts w:ascii="Palatino Linotype"/>
                                 <w:b/>
@@ -1405,21 +1761,46 @@
           </mc:Choice>
           <mc:Fallback>
             <w:pict>
-              <v:shape style="position:absolute;margin-left:83.201019pt;margin-top:12.956106pt;width:1.9pt;height:2.3pt;mso-position-horizontal-relative:page;mso-position-vertical-relative:paragraph;z-index:15738880;rotation:352" type="#_x0000_t136" fillcolor="#23211c" stroked="f">
-                <o:extrusion v:ext="view" autorotationcenter="t"/>
-                <v:textpath style="font-family:&quot;Palatino Linotype&quot;;font-size:2pt;v-text-kern:t;mso-text-shadow:auto;font-weight:bold" string="A"/>
-                <w10:wrap type="none"/>
+              <v:shape w14:anchorId="7B874C01" id="Textbox 18" o:spid="_x0000_s1043" type="#_x0000_t202" style="position:absolute;left:0;text-align:left;margin-left:83.2pt;margin-top:12.95pt;width:1.9pt;height:2.3pt;rotation:-8;z-index:15738880;visibility:visible;mso-wrap-style:square;mso-wrap-distance-left:0;mso-wrap-distance-top:0;mso-wrap-distance-right:0;mso-wrap-distance-bottom:0;mso-position-horizontal:absolute;mso-position-horizontal-relative:page;mso-position-vertical:absolute;mso-position-vertical-relative:text;v-text-anchor:top" o:gfxdata="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" filled="f" stroked="f">
+                <v:textbox inset="0,0,0,0">
+                  <w:txbxContent>
+                    <w:p>
+                      <w:pPr>
+                        <w:spacing w:line="44" w:lineRule="exact"/>
+                        <w:rPr>
+                          <w:rFonts w:ascii="Palatino Linotype"/>
+                          <w:b/>
+                          <w:sz w:val="4"/>
+                        </w:rPr>
+                      </w:pPr>
+                      <w:r>
+                        <w:rPr>
+                          <w:rFonts w:ascii="Palatino Linotype"/>
+                          <w:b/>
+                          <w:color w:val="23211C"/>
+                          <w:spacing w:val="-10"/>
+                          <w:w w:val="120"/>
+                          <w:sz w:val="4"/>
+                        </w:rPr>
+                        <w:t>A</w:t>
+                      </w:r>
+                    </w:p>
+                  </w:txbxContent>
+                </v:textbox>
+                <w10:wrap anchorx="page"/>
               </v:shape>
             </w:pict>
           </mc:Fallback>
         </mc:AlternateContent>
       </w:r>
       <w:r>
-        <w:rPr/>
+        <w:rPr>
+          <w:noProof/>
+        </w:rPr>
         <mc:AlternateContent>
           <mc:Choice Requires="wps">
             <w:drawing>
-              <wp:anchor distT="0" distB="0" distL="0" distR="0" allowOverlap="1" layoutInCell="1" locked="0" behindDoc="0" simplePos="0" relativeHeight="15739392">
+              <wp:anchor distT="0" distB="0" distL="0" distR="0" simplePos="0" relativeHeight="15739392" behindDoc="0" locked="0" layoutInCell="1" allowOverlap="1" wp14:anchorId="74F59CAA" wp14:editId="0D881867">
                 <wp:simplePos x="0" y="0"/>
                 <wp:positionH relativeFrom="page">
                   <wp:posOffset>1032288</wp:posOffset>
@@ -1432,13 +1813,14 @@
                 <wp:wrapNone/>
                 <wp:docPr id="19" name="Textbox 19"/>
                 <wp:cNvGraphicFramePr>
-                  <a:graphicFrameLocks/>
+                  <a:graphicFrameLocks xmlns:a="http://schemas.openxmlformats.org/drawingml/2006/main"/>
                 </wp:cNvGraphicFramePr>
-                <a:graphic>
+                <a:graphic xmlns:a="http://schemas.openxmlformats.org/drawingml/2006/main">
                   <a:graphicData uri="http://schemas.microsoft.com/office/word/2010/wordprocessingShape">
                     <wps:wsp>
-                      <wps:cNvPr id="19" name="Textbox 19"/>
-                      <wps:cNvSpPr txBox="1"/>
+                      <wps:cNvSpPr txBox="1">
+                        <a:spLocks/>
+                      </wps:cNvSpPr>
                       <wps:spPr>
                         <a:xfrm rot="21240000">
                           <a:off x="0" y="0"/>
@@ -1452,9 +1834,7 @@
                         <w:txbxContent>
                           <w:p>
                             <w:pPr>
-                              <w:spacing w:line="44" w:lineRule="exact" w:before="0"/>
-                              <w:ind w:left="0" w:right="0" w:firstLine="0"/>
-                              <w:jc w:val="left"/>
+                              <w:spacing w:line="44" w:lineRule="exact"/>
                               <w:rPr>
                                 <w:rFonts w:ascii="Palatino Linotype"/>
                                 <w:b/>
@@ -1486,21 +1866,46 @@
           </mc:Choice>
           <mc:Fallback>
             <w:pict>
-              <v:shape style="position:absolute;margin-left:81.282524pt;margin-top:12.969582pt;width:1.95pt;height:2.3pt;mso-position-horizontal-relative:page;mso-position-vertical-relative:paragraph;z-index:15739392;rotation:354" type="#_x0000_t136" fillcolor="#23211c" stroked="f">
-                <o:extrusion v:ext="view" autorotationcenter="t"/>
-                <v:textpath style="font-family:&quot;Palatino Linotype&quot;;font-size:2pt;v-text-kern:t;mso-text-shadow:auto;font-weight:bold" string="N"/>
-                <w10:wrap type="none"/>
+              <v:shape w14:anchorId="74F59CAA" id="Textbox 19" o:spid="_x0000_s1044" type="#_x0000_t202" style="position:absolute;left:0;text-align:left;margin-left:81.3pt;margin-top:12.95pt;width:1.95pt;height:2.3pt;rotation:-6;z-index:15739392;visibility:visible;mso-wrap-style:square;mso-wrap-distance-left:0;mso-wrap-distance-top:0;mso-wrap-distance-right:0;mso-wrap-distance-bottom:0;mso-position-horizontal:absolute;mso-position-horizontal-relative:page;mso-position-vertical:absolute;mso-position-vertical-relative:text;v-text-anchor:top" o:gfxdata="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" filled="f" stroked="f">
+                <v:textbox inset="0,0,0,0">
+                  <w:txbxContent>
+                    <w:p>
+                      <w:pPr>
+                        <w:spacing w:line="44" w:lineRule="exact"/>
+                        <w:rPr>
+                          <w:rFonts w:ascii="Palatino Linotype"/>
+                          <w:b/>
+                          <w:sz w:val="4"/>
+                        </w:rPr>
+                      </w:pPr>
+                      <w:r>
+                        <w:rPr>
+                          <w:rFonts w:ascii="Palatino Linotype"/>
+                          <w:b/>
+                          <w:color w:val="23211C"/>
+                          <w:spacing w:val="-10"/>
+                          <w:w w:val="115"/>
+                          <w:sz w:val="4"/>
+                        </w:rPr>
+                        <w:t>N</w:t>
+                      </w:r>
+                    </w:p>
+                  </w:txbxContent>
+                </v:textbox>
+                <w10:wrap anchorx="page"/>
               </v:shape>
             </w:pict>
           </mc:Fallback>
         </mc:AlternateContent>
       </w:r>
       <w:r>
-        <w:rPr/>
+        <w:rPr>
+          <w:noProof/>
+        </w:rPr>
         <mc:AlternateContent>
           <mc:Choice Requires="wps">
             <w:drawing>
-              <wp:anchor distT="0" distB="0" distL="0" distR="0" allowOverlap="1" layoutInCell="1" locked="0" behindDoc="0" simplePos="0" relativeHeight="15739904">
+              <wp:anchor distT="0" distB="0" distL="0" distR="0" simplePos="0" relativeHeight="15739904" behindDoc="0" locked="0" layoutInCell="1" allowOverlap="1" wp14:anchorId="391CD799" wp14:editId="2287DA8E">
                 <wp:simplePos x="0" y="0"/>
                 <wp:positionH relativeFrom="page">
                   <wp:posOffset>1008351</wp:posOffset>
@@ -1513,13 +1918,14 @@
                 <wp:wrapNone/>
                 <wp:docPr id="20" name="Textbox 20"/>
                 <wp:cNvGraphicFramePr>
-                  <a:graphicFrameLocks/>
+                  <a:graphicFrameLocks xmlns:a="http://schemas.openxmlformats.org/drawingml/2006/main"/>
                 </wp:cNvGraphicFramePr>
-                <a:graphic>
+                <a:graphic xmlns:a="http://schemas.openxmlformats.org/drawingml/2006/main">
                   <a:graphicData uri="http://schemas.microsoft.com/office/word/2010/wordprocessingShape">
                     <wps:wsp>
-                      <wps:cNvPr id="20" name="Textbox 20"/>
-                      <wps:cNvSpPr txBox="1"/>
+                      <wps:cNvSpPr txBox="1">
+                        <a:spLocks/>
+                      </wps:cNvSpPr>
                       <wps:spPr>
                         <a:xfrm rot="21360000">
                           <a:off x="0" y="0"/>
@@ -1533,9 +1939,7 @@
                         <w:txbxContent>
                           <w:p>
                             <w:pPr>
-                              <w:spacing w:line="44" w:lineRule="exact" w:before="0"/>
-                              <w:ind w:left="0" w:right="0" w:firstLine="0"/>
-                              <w:jc w:val="left"/>
+                              <w:spacing w:line="44" w:lineRule="exact"/>
                               <w:rPr>
                                 <w:rFonts w:ascii="Palatino Linotype"/>
                                 <w:b/>
@@ -1567,21 +1971,46 @@
           </mc:Choice>
           <mc:Fallback>
             <w:pict>
-              <v:shape style="position:absolute;margin-left:79.397781pt;margin-top:13.009542pt;width:1.85pt;height:2.3pt;mso-position-horizontal-relative:page;mso-position-vertical-relative:paragraph;z-index:15739904;rotation:356" type="#_x0000_t136" fillcolor="#23211c" stroked="f">
-                <o:extrusion v:ext="view" autorotationcenter="t"/>
-                <v:textpath style="font-family:&quot;Palatino Linotype&quot;;font-size:2pt;v-text-kern:t;mso-text-shadow:auto;font-weight:bold" string="A"/>
-                <w10:wrap type="none"/>
+              <v:shape w14:anchorId="391CD799" id="Textbox 20" o:spid="_x0000_s1045" type="#_x0000_t202" style="position:absolute;left:0;text-align:left;margin-left:79.4pt;margin-top:13pt;width:1.85pt;height:2.3pt;rotation:-4;z-index:15739904;visibility:visible;mso-wrap-style:square;mso-wrap-distance-left:0;mso-wrap-distance-top:0;mso-wrap-distance-right:0;mso-wrap-distance-bottom:0;mso-position-horizontal:absolute;mso-position-horizontal-relative:page;mso-position-vertical:absolute;mso-position-vertical-relative:text;v-text-anchor:top" o:gfxdata="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" filled="f" stroked="f">
+                <v:textbox inset="0,0,0,0">
+                  <w:txbxContent>
+                    <w:p>
+                      <w:pPr>
+                        <w:spacing w:line="44" w:lineRule="exact"/>
+                        <w:rPr>
+                          <w:rFonts w:ascii="Palatino Linotype"/>
+                          <w:b/>
+                          <w:sz w:val="4"/>
+                        </w:rPr>
+                      </w:pPr>
+                      <w:r>
+                        <w:rPr>
+                          <w:rFonts w:ascii="Palatino Linotype"/>
+                          <w:b/>
+                          <w:color w:val="23211C"/>
+                          <w:spacing w:val="-10"/>
+                          <w:w w:val="115"/>
+                          <w:sz w:val="4"/>
+                        </w:rPr>
+                        <w:t>A</w:t>
+                      </w:r>
+                    </w:p>
+                  </w:txbxContent>
+                </v:textbox>
+                <w10:wrap anchorx="page"/>
               </v:shape>
             </w:pict>
           </mc:Fallback>
         </mc:AlternateContent>
       </w:r>
       <w:r>
-        <w:rPr/>
+        <w:rPr>
+          <w:noProof/>
+        </w:rPr>
         <mc:AlternateContent>
           <mc:Choice Requires="wps">
             <w:drawing>
-              <wp:anchor distT="0" distB="0" distL="0" distR="0" allowOverlap="1" layoutInCell="1" locked="0" behindDoc="0" simplePos="0" relativeHeight="15740416">
+              <wp:anchor distT="0" distB="0" distL="0" distR="0" simplePos="0" relativeHeight="15740416" behindDoc="0" locked="0" layoutInCell="1" allowOverlap="1" wp14:anchorId="50D8487C" wp14:editId="1461A127">
                 <wp:simplePos x="0" y="0"/>
                 <wp:positionH relativeFrom="page">
                   <wp:posOffset>988688</wp:posOffset>
@@ -1594,13 +2023,14 @@
                 <wp:wrapNone/>
                 <wp:docPr id="21" name="Textbox 21"/>
                 <wp:cNvGraphicFramePr>
-                  <a:graphicFrameLocks/>
+                  <a:graphicFrameLocks xmlns:a="http://schemas.openxmlformats.org/drawingml/2006/main"/>
                 </wp:cNvGraphicFramePr>
-                <a:graphic>
+                <a:graphic xmlns:a="http://schemas.openxmlformats.org/drawingml/2006/main">
                   <a:graphicData uri="http://schemas.microsoft.com/office/word/2010/wordprocessingShape">
                     <wps:wsp>
-                      <wps:cNvPr id="21" name="Textbox 21"/>
-                      <wps:cNvSpPr txBox="1"/>
+                      <wps:cNvSpPr txBox="1">
+                        <a:spLocks/>
+                      </wps:cNvSpPr>
                       <wps:spPr>
                         <a:xfrm rot="21480000">
                           <a:off x="0" y="0"/>
@@ -1614,9 +2044,7 @@
                         <w:txbxContent>
                           <w:p>
                             <w:pPr>
-                              <w:spacing w:line="44" w:lineRule="exact" w:before="0"/>
-                              <w:ind w:left="0" w:right="0" w:firstLine="0"/>
-                              <w:jc w:val="left"/>
+                              <w:spacing w:line="44" w:lineRule="exact"/>
                               <w:rPr>
                                 <w:rFonts w:ascii="Palatino Linotype"/>
                                 <w:b/>
@@ -1648,21 +2076,46 @@
           </mc:Choice>
           <mc:Fallback>
             <w:pict>
-              <v:shape style="position:absolute;margin-left:77.849487pt;margin-top:13.526557pt;width:1.75pt;height:2.3pt;mso-position-horizontal-relative:page;mso-position-vertical-relative:paragraph;z-index:15740416;rotation:358" type="#_x0000_t136" fillcolor="#23211c" stroked="f">
-                <o:extrusion v:ext="view" autorotationcenter="t"/>
-                <v:textpath style="font-family:&quot;Palatino Linotype&quot;;font-size:2pt;v-text-kern:t;mso-text-shadow:auto;font-weight:bold" string="R"/>
-                <w10:wrap type="none"/>
+              <v:shape w14:anchorId="50D8487C" id="Textbox 21" o:spid="_x0000_s1046" type="#_x0000_t202" style="position:absolute;left:0;text-align:left;margin-left:77.85pt;margin-top:13.55pt;width:1.75pt;height:2.3pt;rotation:-2;z-index:15740416;visibility:visible;mso-wrap-style:square;mso-wrap-distance-left:0;mso-wrap-distance-top:0;mso-wrap-distance-right:0;mso-wrap-distance-bottom:0;mso-position-horizontal:absolute;mso-position-horizontal-relative:page;mso-position-vertical:absolute;mso-position-vertical-relative:text;v-text-anchor:top" o:gfxdata="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" filled="f" stroked="f">
+                <v:textbox inset="0,0,0,0">
+                  <w:txbxContent>
+                    <w:p>
+                      <w:pPr>
+                        <w:spacing w:line="44" w:lineRule="exact"/>
+                        <w:rPr>
+                          <w:rFonts w:ascii="Palatino Linotype"/>
+                          <w:b/>
+                          <w:sz w:val="4"/>
+                        </w:rPr>
+                      </w:pPr>
+                      <w:r>
+                        <w:rPr>
+                          <w:rFonts w:ascii="Palatino Linotype"/>
+                          <w:b/>
+                          <w:color w:val="23211C"/>
+                          <w:spacing w:val="-10"/>
+                          <w:w w:val="120"/>
+                          <w:sz w:val="4"/>
+                        </w:rPr>
+                        <w:t>R</w:t>
+                      </w:r>
+                    </w:p>
+                  </w:txbxContent>
+                </v:textbox>
+                <w10:wrap anchorx="page"/>
               </v:shape>
             </w:pict>
           </mc:Fallback>
         </mc:AlternateContent>
       </w:r>
       <w:r>
-        <w:rPr/>
+        <w:rPr>
+          <w:noProof/>
+        </w:rPr>
         <mc:AlternateContent>
           <mc:Choice Requires="wps">
             <w:drawing>
-              <wp:anchor distT="0" distB="0" distL="0" distR="0" allowOverlap="1" layoutInCell="1" locked="0" behindDoc="0" simplePos="0" relativeHeight="15740928">
+              <wp:anchor distT="0" distB="0" distL="0" distR="0" simplePos="0" relativeHeight="15740928" behindDoc="0" locked="0" layoutInCell="1" allowOverlap="1" wp14:anchorId="0070226C" wp14:editId="68E5471F">
                 <wp:simplePos x="0" y="0"/>
                 <wp:positionH relativeFrom="page">
                   <wp:posOffset>962706</wp:posOffset>
@@ -1675,13 +2128,14 @@
                 <wp:wrapNone/>
                 <wp:docPr id="22" name="Textbox 22"/>
                 <wp:cNvGraphicFramePr>
-                  <a:graphicFrameLocks/>
+                  <a:graphicFrameLocks xmlns:a="http://schemas.openxmlformats.org/drawingml/2006/main"/>
                 </wp:cNvGraphicFramePr>
-                <a:graphic>
+                <a:graphic xmlns:a="http://schemas.openxmlformats.org/drawingml/2006/main">
                   <a:graphicData uri="http://schemas.microsoft.com/office/word/2010/wordprocessingShape">
                     <wps:wsp>
-                      <wps:cNvPr id="22" name="Textbox 22"/>
-                      <wps:cNvSpPr txBox="1"/>
+                      <wps:cNvSpPr txBox="1">
+                        <a:spLocks/>
+                      </wps:cNvSpPr>
                       <wps:spPr>
                         <a:xfrm rot="21540000">
                           <a:off x="0" y="0"/>
@@ -1695,9 +2149,7 @@
                         <w:txbxContent>
                           <w:p>
                             <w:pPr>
-                              <w:spacing w:line="44" w:lineRule="exact" w:before="0"/>
-                              <w:ind w:left="0" w:right="0" w:firstLine="0"/>
-                              <w:jc w:val="left"/>
+                              <w:spacing w:line="44" w:lineRule="exact"/>
                               <w:rPr>
                                 <w:rFonts w:ascii="Palatino Linotype"/>
                                 <w:b/>
@@ -1729,34 +2181,55 @@
           </mc:Choice>
           <mc:Fallback>
             <w:pict>
-              <v:shape style="position:absolute;margin-left:75.803627pt;margin-top:13.528821pt;width:1.9pt;height:2.3pt;mso-position-horizontal-relative:page;mso-position-vertical-relative:paragraph;z-index:15740928;rotation:359" type="#_x0000_t136" fillcolor="#23211c" stroked="f">
-                <o:extrusion v:ext="view" autorotationcenter="t"/>
-                <v:textpath style="font-family:&quot;Palatino Linotype&quot;;font-size:2pt;v-text-kern:t;mso-text-shadow:auto;font-weight:bold" string="A"/>
-                <w10:wrap type="none"/>
+              <v:shape w14:anchorId="0070226C" id="Textbox 22" o:spid="_x0000_s1047" type="#_x0000_t202" style="position:absolute;left:0;text-align:left;margin-left:75.8pt;margin-top:13.55pt;width:1.9pt;height:2.3pt;rotation:-1;z-index:15740928;visibility:visible;mso-wrap-style:square;mso-wrap-distance-left:0;mso-wrap-distance-top:0;mso-wrap-distance-right:0;mso-wrap-distance-bottom:0;mso-position-horizontal:absolute;mso-position-horizontal-relative:page;mso-position-vertical:absolute;mso-position-vertical-relative:text;v-text-anchor:top" o:gfxdata="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" filled="f" stroked="f">
+                <v:textbox inset="0,0,0,0">
+                  <w:txbxContent>
+                    <w:p>
+                      <w:pPr>
+                        <w:spacing w:line="44" w:lineRule="exact"/>
+                        <w:rPr>
+                          <w:rFonts w:ascii="Palatino Linotype"/>
+                          <w:b/>
+                          <w:sz w:val="4"/>
+                        </w:rPr>
+                      </w:pPr>
+                      <w:r>
+                        <w:rPr>
+                          <w:rFonts w:ascii="Palatino Linotype"/>
+                          <w:b/>
+                          <w:color w:val="23211C"/>
+                          <w:spacing w:val="-10"/>
+                          <w:w w:val="120"/>
+                          <w:sz w:val="4"/>
+                        </w:rPr>
+                        <w:t>A</w:t>
+                      </w:r>
+                    </w:p>
+                  </w:txbxContent>
+                </v:textbox>
+                <w10:wrap anchorx="page"/>
               </v:shape>
             </w:pict>
           </mc:Fallback>
         </mc:AlternateContent>
       </w:r>
       <w:r>
-        <w:rPr/>
         <w:t>PEMERINTAH</w:t>
       </w:r>
       <w:r>
         <w:rPr>
           <w:spacing w:val="-9"/>
         </w:rPr>
-        <w:t> </w:t>
-      </w:r>
-      <w:r>
-        <w:rPr/>
+        <w:t xml:space="preserve"> </w:t>
+      </w:r>
+      <w:r>
         <w:t>DESA</w:t>
       </w:r>
       <w:r>
         <w:rPr>
           <w:spacing w:val="-5"/>
         </w:rPr>
-        <w:t> </w:t>
+        <w:t xml:space="preserve"> </w:t>
       </w:r>
       <w:r>
         <w:rPr>
@@ -1773,64 +2246,57 @@
         <w:jc w:val="center"/>
       </w:pPr>
       <w:r>
-        <w:rPr/>
         <w:t>Alamat</w:t>
       </w:r>
       <w:r>
         <w:rPr>
           <w:spacing w:val="-3"/>
         </w:rPr>
-        <w:t> </w:t>
-      </w:r>
-      <w:r>
-        <w:rPr/>
+        <w:t xml:space="preserve"> </w:t>
+      </w:r>
+      <w:r>
         <w:t>:</w:t>
       </w:r>
       <w:r>
         <w:rPr>
           <w:spacing w:val="2"/>
         </w:rPr>
-        <w:t> </w:t>
-      </w:r>
-      <w:r>
-        <w:rPr/>
+        <w:t xml:space="preserve"> </w:t>
+      </w:r>
+      <w:r>
         <w:t>Jl. Tirto agung No</w:t>
       </w:r>
       <w:r>
         <w:rPr>
           <w:spacing w:val="-3"/>
         </w:rPr>
-        <w:t> </w:t>
-      </w:r>
-      <w:r>
-        <w:rPr/>
+        <w:t xml:space="preserve"> </w:t>
+      </w:r>
+      <w:r>
         <w:t>:01</w:t>
       </w:r>
       <w:r>
         <w:rPr>
           <w:spacing w:val="-3"/>
         </w:rPr>
-        <w:t> </w:t>
-      </w:r>
-      <w:r>
-        <w:rPr/>
+        <w:t xml:space="preserve"> </w:t>
+      </w:r>
+      <w:r>
         <w:t>Kemiri, Email :</w:t>
       </w:r>
       <w:r>
         <w:rPr>
           <w:spacing w:val="2"/>
         </w:rPr>
-        <w:t> </w:t>
-      </w:r>
-      <w:hyperlink r:id="rId6">
+        <w:t xml:space="preserve"> </w:t>
+      </w:r>
+      <w:hyperlink r:id="rId7">
         <w:r>
-          <w:rPr/>
           <w:t>desapakukerto@gmail.com,</w:t>
         </w:r>
       </w:hyperlink>
       <w:r>
-        <w:rPr/>
-        <w:t> Kode pos : </w:t>
+        <w:t xml:space="preserve"> Kode pos : </w:t>
       </w:r>
       <w:r>
         <w:rPr>
@@ -1849,12 +2315,13 @@
       </w:pPr>
       <w:r>
         <w:rPr>
+          <w:noProof/>
           <w:sz w:val="5"/>
         </w:rPr>
         <mc:AlternateContent>
           <mc:Choice Requires="wps">
             <w:drawing>
-              <wp:anchor distT="0" distB="0" distL="0" distR="0" allowOverlap="1" layoutInCell="1" locked="0" behindDoc="1" simplePos="0" relativeHeight="487587840">
+              <wp:anchor distT="0" distB="0" distL="0" distR="0" simplePos="0" relativeHeight="487587840" behindDoc="1" locked="0" layoutInCell="1" allowOverlap="1" wp14:anchorId="3EE671D0" wp14:editId="29A9200A">
                 <wp:simplePos x="0" y="0"/>
                 <wp:positionH relativeFrom="page">
                   <wp:posOffset>428243</wp:posOffset>
@@ -1867,13 +2334,14 @@
                 <wp:wrapTopAndBottom/>
                 <wp:docPr id="23" name="Graphic 23"/>
                 <wp:cNvGraphicFramePr>
-                  <a:graphicFrameLocks/>
+                  <a:graphicFrameLocks xmlns:a="http://schemas.openxmlformats.org/drawingml/2006/main"/>
                 </wp:cNvGraphicFramePr>
-                <a:graphic>
+                <a:graphic xmlns:a="http://schemas.openxmlformats.org/drawingml/2006/main">
                   <a:graphicData uri="http://schemas.microsoft.com/office/word/2010/wordprocessingShape">
                     <wps:wsp>
-                      <wps:cNvPr id="23" name="Graphic 23"/>
-                      <wps:cNvSpPr/>
+                      <wps:cNvSpPr>
+                        <a:spLocks/>
+                      </wps:cNvSpPr>
                       <wps:spPr>
                         <a:xfrm>
                           <a:off x="0" y="0"/>
@@ -1942,10 +2410,9 @@
           </mc:Choice>
           <mc:Fallback>
             <w:pict>
-              <v:shape style="position:absolute;margin-left:33.719997pt;margin-top:4.496632pt;width:519.85pt;height:7.6pt;mso-position-horizontal-relative:page;mso-position-vertical-relative:paragraph;z-index:-15728640;mso-wrap-distance-left:0;mso-wrap-distance-right:0" id="docshape4" coordorigin="674,90" coordsize="10397,152" path="m674,205l674,150,11069,90,11071,145,674,205xm674,241l674,222,11071,162,11071,181,674,241xe" filled="true" fillcolor="#000000" stroked="false">
+              <v:shape w14:anchorId="12D9FE9B" id="Graphic 23" o:spid="_x0000_s1026" style="position:absolute;margin-left:33.7pt;margin-top:4.5pt;width:519.85pt;height:7.6pt;z-index:-15728640;visibility:visible;mso-wrap-style:square;mso-wrap-distance-left:0;mso-wrap-distance-top:0;mso-wrap-distance-right:0;mso-wrap-distance-bottom:0;mso-position-horizontal:absolute;mso-position-horizontal-relative:page;mso-position-vertical:absolute;mso-position-vertical-relative:text;v-text-anchor:top" coordsize="6602095,96520" o:gfxdata="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" path="m,73152l,38100,6600444,r1524,35052l,73152xem,96012l,83820,6601968,45720r,12192l,96012xe" fillcolor="black" stroked="f">
                 <v:path arrowok="t"/>
-                <v:fill type="solid"/>
-                <w10:wrap type="topAndBottom"/>
+                <w10:wrap type="topAndBottom" anchorx="page"/>
               </v:shape>
             </w:pict>
           </mc:Fallback>
@@ -1960,8 +2427,7 @@
     </w:p>
     <w:p>
       <w:pPr>
-        <w:spacing w:before="0"/>
-        <w:ind w:left="1563" w:right="0" w:firstLine="0"/>
+        <w:ind w:left="1563"/>
         <w:jc w:val="center"/>
         <w:rPr>
           <w:sz w:val="32"/>
@@ -1980,7 +2446,7 @@
           <w:sz w:val="32"/>
           <w:u w:val="single"/>
         </w:rPr>
-        <w:t> </w:t>
+        <w:t xml:space="preserve"> </w:t>
       </w:r>
       <w:r>
         <w:rPr>
@@ -1995,7 +2461,7 @@
           <w:sz w:val="32"/>
           <w:u w:val="single"/>
         </w:rPr>
-        <w:t> </w:t>
+        <w:t xml:space="preserve"> </w:t>
       </w:r>
       <w:r>
         <w:rPr>
@@ -2010,7 +2476,7 @@
           <w:sz w:val="32"/>
           <w:u w:val="single"/>
         </w:rPr>
-        <w:t> </w:t>
+        <w:t xml:space="preserve"> </w:t>
       </w:r>
       <w:r>
         <w:rPr>
@@ -2025,15 +2491,14 @@
       <w:pPr>
         <w:pStyle w:val="BodyText"/>
         <w:tabs>
-          <w:tab w:pos="3220" w:val="left" w:leader="none"/>
+          <w:tab w:val="left" w:pos="3220"/>
         </w:tabs>
         <w:spacing w:before="38"/>
         <w:ind w:left="1565"/>
         <w:jc w:val="center"/>
       </w:pPr>
       <w:r>
-        <w:rPr/>
-        <w:t>Nomor: </w:t>
+        <w:t xml:space="preserve">Nomor: </w:t>
       </w:r>
       <w:r>
         <w:rPr>
@@ -2042,7 +2507,6 @@
         <w:t>470/</w:t>
       </w:r>
       <w:r>
-        <w:rPr/>
         <w:tab/>
       </w:r>
       <w:r>
@@ -2065,97 +2529,87 @@
         <w:ind w:left="314" w:right="575" w:firstLine="1356"/>
       </w:pPr>
       <w:r>
-        <w:rPr/>
         <w:t>Yang</w:t>
       </w:r>
       <w:r>
         <w:rPr>
           <w:spacing w:val="-4"/>
         </w:rPr>
-        <w:t> </w:t>
-      </w:r>
-      <w:r>
-        <w:rPr/>
+        <w:t xml:space="preserve"> </w:t>
+      </w:r>
+      <w:r>
         <w:t>bertanda</w:t>
       </w:r>
       <w:r>
         <w:rPr>
           <w:spacing w:val="-4"/>
         </w:rPr>
-        <w:t> </w:t>
-      </w:r>
-      <w:r>
-        <w:rPr/>
+        <w:t xml:space="preserve"> </w:t>
+      </w:r>
+      <w:r>
         <w:t>tangan</w:t>
       </w:r>
       <w:r>
         <w:rPr>
           <w:spacing w:val="-7"/>
         </w:rPr>
-        <w:t> </w:t>
-      </w:r>
-      <w:r>
-        <w:rPr/>
+        <w:t xml:space="preserve"> </w:t>
+      </w:r>
+      <w:r>
         <w:t>dibawah</w:t>
       </w:r>
       <w:r>
         <w:rPr>
           <w:spacing w:val="-7"/>
         </w:rPr>
-        <w:t> </w:t>
-      </w:r>
-      <w:r>
-        <w:rPr/>
+        <w:t xml:space="preserve"> </w:t>
+      </w:r>
+      <w:r>
         <w:t>ini</w:t>
       </w:r>
       <w:r>
         <w:rPr>
           <w:spacing w:val="-4"/>
         </w:rPr>
-        <w:t> </w:t>
-      </w:r>
-      <w:r>
-        <w:rPr/>
+        <w:t xml:space="preserve"> </w:t>
+      </w:r>
+      <w:r>
         <w:t>Kepala</w:t>
       </w:r>
       <w:r>
         <w:rPr>
           <w:spacing w:val="-4"/>
         </w:rPr>
-        <w:t> </w:t>
-      </w:r>
-      <w:r>
-        <w:rPr/>
+        <w:t xml:space="preserve"> </w:t>
+      </w:r>
+      <w:r>
         <w:t>Desa</w:t>
       </w:r>
       <w:r>
         <w:rPr>
           <w:spacing w:val="-4"/>
         </w:rPr>
-        <w:t> </w:t>
-      </w:r>
-      <w:r>
-        <w:rPr/>
+        <w:t xml:space="preserve"> </w:t>
+      </w:r>
+      <w:r>
         <w:t>Pakukerto</w:t>
       </w:r>
       <w:r>
         <w:rPr>
           <w:spacing w:val="-4"/>
         </w:rPr>
-        <w:t> </w:t>
-      </w:r>
-      <w:r>
-        <w:rPr/>
+        <w:t xml:space="preserve"> </w:t>
+      </w:r>
+      <w:r>
         <w:t>Kec.Sukorejo</w:t>
       </w:r>
       <w:r>
         <w:rPr>
           <w:spacing w:val="-4"/>
         </w:rPr>
-        <w:t> </w:t>
-      </w:r>
-      <w:r>
-        <w:rPr/>
+        <w:t xml:space="preserve"> </w:t>
+      </w:r>
+      <w:r>
         <w:t>Kab.Pasuruan Menerangkan dengan sebenarnya bahwa :</w:t>
       </w:r>
     </w:p>
@@ -2169,8 +2623,8 @@
       <w:pPr>
         <w:pStyle w:val="BodyText"/>
         <w:tabs>
-          <w:tab w:pos="2251" w:val="left" w:leader="none"/>
-          <w:tab w:pos="2524" w:val="left" w:leader="none"/>
+          <w:tab w:val="left" w:pos="2251"/>
+          <w:tab w:val="left" w:pos="2524"/>
         </w:tabs>
         <w:ind w:left="314"/>
         <w:rPr>
@@ -2192,35 +2646,25 @@
       </w:r>
       <w:r>
         <w:rPr>
-          <w:rFonts w:ascii="Calibri"/>
           <w:spacing w:val="-10"/>
-          <w:sz w:val="22"/>
         </w:rPr>
         <w:t>:</w:t>
       </w:r>
       <w:r>
-        <w:rPr>
-          <w:rFonts w:ascii="Calibri"/>
-          <w:sz w:val="22"/>
-        </w:rPr>
         <w:tab/>
       </w:r>
       <w:r>
-        <w:rPr>
-          <w:spacing w:val="-2"/>
-          <w:position w:val="1"/>
-        </w:rPr>
-        <w:t>USMAN</w:t>
+        <w:t>${nama}</w:t>
       </w:r>
     </w:p>
     <w:p>
       <w:pPr>
         <w:pStyle w:val="BodyText"/>
         <w:tabs>
-          <w:tab w:pos="2251" w:val="left" w:leader="none"/>
-          <w:tab w:pos="2524" w:val="left" w:leader="none"/>
+          <w:tab w:val="left" w:pos="2251"/>
+          <w:tab w:val="left" w:pos="2524"/>
         </w:tabs>
-        <w:spacing w:line="259" w:lineRule="auto" w:before="22"/>
+        <w:spacing w:before="22" w:line="259" w:lineRule="auto"/>
         <w:ind w:left="314" w:right="6844"/>
         <w:rPr>
           <w:position w:val="1"/>
@@ -2231,85 +2675,44 @@
           <w:position w:val="1"/>
         </w:rPr>
         <w:t>Tempat,Tgl Lahir</w:t>
+      </w:r>
+      <w:r>
+        <w:rPr>
+          <w:position w:val="1"/>
+        </w:rPr>
         <w:tab/>
       </w:r>
       <w:r>
         <w:rPr>
-          <w:rFonts w:ascii="Calibri"/>
           <w:spacing w:val="-10"/>
-          <w:sz w:val="22"/>
         </w:rPr>
         <w:t>:</w:t>
       </w:r>
       <w:r>
-        <w:rPr>
-          <w:rFonts w:ascii="Calibri"/>
-          <w:sz w:val="22"/>
-        </w:rPr>
         <w:tab/>
       </w:r>
       <w:r>
-        <w:rPr>
-          <w:position w:val="1"/>
-        </w:rPr>
-        <w:t>PASURUAN,</w:t>
-      </w:r>
-      <w:r>
-        <w:rPr>
-          <w:spacing w:val="-15"/>
-          <w:position w:val="1"/>
-        </w:rPr>
-        <w:t> </w:t>
-      </w:r>
-      <w:r>
-        <w:rPr>
-          <w:position w:val="1"/>
-        </w:rPr>
-        <w:t>07/04/1990 Jenis Kelamin</w:t>
-        <w:tab/>
-      </w:r>
-      <w:r>
-        <w:rPr>
-          <w:rFonts w:ascii="Calibri"/>
-          <w:spacing w:val="-10"/>
-          <w:sz w:val="22"/>
-        </w:rPr>
-        <w:t>:</w:t>
-      </w:r>
-      <w:r>
-        <w:rPr>
-          <w:rFonts w:ascii="Calibri"/>
-          <w:sz w:val="22"/>
-        </w:rPr>
-        <w:tab/>
-      </w:r>
-      <w:r>
-        <w:rPr>
-          <w:spacing w:val="-2"/>
-          <w:position w:val="1"/>
-        </w:rPr>
-        <w:t>Laki-laki</w:t>
+        <w:t>${ttl}</w:t>
       </w:r>
     </w:p>
     <w:p>
       <w:pPr>
         <w:pStyle w:val="BodyText"/>
         <w:tabs>
-          <w:tab w:pos="2251" w:val="left" w:leader="none"/>
-          <w:tab w:pos="2524" w:val="left" w:leader="none"/>
+          <w:tab w:val="left" w:pos="2251"/>
+          <w:tab w:val="left" w:pos="2524"/>
         </w:tabs>
-        <w:spacing w:line="291" w:lineRule="exact"/>
-        <w:ind w:left="314"/>
+        <w:spacing w:before="22" w:line="259" w:lineRule="auto"/>
+        <w:ind w:left="314" w:right="6844"/>
         <w:rPr>
           <w:position w:val="1"/>
         </w:rPr>
       </w:pPr>
       <w:r>
         <w:rPr>
-          <w:spacing w:val="-2"/>
           <w:position w:val="1"/>
         </w:rPr>
-        <w:t>Agama</w:t>
+        <w:t>Jenis Kelamin</w:t>
       </w:r>
       <w:r>
         <w:rPr>
@@ -2319,90 +2722,25 @@
       </w:r>
       <w:r>
         <w:rPr>
-          <w:rFonts w:ascii="Calibri"/>
           <w:spacing w:val="-10"/>
-          <w:sz w:val="22"/>
         </w:rPr>
         <w:t>:</w:t>
       </w:r>
       <w:r>
-        <w:rPr>
-          <w:rFonts w:ascii="Calibri"/>
-          <w:sz w:val="22"/>
-        </w:rPr>
         <w:tab/>
       </w:r>
       <w:r>
-        <w:rPr>
-          <w:spacing w:val="-2"/>
-          <w:position w:val="1"/>
-        </w:rPr>
-        <w:t>ISLAM</w:t>
-      </w:r>
-    </w:p>
-    <w:p>
-      <w:pPr>
-        <w:tabs>
-          <w:tab w:pos="2251" w:val="left" w:leader="none"/>
-          <w:tab w:pos="2524" w:val="left" w:leader="none"/>
-        </w:tabs>
-        <w:spacing w:before="19"/>
-        <w:ind w:left="314" w:right="0" w:firstLine="0"/>
-        <w:jc w:val="left"/>
-        <w:rPr>
-          <w:rFonts w:ascii="Calibri"/>
-          <w:sz w:val="22"/>
-        </w:rPr>
-      </w:pPr>
-      <w:r>
-        <w:rPr>
-          <w:spacing w:val="-5"/>
-          <w:position w:val="0"/>
-          <w:sz w:val="24"/>
-        </w:rPr>
-        <w:t>NIK</w:t>
-      </w:r>
-      <w:r>
-        <w:rPr>
-          <w:position w:val="0"/>
-          <w:sz w:val="24"/>
-        </w:rPr>
-        <w:tab/>
-      </w:r>
-      <w:r>
-        <w:rPr>
-          <w:rFonts w:ascii="Calibri"/>
-          <w:spacing w:val="-10"/>
-          <w:position w:val="-1"/>
-          <w:sz w:val="22"/>
-        </w:rPr>
-        <w:t>:</w:t>
-      </w:r>
-      <w:r>
-        <w:rPr>
-          <w:rFonts w:ascii="Calibri"/>
-          <w:position w:val="-1"/>
-          <w:sz w:val="22"/>
-        </w:rPr>
-        <w:tab/>
-      </w:r>
-      <w:r>
-        <w:rPr>
-          <w:rFonts w:ascii="Calibri"/>
-          <w:spacing w:val="-2"/>
-          <w:sz w:val="22"/>
-        </w:rPr>
-        <w:t>3514090704900005</w:t>
+        <w:t>${jenis_kelamin}</w:t>
       </w:r>
     </w:p>
     <w:p>
       <w:pPr>
         <w:pStyle w:val="BodyText"/>
         <w:tabs>
-          <w:tab w:pos="2251" w:val="left" w:leader="none"/>
-          <w:tab w:pos="2524" w:val="left" w:leader="none"/>
+          <w:tab w:val="left" w:pos="2251"/>
+          <w:tab w:val="left" w:pos="2524"/>
         </w:tabs>
-        <w:spacing w:before="26"/>
+        <w:spacing w:line="291" w:lineRule="exact"/>
         <w:ind w:left="314"/>
         <w:rPr>
           <w:position w:val="1"/>
@@ -2413,7 +2751,7 @@
           <w:spacing w:val="-2"/>
           <w:position w:val="1"/>
         </w:rPr>
-        <w:t>Alamat</w:t>
+        <w:t>Agama</w:t>
       </w:r>
       <w:r>
         <w:rPr>
@@ -2423,123 +2761,113 @@
       </w:r>
       <w:r>
         <w:rPr>
-          <w:rFonts w:ascii="Calibri"/>
           <w:spacing w:val="-10"/>
-          <w:sz w:val="22"/>
         </w:rPr>
         <w:t>:</w:t>
       </w:r>
       <w:r>
-        <w:rPr>
-          <w:rFonts w:ascii="Calibri"/>
-          <w:sz w:val="22"/>
-        </w:rPr>
         <w:tab/>
       </w:r>
       <w:r>
-        <w:rPr>
-          <w:position w:val="1"/>
-        </w:rPr>
-        <w:t>Dusun</w:t>
-      </w:r>
-      <w:r>
-        <w:rPr>
-          <w:spacing w:val="-2"/>
-          <w:position w:val="1"/>
-        </w:rPr>
-        <w:t> </w:t>
-      </w:r>
-      <w:r>
-        <w:rPr>
-          <w:position w:val="1"/>
-        </w:rPr>
-        <w:t>Janti RT 002 RW 008 Desa</w:t>
-      </w:r>
-      <w:r>
-        <w:rPr>
-          <w:spacing w:val="-3"/>
-          <w:position w:val="1"/>
-        </w:rPr>
-        <w:t> </w:t>
-      </w:r>
-      <w:r>
-        <w:rPr>
-          <w:spacing w:val="-2"/>
-          <w:position w:val="1"/>
-        </w:rPr>
-        <w:t>Pakukerto</w:t>
+        <w:t>${agama}</w:t>
       </w:r>
     </w:p>
     <w:p>
       <w:pPr>
-        <w:spacing w:before="45"/>
-        <w:ind w:left="2524" w:right="0" w:firstLine="0"/>
-        <w:jc w:val="left"/>
-        <w:rPr>
-          <w:rFonts w:ascii="Calibri"/>
-          <w:sz w:val="22"/>
+        <w:tabs>
+          <w:tab w:val="left" w:pos="2251"/>
+          <w:tab w:val="left" w:pos="2524"/>
+        </w:tabs>
+        <w:spacing w:before="19"/>
+        <w:ind w:left="314"/>
+        <w:rPr>
+          <w:sz w:val="24"/>
+          <w:szCs w:val="24"/>
         </w:rPr>
       </w:pPr>
       <w:r>
         <w:rPr>
-          <w:rFonts w:ascii="Calibri"/>
-          <w:sz w:val="22"/>
-        </w:rPr>
-        <w:t>Kecamatan</w:t>
-      </w:r>
-      <w:r>
-        <w:rPr>
-          <w:rFonts w:ascii="Calibri"/>
           <w:spacing w:val="-5"/>
-          <w:sz w:val="22"/>
-        </w:rPr>
-        <w:t> </w:t>
-      </w:r>
-      <w:r>
-        <w:rPr>
-          <w:rFonts w:ascii="Calibri"/>
-          <w:sz w:val="22"/>
-        </w:rPr>
-        <w:t>Sukorejo</w:t>
-      </w:r>
-      <w:r>
-        <w:rPr>
-          <w:rFonts w:ascii="Calibri"/>
-          <w:spacing w:val="-7"/>
-          <w:sz w:val="22"/>
-        </w:rPr>
-        <w:t> </w:t>
-      </w:r>
-      <w:r>
-        <w:rPr>
-          <w:rFonts w:ascii="Calibri"/>
-          <w:sz w:val="22"/>
-        </w:rPr>
-        <w:t>Kabupaten</w:t>
-      </w:r>
-      <w:r>
-        <w:rPr>
-          <w:rFonts w:ascii="Calibri"/>
-          <w:spacing w:val="-7"/>
-          <w:sz w:val="22"/>
-        </w:rPr>
-        <w:t> </w:t>
-      </w:r>
-      <w:r>
-        <w:rPr>
-          <w:rFonts w:ascii="Calibri"/>
-          <w:spacing w:val="-2"/>
-          <w:sz w:val="22"/>
-        </w:rPr>
-        <w:t>Pasuruan</w:t>
+          <w:sz w:val="24"/>
+          <w:szCs w:val="24"/>
+        </w:rPr>
+        <w:t>NIK</w:t>
+      </w:r>
+      <w:r>
+        <w:rPr>
+          <w:sz w:val="24"/>
+          <w:szCs w:val="24"/>
+        </w:rPr>
+        <w:tab/>
+      </w:r>
+      <w:r>
+        <w:rPr>
+          <w:spacing w:val="-10"/>
+          <w:position w:val="-1"/>
+          <w:sz w:val="24"/>
+          <w:szCs w:val="24"/>
+        </w:rPr>
+        <w:t>:</w:t>
+      </w:r>
+      <w:r>
+        <w:rPr>
+          <w:position w:val="-1"/>
+          <w:sz w:val="24"/>
+          <w:szCs w:val="24"/>
+        </w:rPr>
+        <w:tab/>
+      </w:r>
+      <w:r>
+        <w:rPr>
+          <w:position w:val="-1"/>
+          <w:sz w:val="24"/>
+          <w:szCs w:val="24"/>
+        </w:rPr>
+        <w:t>${nik}</w:t>
       </w:r>
     </w:p>
     <w:p>
       <w:pPr>
         <w:pStyle w:val="BodyText"/>
         <w:tabs>
-          <w:tab w:pos="2251" w:val="left" w:leader="none"/>
-          <w:tab w:pos="2524" w:val="left" w:leader="none"/>
+          <w:tab w:val="left" w:pos="2251"/>
+          <w:tab w:val="left" w:pos="2524"/>
+        </w:tabs>
+        <w:spacing w:before="26"/>
+        <w:ind w:left="2563" w:hanging="2251"/>
+      </w:pPr>
+      <w:r>
+        <w:rPr>
+          <w:spacing w:val="-2"/>
+          <w:position w:val="1"/>
+        </w:rPr>
+        <w:t>Alamat</w:t>
+      </w:r>
+      <w:r>
+        <w:rPr>
+          <w:position w:val="1"/>
+        </w:rPr>
+        <w:tab/>
+      </w:r>
+      <w:r>
+        <w:rPr>
+          <w:spacing w:val="-10"/>
+        </w:rPr>
+        <w:t>:</w:t>
+      </w:r>
+      <w:r>
+        <w:tab/>
+      </w:r>
+      <w:r>
+        <w:t>${alamat}</w:t>
+      </w:r>
+    </w:p>
+    <w:p>
+      <w:pPr>
+        <w:pStyle w:val="BodyText"/>
+        <w:tabs>
+          <w:tab w:val="left" w:pos="2251"/>
+          <w:tab w:val="left" w:pos="2524"/>
         </w:tabs>
         <w:spacing w:before="22"/>
         <w:ind w:left="314"/>
@@ -2551,7 +2879,7 @@
         <w:rPr>
           <w:position w:val="1"/>
         </w:rPr>
-        <w:t>Nomor </w:t>
+        <w:t xml:space="preserve">Nomor </w:t>
       </w:r>
       <w:r>
         <w:rPr>
@@ -2568,25 +2896,21 @@
       </w:r>
       <w:r>
         <w:rPr>
-          <w:rFonts w:ascii="Calibri"/>
           <w:spacing w:val="-10"/>
-          <w:sz w:val="22"/>
         </w:rPr>
         <w:t>:</w:t>
       </w:r>
       <w:r>
-        <w:rPr>
-          <w:rFonts w:ascii="Calibri"/>
-          <w:sz w:val="22"/>
-        </w:rPr>
         <w:tab/>
       </w:r>
       <w:r>
-        <w:rPr>
-          <w:spacing w:val="-2"/>
-          <w:position w:val="1"/>
-        </w:rPr>
-        <w:t>085608682977</w:t>
+        <w:t>${</w:t>
+      </w:r>
+      <w:r>
+        <w:t>no_hp</w:t>
+      </w:r>
+      <w:r>
+        <w:t>}</w:t>
       </w:r>
     </w:p>
     <w:p>
@@ -2605,15 +2929,14 @@
     <w:p>
       <w:pPr>
         <w:tabs>
-          <w:tab w:pos="2251" w:val="left" w:leader="none"/>
-          <w:tab w:pos="2524" w:val="left" w:leader="none"/>
+          <w:tab w:val="left" w:pos="2251"/>
+          <w:tab w:val="left" w:pos="2524"/>
         </w:tabs>
         <w:spacing w:before="23"/>
-        <w:ind w:left="314" w:right="0" w:firstLine="0"/>
-        <w:jc w:val="left"/>
-        <w:rPr>
-          <w:rFonts w:ascii="Calibri"/>
-          <w:sz w:val="22"/>
+        <w:ind w:left="314"/>
+        <w:rPr>
+          <w:sz w:val="24"/>
+          <w:szCs w:val="24"/>
         </w:rPr>
       </w:pPr>
       <w:r>
@@ -2621,6 +2944,7 @@
           <w:spacing w:val="-4"/>
           <w:position w:val="1"/>
           <w:sz w:val="24"/>
+          <w:szCs w:val="24"/>
         </w:rPr>
         <w:t>Hari</w:t>
       </w:r>
@@ -2628,228 +2952,159 @@
         <w:rPr>
           <w:position w:val="1"/>
           <w:sz w:val="24"/>
+          <w:szCs w:val="24"/>
         </w:rPr>
         <w:tab/>
       </w:r>
       <w:r>
         <w:rPr>
-          <w:rFonts w:ascii="Calibri"/>
           <w:spacing w:val="-10"/>
-          <w:sz w:val="22"/>
+          <w:sz w:val="24"/>
+          <w:szCs w:val="24"/>
         </w:rPr>
         <w:t>:</w:t>
       </w:r>
       <w:r>
         <w:rPr>
-          <w:rFonts w:ascii="Calibri"/>
-          <w:sz w:val="22"/>
+          <w:sz w:val="24"/>
+          <w:szCs w:val="24"/>
         </w:rPr>
         <w:tab/>
       </w:r>
       <w:r>
         <w:rPr>
-          <w:rFonts w:ascii="Calibri"/>
-          <w:spacing w:val="-2"/>
-          <w:sz w:val="22"/>
-        </w:rPr>
-        <w:t>Minggu</w:t>
+          <w:sz w:val="24"/>
+          <w:szCs w:val="24"/>
+        </w:rPr>
+        <w:t>${hari_acara}</w:t>
       </w:r>
     </w:p>
     <w:p>
       <w:pPr>
         <w:tabs>
-          <w:tab w:pos="2251" w:val="left" w:leader="none"/>
-          <w:tab w:pos="2524" w:val="left" w:leader="none"/>
+          <w:tab w:val="left" w:pos="2251"/>
+          <w:tab w:val="left" w:pos="2524"/>
         </w:tabs>
         <w:spacing w:before="18"/>
-        <w:ind w:left="314" w:right="0" w:firstLine="0"/>
-        <w:jc w:val="left"/>
-        <w:rPr>
-          <w:rFonts w:ascii="Calibri"/>
-          <w:sz w:val="22"/>
+        <w:ind w:left="314"/>
+        <w:rPr>
+          <w:sz w:val="24"/>
+          <w:szCs w:val="24"/>
         </w:rPr>
       </w:pPr>
       <w:r>
         <w:rPr>
           <w:spacing w:val="-2"/>
-          <w:position w:val="0"/>
-          <w:sz w:val="24"/>
+          <w:sz w:val="24"/>
+          <w:szCs w:val="24"/>
         </w:rPr>
         <w:t>Tanggal</w:t>
       </w:r>
       <w:r>
         <w:rPr>
-          <w:position w:val="0"/>
-          <w:sz w:val="24"/>
+          <w:sz w:val="24"/>
+          <w:szCs w:val="24"/>
         </w:rPr>
         <w:tab/>
       </w:r>
       <w:r>
         <w:rPr>
-          <w:rFonts w:ascii="Calibri"/>
           <w:spacing w:val="-10"/>
           <w:position w:val="-1"/>
-          <w:sz w:val="22"/>
+          <w:sz w:val="24"/>
+          <w:szCs w:val="24"/>
         </w:rPr>
         <w:t>:</w:t>
       </w:r>
       <w:r>
         <w:rPr>
-          <w:rFonts w:ascii="Calibri"/>
           <w:position w:val="-1"/>
-          <w:sz w:val="22"/>
+          <w:sz w:val="24"/>
+          <w:szCs w:val="24"/>
         </w:rPr>
         <w:tab/>
       </w:r>
       <w:r>
         <w:rPr>
-          <w:rFonts w:ascii="Calibri"/>
-          <w:sz w:val="22"/>
-        </w:rPr>
-        <w:t>22</w:t>
-      </w:r>
-      <w:r>
-        <w:rPr>
-          <w:rFonts w:ascii="Calibri"/>
-          <w:spacing w:val="-1"/>
-          <w:sz w:val="22"/>
-        </w:rPr>
-        <w:t> </w:t>
-      </w:r>
-      <w:r>
-        <w:rPr>
-          <w:rFonts w:ascii="Calibri"/>
-          <w:sz w:val="22"/>
-        </w:rPr>
-        <w:t>Juni</w:t>
-      </w:r>
-      <w:r>
-        <w:rPr>
-          <w:rFonts w:ascii="Calibri"/>
-          <w:spacing w:val="-4"/>
-          <w:sz w:val="22"/>
-        </w:rPr>
-        <w:t> 2025</w:t>
+          <w:position w:val="-1"/>
+          <w:sz w:val="24"/>
+          <w:szCs w:val="24"/>
+        </w:rPr>
+        <w:t>${tanggal_acara}</w:t>
       </w:r>
     </w:p>
     <w:p>
       <w:pPr>
         <w:tabs>
-          <w:tab w:pos="2251" w:val="left" w:leader="none"/>
-          <w:tab w:pos="2524" w:val="left" w:leader="none"/>
+          <w:tab w:val="left" w:pos="2251"/>
+          <w:tab w:val="left" w:pos="2524"/>
         </w:tabs>
         <w:spacing w:before="21"/>
-        <w:ind w:left="314" w:right="0" w:firstLine="0"/>
-        <w:jc w:val="left"/>
-        <w:rPr>
-          <w:rFonts w:ascii="Calibri"/>
-          <w:sz w:val="22"/>
+        <w:ind w:left="314"/>
+        <w:rPr>
+          <w:sz w:val="24"/>
+          <w:szCs w:val="24"/>
         </w:rPr>
       </w:pPr>
       <w:r>
         <w:rPr>
           <w:spacing w:val="-5"/>
-          <w:position w:val="0"/>
-          <w:sz w:val="24"/>
+          <w:sz w:val="24"/>
+          <w:szCs w:val="24"/>
         </w:rPr>
         <w:t>Jam</w:t>
       </w:r>
       <w:r>
         <w:rPr>
-          <w:position w:val="0"/>
-          <w:sz w:val="24"/>
+          <w:sz w:val="24"/>
+          <w:szCs w:val="24"/>
         </w:rPr>
         <w:tab/>
       </w:r>
       <w:r>
         <w:rPr>
-          <w:rFonts w:ascii="Calibri"/>
           <w:spacing w:val="-10"/>
           <w:position w:val="-1"/>
-          <w:sz w:val="22"/>
+          <w:sz w:val="24"/>
+          <w:szCs w:val="24"/>
         </w:rPr>
         <w:t>:</w:t>
       </w:r>
       <w:r>
         <w:rPr>
-          <w:rFonts w:ascii="Calibri"/>
           <w:position w:val="-1"/>
-          <w:sz w:val="22"/>
+          <w:sz w:val="24"/>
+          <w:szCs w:val="24"/>
         </w:rPr>
         <w:tab/>
       </w:r>
       <w:r>
         <w:rPr>
-          <w:rFonts w:ascii="Calibri"/>
-          <w:sz w:val="22"/>
-        </w:rPr>
-        <w:t>10,00</w:t>
-      </w:r>
-      <w:r>
-        <w:rPr>
-          <w:rFonts w:ascii="Calibri"/>
-          <w:spacing w:val="-3"/>
-          <w:sz w:val="22"/>
-        </w:rPr>
-        <w:t> </w:t>
-      </w:r>
-      <w:r>
-        <w:rPr>
-          <w:rFonts w:ascii="Calibri"/>
-          <w:sz w:val="22"/>
-        </w:rPr>
-        <w:t>-</w:t>
-      </w:r>
-      <w:r>
-        <w:rPr>
-          <w:rFonts w:ascii="Calibri"/>
-          <w:spacing w:val="-1"/>
-          <w:sz w:val="22"/>
-        </w:rPr>
-        <w:t> </w:t>
-      </w:r>
-      <w:r>
-        <w:rPr>
-          <w:rFonts w:ascii="Calibri"/>
-          <w:sz w:val="22"/>
-        </w:rPr>
-        <w:t>17,00</w:t>
-      </w:r>
-      <w:r>
-        <w:rPr>
-          <w:rFonts w:ascii="Calibri"/>
-          <w:spacing w:val="-2"/>
-          <w:sz w:val="22"/>
-        </w:rPr>
-        <w:t> </w:t>
-      </w:r>
-      <w:r>
-        <w:rPr>
-          <w:rFonts w:ascii="Calibri"/>
-          <w:spacing w:val="-5"/>
-          <w:sz w:val="22"/>
-        </w:rPr>
-        <w:t>wib</w:t>
+          <w:position w:val="-1"/>
+          <w:sz w:val="24"/>
+          <w:szCs w:val="24"/>
+        </w:rPr>
+        <w:t>${jam_acara}</w:t>
       </w:r>
     </w:p>
     <w:p>
       <w:pPr>
         <w:tabs>
-          <w:tab w:pos="2251" w:val="left" w:leader="none"/>
-          <w:tab w:pos="2524" w:val="left" w:leader="none"/>
+          <w:tab w:val="left" w:pos="2251"/>
+          <w:tab w:val="left" w:pos="2524"/>
         </w:tabs>
         <w:spacing w:before="25"/>
-        <w:ind w:left="314" w:right="0" w:firstLine="0"/>
-        <w:jc w:val="left"/>
-        <w:rPr>
-          <w:rFonts w:ascii="Calibri"/>
-          <w:sz w:val="22"/>
+        <w:ind w:left="314"/>
+        <w:rPr>
+          <w:sz w:val="24"/>
+          <w:szCs w:val="24"/>
         </w:rPr>
       </w:pPr>
       <w:r>
         <w:rPr>
           <w:position w:val="1"/>
           <w:sz w:val="24"/>
+          <w:szCs w:val="24"/>
         </w:rPr>
         <w:t>Jenis</w:t>
       </w:r>
@@ -2858,61 +3113,52 @@
           <w:spacing w:val="-2"/>
           <w:position w:val="1"/>
           <w:sz w:val="24"/>
-        </w:rPr>
-        <w:t> Keramaian</w:t>
+          <w:szCs w:val="24"/>
+        </w:rPr>
+        <w:t xml:space="preserve"> Keramaian</w:t>
       </w:r>
       <w:r>
         <w:rPr>
           <w:position w:val="1"/>
           <w:sz w:val="24"/>
+          <w:szCs w:val="24"/>
         </w:rPr>
         <w:tab/>
       </w:r>
       <w:r>
         <w:rPr>
-          <w:rFonts w:ascii="Calibri"/>
           <w:spacing w:val="-10"/>
-          <w:sz w:val="22"/>
+          <w:sz w:val="24"/>
+          <w:szCs w:val="24"/>
         </w:rPr>
         <w:t>:</w:t>
       </w:r>
       <w:r>
         <w:rPr>
-          <w:rFonts w:ascii="Calibri"/>
-          <w:sz w:val="22"/>
+          <w:sz w:val="24"/>
+          <w:szCs w:val="24"/>
         </w:rPr>
         <w:tab/>
-        <w:t>Bantengan</w:t>
-      </w:r>
-      <w:r>
-        <w:rPr>
-          <w:rFonts w:ascii="Calibri"/>
-          <w:spacing w:val="-4"/>
-          <w:sz w:val="22"/>
-        </w:rPr>
-        <w:t> </w:t>
-      </w:r>
-      <w:r>
-        <w:rPr>
-          <w:rFonts w:ascii="Calibri"/>
-          <w:spacing w:val="-2"/>
-          <w:sz w:val="22"/>
-        </w:rPr>
-        <w:t>Lokal</w:t>
+      </w:r>
+      <w:r>
+        <w:rPr>
+          <w:sz w:val="24"/>
+          <w:szCs w:val="24"/>
+        </w:rPr>
+        <w:t>${jenis_keramaian}</w:t>
       </w:r>
     </w:p>
     <w:p>
       <w:pPr>
         <w:tabs>
-          <w:tab w:pos="2251" w:val="left" w:leader="none"/>
-          <w:tab w:pos="2524" w:val="left" w:leader="none"/>
+          <w:tab w:val="left" w:pos="2251"/>
+          <w:tab w:val="left" w:pos="2524"/>
         </w:tabs>
         <w:spacing w:before="24"/>
-        <w:ind w:left="314" w:right="0" w:firstLine="0"/>
-        <w:jc w:val="left"/>
-        <w:rPr>
-          <w:rFonts w:ascii="Calibri"/>
-          <w:sz w:val="22"/>
+        <w:ind w:left="314"/>
+        <w:rPr>
+          <w:sz w:val="24"/>
+          <w:szCs w:val="24"/>
         </w:rPr>
       </w:pPr>
       <w:r>
@@ -2920,6 +3166,7 @@
           <w:spacing w:val="-2"/>
           <w:position w:val="1"/>
           <w:sz w:val="24"/>
+          <w:szCs w:val="24"/>
         </w:rPr>
         <w:t>Keperluan</w:t>
       </w:r>
@@ -2927,54 +3174,44 @@
         <w:rPr>
           <w:position w:val="1"/>
           <w:sz w:val="24"/>
+          <w:szCs w:val="24"/>
         </w:rPr>
         <w:tab/>
       </w:r>
       <w:r>
         <w:rPr>
-          <w:rFonts w:ascii="Calibri"/>
           <w:spacing w:val="-10"/>
-          <w:sz w:val="22"/>
+          <w:sz w:val="24"/>
+          <w:szCs w:val="24"/>
         </w:rPr>
         <w:t>:</w:t>
       </w:r>
       <w:r>
         <w:rPr>
-          <w:rFonts w:ascii="Calibri"/>
-          <w:sz w:val="22"/>
+          <w:sz w:val="24"/>
+          <w:szCs w:val="24"/>
         </w:rPr>
         <w:tab/>
-        <w:t>Mengkhitan</w:t>
-      </w:r>
-      <w:r>
-        <w:rPr>
-          <w:rFonts w:ascii="Calibri"/>
-          <w:spacing w:val="-3"/>
-          <w:sz w:val="22"/>
-        </w:rPr>
-        <w:t> </w:t>
-      </w:r>
-      <w:r>
-        <w:rPr>
-          <w:rFonts w:ascii="Calibri"/>
-          <w:spacing w:val="-2"/>
-          <w:sz w:val="22"/>
-        </w:rPr>
-        <w:t>Anaknya</w:t>
+      </w:r>
+      <w:r>
+        <w:rPr>
+          <w:sz w:val="24"/>
+          <w:szCs w:val="24"/>
+        </w:rPr>
+        <w:t>${keperluan}</w:t>
       </w:r>
     </w:p>
     <w:p>
       <w:pPr>
         <w:tabs>
-          <w:tab w:pos="2251" w:val="left" w:leader="none"/>
-          <w:tab w:pos="2524" w:val="left" w:leader="none"/>
+          <w:tab w:val="left" w:pos="2251"/>
+          <w:tab w:val="left" w:pos="2524"/>
         </w:tabs>
         <w:spacing w:before="21"/>
-        <w:ind w:left="314" w:right="0" w:firstLine="0"/>
-        <w:jc w:val="left"/>
-        <w:rPr>
-          <w:rFonts w:ascii="Calibri"/>
-          <w:sz w:val="22"/>
+        <w:ind w:left="314"/>
+        <w:rPr>
+          <w:sz w:val="24"/>
+          <w:szCs w:val="24"/>
         </w:rPr>
       </w:pPr>
       <w:r>
@@ -2982,6 +3219,7 @@
           <w:spacing w:val="-2"/>
           <w:position w:val="1"/>
           <w:sz w:val="24"/>
+          <w:szCs w:val="24"/>
         </w:rPr>
         <w:t>Lokasi</w:t>
       </w:r>
@@ -2989,130 +3227,31 @@
         <w:rPr>
           <w:position w:val="1"/>
           <w:sz w:val="24"/>
+          <w:szCs w:val="24"/>
         </w:rPr>
         <w:tab/>
       </w:r>
       <w:r>
         <w:rPr>
-          <w:rFonts w:ascii="Calibri"/>
           <w:spacing w:val="-10"/>
-          <w:sz w:val="22"/>
+          <w:sz w:val="24"/>
+          <w:szCs w:val="24"/>
         </w:rPr>
         <w:t>:</w:t>
       </w:r>
       <w:r>
         <w:rPr>
-          <w:rFonts w:ascii="Calibri"/>
-          <w:sz w:val="22"/>
+          <w:sz w:val="24"/>
+          <w:szCs w:val="24"/>
         </w:rPr>
         <w:tab/>
-        <w:t>Dusun</w:t>
-      </w:r>
-      <w:r>
-        <w:rPr>
-          <w:rFonts w:ascii="Calibri"/>
-          <w:spacing w:val="-4"/>
-          <w:sz w:val="22"/>
-        </w:rPr>
-        <w:t> </w:t>
-      </w:r>
-      <w:r>
-        <w:rPr>
-          <w:rFonts w:ascii="Calibri"/>
-          <w:sz w:val="22"/>
-        </w:rPr>
-        <w:t>Janti</w:t>
-      </w:r>
-      <w:r>
-        <w:rPr>
-          <w:rFonts w:ascii="Calibri"/>
-          <w:spacing w:val="-1"/>
-          <w:sz w:val="22"/>
-        </w:rPr>
-        <w:t> </w:t>
-      </w:r>
-      <w:r>
-        <w:rPr>
-          <w:rFonts w:ascii="Calibri"/>
-          <w:sz w:val="22"/>
-        </w:rPr>
-        <w:t>RT</w:t>
-      </w:r>
-      <w:r>
-        <w:rPr>
-          <w:rFonts w:ascii="Calibri"/>
-          <w:spacing w:val="-2"/>
-          <w:sz w:val="22"/>
-        </w:rPr>
-        <w:t> </w:t>
-      </w:r>
-      <w:r>
-        <w:rPr>
-          <w:rFonts w:ascii="Calibri"/>
-          <w:sz w:val="22"/>
-        </w:rPr>
-        <w:t>002</w:t>
-      </w:r>
-      <w:r>
-        <w:rPr>
-          <w:rFonts w:ascii="Calibri"/>
-          <w:spacing w:val="-2"/>
-          <w:sz w:val="22"/>
-        </w:rPr>
-        <w:t> </w:t>
-      </w:r>
-      <w:r>
-        <w:rPr>
-          <w:rFonts w:ascii="Calibri"/>
-          <w:sz w:val="22"/>
-        </w:rPr>
-        <w:t>RW</w:t>
-      </w:r>
-      <w:r>
-        <w:rPr>
-          <w:rFonts w:ascii="Calibri"/>
-          <w:spacing w:val="-4"/>
-          <w:sz w:val="22"/>
-        </w:rPr>
-        <w:t> </w:t>
-      </w:r>
-      <w:r>
-        <w:rPr>
-          <w:rFonts w:ascii="Calibri"/>
-          <w:sz w:val="22"/>
-        </w:rPr>
-        <w:t>008</w:t>
-      </w:r>
-      <w:r>
-        <w:rPr>
-          <w:rFonts w:ascii="Calibri"/>
-          <w:spacing w:val="-3"/>
-          <w:sz w:val="22"/>
-        </w:rPr>
-        <w:t> </w:t>
-      </w:r>
-      <w:r>
-        <w:rPr>
-          <w:rFonts w:ascii="Calibri"/>
-          <w:sz w:val="22"/>
-        </w:rPr>
-        <w:t>Desa</w:t>
-      </w:r>
-      <w:r>
-        <w:rPr>
-          <w:rFonts w:ascii="Calibri"/>
-          <w:spacing w:val="-4"/>
-          <w:sz w:val="22"/>
-        </w:rPr>
-        <w:t> </w:t>
-      </w:r>
-      <w:r>
-        <w:rPr>
-          <w:rFonts w:ascii="Calibri"/>
-          <w:spacing w:val="-2"/>
-          <w:sz w:val="22"/>
-        </w:rPr>
-        <w:t>Pakukerto</w:t>
+      </w:r>
+      <w:r>
+        <w:rPr>
+          <w:sz w:val="24"/>
+          <w:szCs w:val="24"/>
+        </w:rPr>
+        <w:t>${lokasi_acara}</w:t>
       </w:r>
     </w:p>
     <w:p>
@@ -3122,14 +3261,13 @@
         <w:ind w:left="314"/>
       </w:pPr>
       <w:r>
-        <w:rPr/>
         <w:t>Dengan</w:t>
       </w:r>
       <w:r>
         <w:rPr>
           <w:spacing w:val="-3"/>
         </w:rPr>
-        <w:t> </w:t>
+        <w:t xml:space="preserve"> </w:t>
       </w:r>
       <w:r>
         <w:rPr>
@@ -3146,66 +3284,65 @@
           <w:numId w:val="1"/>
         </w:numPr>
         <w:tabs>
-          <w:tab w:pos="1670" w:val="left" w:leader="none"/>
+          <w:tab w:val="left" w:pos="1670"/>
         </w:tabs>
-        <w:spacing w:line="240" w:lineRule="auto" w:before="41" w:after="0"/>
-        <w:ind w:left="1670" w:right="0" w:hanging="396"/>
-        <w:jc w:val="left"/>
+        <w:spacing w:before="41"/>
         <w:rPr>
           <w:position w:val="1"/>
           <w:sz w:val="24"/>
+          <w:szCs w:val="24"/>
         </w:rPr>
       </w:pPr>
       <w:r>
         <w:rPr>
-          <w:rFonts w:ascii="Calibri"/>
-          <w:sz w:val="22"/>
+          <w:sz w:val="24"/>
+          <w:szCs w:val="24"/>
         </w:rPr>
         <w:t>Mentaati</w:t>
       </w:r>
       <w:r>
         <w:rPr>
-          <w:rFonts w:ascii="Calibri"/>
           <w:spacing w:val="-4"/>
-          <w:sz w:val="22"/>
-        </w:rPr>
-        <w:t> </w:t>
-      </w:r>
-      <w:r>
-        <w:rPr>
-          <w:rFonts w:ascii="Calibri"/>
-          <w:sz w:val="22"/>
+          <w:sz w:val="24"/>
+          <w:szCs w:val="24"/>
+        </w:rPr>
+        <w:t xml:space="preserve"> </w:t>
+      </w:r>
+      <w:r>
+        <w:rPr>
+          <w:sz w:val="24"/>
+          <w:szCs w:val="24"/>
         </w:rPr>
         <w:t>peraturan</w:t>
       </w:r>
       <w:r>
         <w:rPr>
-          <w:rFonts w:ascii="Calibri"/>
           <w:spacing w:val="-5"/>
-          <w:sz w:val="22"/>
-        </w:rPr>
-        <w:t> </w:t>
-      </w:r>
-      <w:r>
-        <w:rPr>
-          <w:rFonts w:ascii="Calibri"/>
-          <w:sz w:val="22"/>
+          <w:sz w:val="24"/>
+          <w:szCs w:val="24"/>
+        </w:rPr>
+        <w:t xml:space="preserve"> </w:t>
+      </w:r>
+      <w:r>
+        <w:rPr>
+          <w:sz w:val="24"/>
+          <w:szCs w:val="24"/>
         </w:rPr>
         <w:t>yang</w:t>
       </w:r>
       <w:r>
         <w:rPr>
-          <w:rFonts w:ascii="Calibri"/>
           <w:spacing w:val="-1"/>
-          <w:sz w:val="22"/>
-        </w:rPr>
-        <w:t> </w:t>
-      </w:r>
-      <w:r>
-        <w:rPr>
-          <w:rFonts w:ascii="Calibri"/>
+          <w:sz w:val="24"/>
+          <w:szCs w:val="24"/>
+        </w:rPr>
+        <w:t xml:space="preserve"> </w:t>
+      </w:r>
+      <w:r>
+        <w:rPr>
           <w:spacing w:val="-5"/>
-          <w:sz w:val="22"/>
+          <w:sz w:val="24"/>
+          <w:szCs w:val="24"/>
         </w:rPr>
         <w:t>ada</w:t>
       </w:r>
@@ -3218,18 +3355,17 @@
           <w:numId w:val="1"/>
         </w:numPr>
         <w:tabs>
-          <w:tab w:pos="1670" w:val="left" w:leader="none"/>
+          <w:tab w:val="left" w:pos="1670"/>
         </w:tabs>
-        <w:spacing w:line="240" w:lineRule="auto" w:before="21" w:after="0"/>
-        <w:ind w:left="1670" w:right="0" w:hanging="396"/>
-        <w:jc w:val="left"/>
-        <w:rPr>
-          <w:sz w:val="24"/>
+        <w:rPr>
+          <w:sz w:val="24"/>
+          <w:szCs w:val="24"/>
         </w:rPr>
       </w:pPr>
       <w:r>
         <w:rPr>
           <w:sz w:val="24"/>
+          <w:szCs w:val="24"/>
         </w:rPr>
         <w:t>Menghentikan</w:t>
       </w:r>
@@ -3237,12 +3373,14 @@
         <w:rPr>
           <w:spacing w:val="-6"/>
           <w:sz w:val="24"/>
-        </w:rPr>
-        <w:t> </w:t>
-      </w:r>
-      <w:r>
-        <w:rPr>
-          <w:sz w:val="24"/>
+          <w:szCs w:val="24"/>
+        </w:rPr>
+        <w:t xml:space="preserve"> </w:t>
+      </w:r>
+      <w:r>
+        <w:rPr>
+          <w:sz w:val="24"/>
+          <w:szCs w:val="24"/>
         </w:rPr>
         <w:t>pelaksanaan pada saat ada</w:t>
       </w:r>
@@ -3250,19 +3388,22 @@
         <w:rPr>
           <w:spacing w:val="-3"/>
           <w:sz w:val="24"/>
-        </w:rPr>
-        <w:t> </w:t>
-      </w:r>
-      <w:r>
-        <w:rPr>
-          <w:sz w:val="24"/>
-        </w:rPr>
-        <w:t>kegiatan </w:t>
+          <w:szCs w:val="24"/>
+        </w:rPr>
+        <w:t xml:space="preserve"> </w:t>
+      </w:r>
+      <w:r>
+        <w:rPr>
+          <w:sz w:val="24"/>
+          <w:szCs w:val="24"/>
+        </w:rPr>
+        <w:t xml:space="preserve">kegiatan </w:t>
       </w:r>
       <w:r>
         <w:rPr>
           <w:spacing w:val="-2"/>
           <w:sz w:val="24"/>
+          <w:szCs w:val="24"/>
         </w:rPr>
         <w:t>keagamaan</w:t>
       </w:r>
@@ -3275,18 +3416,18 @@
           <w:numId w:val="1"/>
         </w:numPr>
         <w:tabs>
-          <w:tab w:pos="1670" w:val="left" w:leader="none"/>
+          <w:tab w:val="left" w:pos="1670"/>
         </w:tabs>
-        <w:spacing w:line="240" w:lineRule="auto" w:before="39" w:after="0"/>
-        <w:ind w:left="1670" w:right="0" w:hanging="396"/>
-        <w:jc w:val="left"/>
-        <w:rPr>
-          <w:sz w:val="24"/>
+        <w:spacing w:before="39"/>
+        <w:rPr>
+          <w:sz w:val="24"/>
+          <w:szCs w:val="24"/>
         </w:rPr>
       </w:pPr>
       <w:r>
         <w:rPr>
           <w:sz w:val="24"/>
+          <w:szCs w:val="24"/>
         </w:rPr>
         <w:t>Menjaga</w:t>
       </w:r>
@@ -3294,12 +3435,14 @@
         <w:rPr>
           <w:spacing w:val="-1"/>
           <w:sz w:val="24"/>
-        </w:rPr>
-        <w:t> </w:t>
-      </w:r>
-      <w:r>
-        <w:rPr>
-          <w:sz w:val="24"/>
+          <w:szCs w:val="24"/>
+        </w:rPr>
+        <w:t xml:space="preserve"> </w:t>
+      </w:r>
+      <w:r>
+        <w:rPr>
+          <w:sz w:val="24"/>
+          <w:szCs w:val="24"/>
         </w:rPr>
         <w:t>ketertiban &amp;</w:t>
       </w:r>
@@ -3307,12 +3450,14 @@
         <w:rPr>
           <w:spacing w:val="-1"/>
           <w:sz w:val="24"/>
-        </w:rPr>
-        <w:t> </w:t>
-      </w:r>
-      <w:r>
-        <w:rPr>
-          <w:sz w:val="24"/>
+          <w:szCs w:val="24"/>
+        </w:rPr>
+        <w:t xml:space="preserve"> </w:t>
+      </w:r>
+      <w:r>
+        <w:rPr>
+          <w:sz w:val="24"/>
+          <w:szCs w:val="24"/>
         </w:rPr>
         <w:t>stabilitas</w:t>
       </w:r>
@@ -3320,19 +3465,22 @@
         <w:rPr>
           <w:spacing w:val="-3"/>
           <w:sz w:val="24"/>
-        </w:rPr>
-        <w:t> </w:t>
-      </w:r>
-      <w:r>
-        <w:rPr>
-          <w:sz w:val="24"/>
-        </w:rPr>
-        <w:t>keamanan </w:t>
+          <w:szCs w:val="24"/>
+        </w:rPr>
+        <w:t xml:space="preserve"> </w:t>
+      </w:r>
+      <w:r>
+        <w:rPr>
+          <w:sz w:val="24"/>
+          <w:szCs w:val="24"/>
+        </w:rPr>
+        <w:t xml:space="preserve">keamanan </w:t>
       </w:r>
       <w:r>
         <w:rPr>
           <w:spacing w:val="-2"/>
           <w:sz w:val="24"/>
+          <w:szCs w:val="24"/>
         </w:rPr>
         <w:t>lingkungan</w:t>
       </w:r>
@@ -3345,18 +3493,19 @@
           <w:numId w:val="1"/>
         </w:numPr>
         <w:tabs>
-          <w:tab w:pos="1670" w:val="left" w:leader="none"/>
+          <w:tab w:val="left" w:pos="1670"/>
         </w:tabs>
-        <w:spacing w:line="290" w:lineRule="auto" w:before="38" w:after="0"/>
+        <w:spacing w:before="38" w:line="290" w:lineRule="auto"/>
         <w:ind w:left="314" w:right="2906" w:firstLine="960"/>
-        <w:jc w:val="left"/>
-        <w:rPr>
-          <w:sz w:val="24"/>
+        <w:rPr>
+          <w:sz w:val="24"/>
+          <w:szCs w:val="24"/>
         </w:rPr>
       </w:pPr>
       <w:r>
         <w:rPr>
           <w:sz w:val="24"/>
+          <w:szCs w:val="24"/>
         </w:rPr>
         <w:t>Mengatur</w:t>
       </w:r>
@@ -3364,12 +3513,14 @@
         <w:rPr>
           <w:spacing w:val="-4"/>
           <w:sz w:val="24"/>
-        </w:rPr>
-        <w:t> </w:t>
-      </w:r>
-      <w:r>
-        <w:rPr>
-          <w:sz w:val="24"/>
+          <w:szCs w:val="24"/>
+        </w:rPr>
+        <w:t xml:space="preserve"> </w:t>
+      </w:r>
+      <w:r>
+        <w:rPr>
+          <w:sz w:val="24"/>
+          <w:szCs w:val="24"/>
         </w:rPr>
         <w:t>jalan</w:t>
       </w:r>
@@ -3377,12 +3528,14 @@
         <w:rPr>
           <w:spacing w:val="-4"/>
           <w:sz w:val="24"/>
-        </w:rPr>
-        <w:t> </w:t>
-      </w:r>
-      <w:r>
-        <w:rPr>
-          <w:sz w:val="24"/>
+          <w:szCs w:val="24"/>
+        </w:rPr>
+        <w:t xml:space="preserve"> </w:t>
+      </w:r>
+      <w:r>
+        <w:rPr>
+          <w:sz w:val="24"/>
+          <w:szCs w:val="24"/>
         </w:rPr>
         <w:t>yang</w:t>
       </w:r>
@@ -3390,12 +3543,14 @@
         <w:rPr>
           <w:spacing w:val="-4"/>
           <w:sz w:val="24"/>
-        </w:rPr>
-        <w:t> </w:t>
-      </w:r>
-      <w:r>
-        <w:rPr>
-          <w:sz w:val="24"/>
+          <w:szCs w:val="24"/>
+        </w:rPr>
+        <w:t xml:space="preserve"> </w:t>
+      </w:r>
+      <w:r>
+        <w:rPr>
+          <w:sz w:val="24"/>
+          <w:szCs w:val="24"/>
         </w:rPr>
         <w:t>di</w:t>
       </w:r>
@@ -3403,12 +3558,14 @@
         <w:rPr>
           <w:spacing w:val="-4"/>
           <w:sz w:val="24"/>
-        </w:rPr>
-        <w:t> </w:t>
-      </w:r>
-      <w:r>
-        <w:rPr>
-          <w:sz w:val="24"/>
+          <w:szCs w:val="24"/>
+        </w:rPr>
+        <w:t xml:space="preserve"> </w:t>
+      </w:r>
+      <w:r>
+        <w:rPr>
+          <w:sz w:val="24"/>
+          <w:szCs w:val="24"/>
         </w:rPr>
         <w:t>lewati</w:t>
       </w:r>
@@ -3416,12 +3573,14 @@
         <w:rPr>
           <w:spacing w:val="-2"/>
           <w:sz w:val="24"/>
-        </w:rPr>
-        <w:t> </w:t>
-      </w:r>
-      <w:r>
-        <w:rPr>
-          <w:sz w:val="24"/>
+          <w:szCs w:val="24"/>
+        </w:rPr>
+        <w:t xml:space="preserve"> </w:t>
+      </w:r>
+      <w:r>
+        <w:rPr>
+          <w:sz w:val="24"/>
+          <w:szCs w:val="24"/>
         </w:rPr>
         <w:t>agar</w:t>
       </w:r>
@@ -3429,12 +3588,14 @@
         <w:rPr>
           <w:spacing w:val="-4"/>
           <w:sz w:val="24"/>
-        </w:rPr>
-        <w:t> </w:t>
-      </w:r>
-      <w:r>
-        <w:rPr>
-          <w:sz w:val="24"/>
+          <w:szCs w:val="24"/>
+        </w:rPr>
+        <w:t xml:space="preserve"> </w:t>
+      </w:r>
+      <w:r>
+        <w:rPr>
+          <w:sz w:val="24"/>
+          <w:szCs w:val="24"/>
         </w:rPr>
         <w:t>tidak</w:t>
       </w:r>
@@ -3442,12 +3603,14 @@
         <w:rPr>
           <w:spacing w:val="-4"/>
           <w:sz w:val="24"/>
-        </w:rPr>
-        <w:t> </w:t>
-      </w:r>
-      <w:r>
-        <w:rPr>
-          <w:sz w:val="24"/>
+          <w:szCs w:val="24"/>
+        </w:rPr>
+        <w:t xml:space="preserve"> </w:t>
+      </w:r>
+      <w:r>
+        <w:rPr>
+          <w:sz w:val="24"/>
+          <w:szCs w:val="24"/>
         </w:rPr>
         <w:t>menghambat</w:t>
       </w:r>
@@ -3455,12 +3618,14 @@
         <w:rPr>
           <w:spacing w:val="-6"/>
           <w:sz w:val="24"/>
-        </w:rPr>
-        <w:t> </w:t>
-      </w:r>
-      <w:r>
-        <w:rPr>
-          <w:sz w:val="24"/>
+          <w:szCs w:val="24"/>
+        </w:rPr>
+        <w:t xml:space="preserve"> </w:t>
+      </w:r>
+      <w:r>
+        <w:rPr>
+          <w:sz w:val="24"/>
+          <w:szCs w:val="24"/>
         </w:rPr>
         <w:t>perjalanan</w:t>
       </w:r>
@@ -3468,12 +3633,14 @@
         <w:rPr>
           <w:spacing w:val="-4"/>
           <w:sz w:val="24"/>
-        </w:rPr>
-        <w:t> </w:t>
-      </w:r>
-      <w:r>
-        <w:rPr>
-          <w:sz w:val="24"/>
+          <w:szCs w:val="24"/>
+        </w:rPr>
+        <w:t xml:space="preserve"> </w:t>
+      </w:r>
+      <w:r>
+        <w:rPr>
+          <w:sz w:val="24"/>
+          <w:szCs w:val="24"/>
         </w:rPr>
         <w:t>kendaraan Demikian permohonan ijin diajukan untuk dipergunakan sebagaimana mestinya.</w:t>
       </w:r>
@@ -3481,1021 +3648,935 @@
     <w:p>
       <w:pPr>
         <w:pStyle w:val="BodyText"/>
-        <w:spacing w:before="7"/>
-        <w:rPr>
-          <w:sz w:val="17"/>
-        </w:rPr>
       </w:pPr>
     </w:p>
     <w:p>
       <w:pPr>
         <w:pStyle w:val="BodyText"/>
-        <w:spacing w:after="0"/>
-        <w:rPr>
-          <w:sz w:val="17"/>
-        </w:rPr>
+      </w:pPr>
+    </w:p>
+    <w:tbl>
+      <w:tblPr>
+        <w:tblStyle w:val="TableGrid"/>
+        <w:tblW w:w="0" w:type="auto"/>
+        <w:tblBorders>
+          <w:top w:val="none" w:sz="0" w:space="0" w:color="auto"/>
+          <w:left w:val="none" w:sz="0" w:space="0" w:color="auto"/>
+          <w:bottom w:val="none" w:sz="0" w:space="0" w:color="auto"/>
+          <w:right w:val="none" w:sz="0" w:space="0" w:color="auto"/>
+          <w:insideH w:val="none" w:sz="0" w:space="0" w:color="auto"/>
+          <w:insideV w:val="none" w:sz="0" w:space="0" w:color="auto"/>
+        </w:tblBorders>
+        <w:tblLook w:val="04A0" w:firstRow="1" w:lastRow="0" w:firstColumn="1" w:lastColumn="0" w:noHBand="0" w:noVBand="1"/>
+      </w:tblPr>
+      <w:tblGrid>
+        <w:gridCol w:w="2933"/>
+        <w:gridCol w:w="2933"/>
+        <w:gridCol w:w="2933"/>
+        <w:gridCol w:w="2933"/>
+      </w:tblGrid>
+      <w:tr>
+        <w:trPr>
+          <w:trHeight w:val="450"/>
+        </w:trPr>
+        <w:tc>
+          <w:tcPr>
+            <w:tcW w:w="2933" w:type="dxa"/>
+          </w:tcPr>
+          <w:p>
+            <w:pPr>
+              <w:pStyle w:val="BodyText"/>
+            </w:pPr>
+          </w:p>
+        </w:tc>
+        <w:tc>
+          <w:tcPr>
+            <w:tcW w:w="2933" w:type="dxa"/>
+          </w:tcPr>
+          <w:p>
+            <w:pPr>
+              <w:pStyle w:val="BodyText"/>
+            </w:pPr>
+          </w:p>
+        </w:tc>
+        <w:tc>
+          <w:tcPr>
+            <w:tcW w:w="5866" w:type="dxa"/>
+            <w:gridSpan w:val="2"/>
+            <w:vAlign w:val="center"/>
+          </w:tcPr>
+          <w:p>
+            <w:pPr>
+              <w:pStyle w:val="BodyText"/>
+              <w:jc w:val="center"/>
+            </w:pPr>
+            <w:proofErr w:type="spellStart"/>
+            <w:r>
+              <w:rPr>
+                <w:lang w:val="en-US"/>
+              </w:rPr>
+              <w:t>Pakukerto</w:t>
+            </w:r>
+            <w:proofErr w:type="spellEnd"/>
+            <w:r>
+              <w:rPr>
+                <w:lang w:val="en-US"/>
+              </w:rPr>
+              <w:t xml:space="preserve">, </w:t>
+            </w:r>
+            <w:r>
+              <w:rPr>
+                <w:lang w:val="en-US"/>
+              </w:rPr>
+              <w:t>${</w:t>
+            </w:r>
+            <w:proofErr w:type="spellStart"/>
+            <w:r>
+              <w:rPr>
+                <w:lang w:val="en-US"/>
+              </w:rPr>
+              <w:t>tgl_surat</w:t>
+            </w:r>
+            <w:proofErr w:type="spellEnd"/>
+            <w:r>
+              <w:rPr>
+                <w:lang w:val="en-US"/>
+              </w:rPr>
+              <w:t>}</w:t>
+            </w:r>
+          </w:p>
+        </w:tc>
+      </w:tr>
+      <w:tr>
+        <w:trPr>
+          <w:trHeight w:val="450"/>
+        </w:trPr>
+        <w:tc>
+          <w:tcPr>
+            <w:tcW w:w="2933" w:type="dxa"/>
+          </w:tcPr>
+          <w:p>
+            <w:pPr>
+              <w:pStyle w:val="BodyText"/>
+            </w:pPr>
+          </w:p>
+        </w:tc>
+        <w:tc>
+          <w:tcPr>
+            <w:tcW w:w="2933" w:type="dxa"/>
+          </w:tcPr>
+          <w:p>
+            <w:pPr>
+              <w:pStyle w:val="BodyText"/>
+            </w:pPr>
+          </w:p>
+        </w:tc>
+        <w:tc>
+          <w:tcPr>
+            <w:tcW w:w="2933" w:type="dxa"/>
+            <w:vAlign w:val="center"/>
+          </w:tcPr>
+          <w:p>
+            <w:pPr>
+              <w:pStyle w:val="BodyText"/>
+              <w:jc w:val="center"/>
+              <w:rPr>
+                <w:lang w:val="en-US"/>
+              </w:rPr>
+            </w:pPr>
+          </w:p>
+        </w:tc>
+        <w:tc>
+          <w:tcPr>
+            <w:tcW w:w="2933" w:type="dxa"/>
+            <w:vAlign w:val="center"/>
+          </w:tcPr>
+          <w:p>
+            <w:pPr>
+              <w:pStyle w:val="BodyText"/>
+              <w:jc w:val="center"/>
+              <w:rPr>
+                <w:lang w:val="en-US"/>
+              </w:rPr>
+            </w:pPr>
+            <w:proofErr w:type="spellStart"/>
+            <w:r>
+              <w:rPr>
+                <w:lang w:val="en-US"/>
+              </w:rPr>
+              <w:t>Mengetahui</w:t>
+            </w:r>
+            <w:proofErr w:type="spellEnd"/>
+          </w:p>
+        </w:tc>
+      </w:tr>
+      <w:tr>
+        <w:trPr>
+          <w:trHeight w:val="450"/>
+        </w:trPr>
+        <w:tc>
+          <w:tcPr>
+            <w:tcW w:w="5866" w:type="dxa"/>
+            <w:gridSpan w:val="2"/>
+            <w:vAlign w:val="center"/>
+          </w:tcPr>
+          <w:p>
+            <w:pPr>
+              <w:pStyle w:val="BodyText"/>
+              <w:jc w:val="center"/>
+              <w:rPr>
+                <w:lang w:val="en-US"/>
+              </w:rPr>
+            </w:pPr>
+            <w:r>
+              <w:rPr>
+                <w:lang w:val="en-US"/>
+              </w:rPr>
+              <w:t>Hormat Kami,</w:t>
+            </w:r>
+          </w:p>
+        </w:tc>
+        <w:tc>
+          <w:tcPr>
+            <w:tcW w:w="2933" w:type="dxa"/>
+          </w:tcPr>
+          <w:p>
+            <w:pPr>
+              <w:pStyle w:val="BodyText"/>
+            </w:pPr>
+          </w:p>
+        </w:tc>
+        <w:tc>
+          <w:tcPr>
+            <w:tcW w:w="2933" w:type="dxa"/>
+          </w:tcPr>
+          <w:p>
+            <w:pPr>
+              <w:pStyle w:val="BodyText"/>
+            </w:pPr>
+          </w:p>
+        </w:tc>
+      </w:tr>
+      <w:tr>
+        <w:trPr>
+          <w:trHeight w:val="450"/>
+        </w:trPr>
+        <w:tc>
+          <w:tcPr>
+            <w:tcW w:w="2933" w:type="dxa"/>
+          </w:tcPr>
+          <w:p>
+            <w:pPr>
+              <w:pStyle w:val="BodyText"/>
+              <w:jc w:val="center"/>
+              <w:rPr>
+                <w:lang w:val="en-US"/>
+              </w:rPr>
+            </w:pPr>
+            <w:r>
+              <w:rPr>
+                <w:lang w:val="en-US"/>
+              </w:rPr>
+              <w:t>KETUA RT</w:t>
+            </w:r>
+          </w:p>
+        </w:tc>
+        <w:tc>
+          <w:tcPr>
+            <w:tcW w:w="2933" w:type="dxa"/>
+          </w:tcPr>
+          <w:p>
+            <w:pPr>
+              <w:pStyle w:val="BodyText"/>
+              <w:jc w:val="center"/>
+              <w:rPr>
+                <w:lang w:val="en-US"/>
+              </w:rPr>
+            </w:pPr>
+            <w:r>
+              <w:rPr>
+                <w:lang w:val="en-US"/>
+              </w:rPr>
+              <w:t>KETUA RW</w:t>
+            </w:r>
+          </w:p>
+        </w:tc>
+        <w:tc>
+          <w:tcPr>
+            <w:tcW w:w="2933" w:type="dxa"/>
+          </w:tcPr>
+          <w:p>
+            <w:pPr>
+              <w:pStyle w:val="BodyText"/>
+              <w:jc w:val="center"/>
+              <w:rPr>
+                <w:lang w:val="en-US"/>
+              </w:rPr>
+            </w:pPr>
+            <w:r>
+              <w:rPr>
+                <w:lang w:val="en-US"/>
+              </w:rPr>
+              <w:t>KEPALA DUSUN</w:t>
+            </w:r>
+          </w:p>
+        </w:tc>
+        <w:tc>
+          <w:tcPr>
+            <w:tcW w:w="2933" w:type="dxa"/>
+          </w:tcPr>
+          <w:p>
+            <w:pPr>
+              <w:pStyle w:val="BodyText"/>
+              <w:jc w:val="center"/>
+              <w:rPr>
+                <w:lang w:val="en-US"/>
+              </w:rPr>
+            </w:pPr>
+            <w:r>
+              <w:rPr>
+                <w:lang w:val="en-US"/>
+              </w:rPr>
+              <w:t>PEMOHON</w:t>
+            </w:r>
+          </w:p>
+        </w:tc>
+      </w:tr>
+      <w:tr>
+        <w:trPr>
+          <w:trHeight w:val="450"/>
+        </w:trPr>
+        <w:tc>
+          <w:tcPr>
+            <w:tcW w:w="2933" w:type="dxa"/>
+          </w:tcPr>
+          <w:p>
+            <w:pPr>
+              <w:pStyle w:val="BodyText"/>
+            </w:pPr>
+          </w:p>
+        </w:tc>
+        <w:tc>
+          <w:tcPr>
+            <w:tcW w:w="2933" w:type="dxa"/>
+          </w:tcPr>
+          <w:p>
+            <w:pPr>
+              <w:pStyle w:val="BodyText"/>
+            </w:pPr>
+          </w:p>
+        </w:tc>
+        <w:tc>
+          <w:tcPr>
+            <w:tcW w:w="2933" w:type="dxa"/>
+          </w:tcPr>
+          <w:p>
+            <w:pPr>
+              <w:pStyle w:val="BodyText"/>
+            </w:pPr>
+          </w:p>
+        </w:tc>
+        <w:tc>
+          <w:tcPr>
+            <w:tcW w:w="2933" w:type="dxa"/>
+          </w:tcPr>
+          <w:p>
+            <w:pPr>
+              <w:pStyle w:val="BodyText"/>
+            </w:pPr>
+          </w:p>
+        </w:tc>
+      </w:tr>
+      <w:tr>
+        <w:trPr>
+          <w:trHeight w:val="524"/>
+        </w:trPr>
+        <w:tc>
+          <w:tcPr>
+            <w:tcW w:w="2933" w:type="dxa"/>
+          </w:tcPr>
+          <w:p>
+            <w:pPr>
+              <w:pStyle w:val="BodyText"/>
+            </w:pPr>
+          </w:p>
+        </w:tc>
+        <w:tc>
+          <w:tcPr>
+            <w:tcW w:w="2933" w:type="dxa"/>
+          </w:tcPr>
+          <w:p>
+            <w:pPr>
+              <w:pStyle w:val="BodyText"/>
+            </w:pPr>
+          </w:p>
+        </w:tc>
+        <w:tc>
+          <w:tcPr>
+            <w:tcW w:w="2933" w:type="dxa"/>
+          </w:tcPr>
+          <w:p>
+            <w:pPr>
+              <w:pStyle w:val="BodyText"/>
+            </w:pPr>
+          </w:p>
+        </w:tc>
+        <w:tc>
+          <w:tcPr>
+            <w:tcW w:w="2933" w:type="dxa"/>
+          </w:tcPr>
+          <w:p>
+            <w:pPr>
+              <w:pStyle w:val="BodyText"/>
+            </w:pPr>
+          </w:p>
+        </w:tc>
+      </w:tr>
+    </w:tbl>
+    <w:p>
+      <w:pPr>
+        <w:pStyle w:val="BodyText"/>
         <w:sectPr>
           <w:type w:val="continuous"/>
           <w:pgSz w:w="12240" w:h="20160"/>
-          <w:pgMar w:top="1880" w:bottom="280" w:left="360" w:right="0"/>
+          <w:pgMar w:top="1880" w:right="0" w:bottom="280" w:left="360" w:header="720" w:footer="720" w:gutter="0"/>
+          <w:cols w:space="720"/>
         </w:sectPr>
       </w:pPr>
     </w:p>
     <w:p>
       <w:pPr>
         <w:pStyle w:val="BodyText"/>
-        <w:rPr>
-          <w:sz w:val="22"/>
-        </w:rPr>
+        <w:spacing w:line="20" w:lineRule="exact"/>
+        <w:ind w:left="206"/>
       </w:pPr>
     </w:p>
-    <w:p>
-      <w:pPr>
-        <w:pStyle w:val="BodyText"/>
-        <w:spacing w:before="165"/>
-        <w:rPr>
-          <w:sz w:val="22"/>
-        </w:rPr>
-      </w:pPr>
-    </w:p>
-    <w:p>
-      <w:pPr>
-        <w:spacing w:before="0"/>
-        <w:ind w:left="2524" w:right="0" w:firstLine="0"/>
-        <w:jc w:val="left"/>
-        <w:rPr>
-          <w:rFonts w:ascii="Calibri"/>
-          <w:sz w:val="22"/>
-        </w:rPr>
-      </w:pPr>
-      <w:r>
-        <w:rPr>
-          <w:rFonts w:ascii="Calibri"/>
-          <w:sz w:val="22"/>
-        </w:rPr>
-        <w:t>Hormat</w:t>
-      </w:r>
-      <w:r>
-        <w:rPr>
-          <w:rFonts w:ascii="Calibri"/>
-          <w:spacing w:val="-3"/>
-          <w:sz w:val="22"/>
-        </w:rPr>
-        <w:t> </w:t>
-      </w:r>
-      <w:r>
-        <w:rPr>
-          <w:rFonts w:ascii="Calibri"/>
-          <w:spacing w:val="-2"/>
-          <w:sz w:val="22"/>
-        </w:rPr>
-        <w:t>Kami,</w:t>
-      </w:r>
-    </w:p>
-    <w:p>
-      <w:pPr>
-        <w:tabs>
-          <w:tab w:pos="3705" w:val="left" w:leader="none"/>
-        </w:tabs>
-        <w:spacing w:before="56"/>
-        <w:ind w:left="2524" w:right="0" w:firstLine="0"/>
-        <w:jc w:val="left"/>
-        <w:rPr>
-          <w:rFonts w:ascii="Calibri"/>
-          <w:sz w:val="22"/>
-        </w:rPr>
-      </w:pPr>
-      <w:r>
-        <w:rPr/>
-        <w:br w:type="column"/>
-      </w:r>
-      <w:r>
-        <w:rPr>
-          <w:rFonts w:ascii="Calibri"/>
-          <w:spacing w:val="-2"/>
-          <w:sz w:val="22"/>
-        </w:rPr>
-        <w:t>Pakukerto,</w:t>
-      </w:r>
-      <w:r>
-        <w:rPr>
-          <w:rFonts w:ascii="Calibri"/>
-          <w:sz w:val="22"/>
-        </w:rPr>
-        <w:tab/>
-        <w:t>23 Juli</w:t>
-      </w:r>
-      <w:r>
-        <w:rPr>
-          <w:rFonts w:ascii="Calibri"/>
-          <w:spacing w:val="-3"/>
-          <w:sz w:val="22"/>
-        </w:rPr>
-        <w:t> </w:t>
-      </w:r>
-      <w:r>
-        <w:rPr>
-          <w:rFonts w:ascii="Calibri"/>
-          <w:spacing w:val="-4"/>
-          <w:sz w:val="22"/>
-        </w:rPr>
-        <w:t>2025</w:t>
-      </w:r>
-    </w:p>
-    <w:p>
-      <w:pPr>
-        <w:spacing w:before="46"/>
-        <w:ind w:left="4756" w:right="0" w:firstLine="0"/>
-        <w:jc w:val="left"/>
-        <w:rPr>
-          <w:rFonts w:ascii="Calibri"/>
-          <w:sz w:val="22"/>
-        </w:rPr>
-      </w:pPr>
-      <w:r>
-        <w:rPr>
-          <w:rFonts w:ascii="Calibri"/>
-          <w:spacing w:val="-2"/>
-          <w:sz w:val="22"/>
-        </w:rPr>
-        <w:t>Mengetahui</w:t>
-      </w:r>
-    </w:p>
-    <w:p>
-      <w:pPr>
-        <w:spacing w:after="0"/>
-        <w:jc w:val="left"/>
-        <w:rPr>
-          <w:rFonts w:ascii="Calibri"/>
-          <w:sz w:val="22"/>
-        </w:rPr>
-        <w:sectPr>
-          <w:type w:val="continuous"/>
-          <w:pgSz w:w="12240" w:h="20160"/>
-          <w:pgMar w:top="1880" w:bottom="280" w:left="360" w:right="0"/>
-          <w:cols w:num="2" w:equalWidth="0">
-            <w:col w:w="3803" w:space="1731"/>
-            <w:col w:w="6346"/>
-          </w:cols>
-        </w:sectPr>
-      </w:pPr>
-    </w:p>
-    <w:p>
-      <w:pPr>
-        <w:tabs>
-          <w:tab w:pos="3417" w:val="left" w:leader="none"/>
-          <w:tab w:pos="7631" w:val="left" w:leader="none"/>
-          <w:tab w:pos="10291" w:val="left" w:leader="none"/>
-        </w:tabs>
-        <w:spacing w:before="21"/>
-        <w:ind w:left="734" w:right="0" w:firstLine="0"/>
-        <w:jc w:val="left"/>
-        <w:rPr>
-          <w:rFonts w:ascii="Calibri"/>
-          <w:sz w:val="22"/>
-        </w:rPr>
-      </w:pPr>
-      <w:r>
-        <w:rPr>
-          <w:rFonts w:ascii="Calibri"/>
-          <w:sz w:val="22"/>
-        </w:rPr>
-        <w:t>KETUA</w:t>
-      </w:r>
-      <w:r>
-        <w:rPr>
-          <w:rFonts w:ascii="Calibri"/>
-          <w:spacing w:val="-3"/>
-          <w:sz w:val="22"/>
-        </w:rPr>
-        <w:t> </w:t>
-      </w:r>
-      <w:r>
-        <w:rPr>
-          <w:rFonts w:ascii="Calibri"/>
-          <w:spacing w:val="-5"/>
-          <w:sz w:val="22"/>
-        </w:rPr>
-        <w:t>RT</w:t>
-      </w:r>
-      <w:r>
-        <w:rPr>
-          <w:rFonts w:ascii="Calibri"/>
-          <w:sz w:val="22"/>
-        </w:rPr>
-        <w:tab/>
-      </w:r>
-      <w:r>
-        <w:rPr>
-          <w:rFonts w:ascii="Calibri"/>
-          <w:position w:val="1"/>
-          <w:sz w:val="22"/>
-        </w:rPr>
-        <w:t>KETUA</w:t>
-      </w:r>
-      <w:r>
-        <w:rPr>
-          <w:rFonts w:ascii="Calibri"/>
-          <w:spacing w:val="-3"/>
-          <w:position w:val="1"/>
-          <w:sz w:val="22"/>
-        </w:rPr>
-        <w:t> </w:t>
-      </w:r>
-      <w:r>
-        <w:rPr>
-          <w:rFonts w:ascii="Calibri"/>
-          <w:spacing w:val="-5"/>
-          <w:position w:val="1"/>
-          <w:sz w:val="22"/>
-        </w:rPr>
-        <w:t>RW</w:t>
-      </w:r>
-      <w:r>
-        <w:rPr>
-          <w:rFonts w:ascii="Calibri"/>
-          <w:position w:val="1"/>
-          <w:sz w:val="22"/>
-        </w:rPr>
-        <w:tab/>
-        <w:t>KEPALA</w:t>
-      </w:r>
-      <w:r>
-        <w:rPr>
-          <w:rFonts w:ascii="Calibri"/>
-          <w:spacing w:val="-4"/>
-          <w:position w:val="1"/>
-          <w:sz w:val="22"/>
-        </w:rPr>
-        <w:t> </w:t>
-      </w:r>
-      <w:r>
-        <w:rPr>
-          <w:rFonts w:ascii="Calibri"/>
-          <w:spacing w:val="-2"/>
-          <w:position w:val="1"/>
-          <w:sz w:val="22"/>
-        </w:rPr>
-        <w:t>DUSUN</w:t>
-      </w:r>
-      <w:r>
-        <w:rPr>
-          <w:rFonts w:ascii="Calibri"/>
-          <w:position w:val="1"/>
-          <w:sz w:val="22"/>
-        </w:rPr>
-        <w:tab/>
-      </w:r>
-      <w:r>
-        <w:rPr>
-          <w:rFonts w:ascii="Calibri"/>
-          <w:spacing w:val="-2"/>
-          <w:sz w:val="22"/>
-        </w:rPr>
-        <w:t>PEMOHON</w:t>
-      </w:r>
-    </w:p>
-    <w:p>
-      <w:pPr>
-        <w:pStyle w:val="BodyText"/>
-        <w:rPr>
-          <w:rFonts w:ascii="Calibri"/>
-          <w:sz w:val="22"/>
-        </w:rPr>
-      </w:pPr>
-    </w:p>
-    <w:p>
-      <w:pPr>
-        <w:pStyle w:val="BodyText"/>
-        <w:rPr>
-          <w:rFonts w:ascii="Calibri"/>
-          <w:sz w:val="22"/>
-        </w:rPr>
-      </w:pPr>
-    </w:p>
-    <w:p>
-      <w:pPr>
-        <w:pStyle w:val="BodyText"/>
-        <w:spacing w:before="126"/>
-        <w:rPr>
-          <w:rFonts w:ascii="Calibri"/>
-          <w:sz w:val="22"/>
-        </w:rPr>
-      </w:pPr>
-    </w:p>
-    <w:p>
-      <w:pPr>
-        <w:spacing w:before="0"/>
-        <w:ind w:left="0" w:right="884" w:firstLine="0"/>
-        <w:jc w:val="right"/>
-        <w:rPr>
-          <w:rFonts w:ascii="Calibri"/>
-          <w:sz w:val="22"/>
-        </w:rPr>
-      </w:pPr>
-      <w:r>
-        <w:rPr>
-          <w:rFonts w:ascii="Calibri"/>
-          <w:sz w:val="22"/>
-        </w:rPr>
-        <mc:AlternateContent>
-          <mc:Choice Requires="wps">
-            <w:drawing>
-              <wp:anchor distT="0" distB="0" distL="0" distR="0" allowOverlap="1" layoutInCell="1" locked="0" behindDoc="0" simplePos="0" relativeHeight="15730176">
-                <wp:simplePos x="0" y="0"/>
-                <wp:positionH relativeFrom="page">
-                  <wp:posOffset>2398775</wp:posOffset>
-                </wp:positionH>
-                <wp:positionV relativeFrom="paragraph">
-                  <wp:posOffset>153653</wp:posOffset>
-                </wp:positionV>
-                <wp:extent cx="836930" cy="1270"/>
-                <wp:effectExtent l="0" t="0" r="0" b="0"/>
-                <wp:wrapNone/>
-                <wp:docPr id="24" name="Graphic 24"/>
-                <wp:cNvGraphicFramePr>
-                  <a:graphicFrameLocks/>
-                </wp:cNvGraphicFramePr>
-                <a:graphic>
-                  <a:graphicData uri="http://schemas.microsoft.com/office/word/2010/wordprocessingShape">
-                    <wps:wsp>
-                      <wps:cNvPr id="24" name="Graphic 24"/>
-                      <wps:cNvSpPr/>
-                      <wps:spPr>
-                        <a:xfrm>
-                          <a:off x="0" y="0"/>
-                          <a:ext cx="836930" cy="1270"/>
-                        </a:xfrm>
-                        <a:custGeom>
-                          <a:avLst/>
-                          <a:gdLst/>
-                          <a:ahLst/>
-                          <a:cxnLst/>
-                          <a:rect l="l" t="t" r="r" b="b"/>
-                          <a:pathLst>
-                            <a:path w="836930" h="0">
-                              <a:moveTo>
-                                <a:pt x="0" y="0"/>
-                              </a:moveTo>
-                              <a:lnTo>
-                                <a:pt x="836804" y="0"/>
-                              </a:lnTo>
-                            </a:path>
-                          </a:pathLst>
-                        </a:custGeom>
-                        <a:ln w="9119">
-                          <a:solidFill>
-                            <a:srgbClr val="000000"/>
-                          </a:solidFill>
-                          <a:prstDash val="solid"/>
-                        </a:ln>
-                      </wps:spPr>
-                      <wps:bodyPr wrap="square" lIns="0" tIns="0" rIns="0" bIns="0" rtlCol="0">
-                        <a:prstTxWarp prst="textNoShape">
-                          <a:avLst/>
-                        </a:prstTxWarp>
-                        <a:noAutofit/>
-                      </wps:bodyPr>
-                    </wps:wsp>
-                  </a:graphicData>
-                </a:graphic>
-              </wp:anchor>
-            </w:drawing>
-          </mc:Choice>
-          <mc:Fallback>
-            <w:pict>
-              <v:line style="position:absolute;mso-position-horizontal-relative:page;mso-position-vertical-relative:paragraph;z-index:15730176" from="188.87999pt,12.098721pt" to="254.770084pt,12.098721pt" stroked="true" strokeweight=".718073pt" strokecolor="#000000">
-                <v:stroke dashstyle="solid"/>
-                <w10:wrap type="none"/>
-              </v:line>
-            </w:pict>
-          </mc:Fallback>
-        </mc:AlternateContent>
-      </w:r>
-      <w:r>
-        <w:rPr>
-          <w:rFonts w:ascii="Calibri"/>
-          <w:sz w:val="22"/>
-        </w:rPr>
-        <mc:AlternateContent>
-          <mc:Choice Requires="wps">
-            <w:drawing>
-              <wp:anchor distT="0" distB="0" distL="0" distR="0" allowOverlap="1" layoutInCell="1" locked="0" behindDoc="0" simplePos="0" relativeHeight="15730688">
-                <wp:simplePos x="0" y="0"/>
-                <wp:positionH relativeFrom="page">
-                  <wp:posOffset>4914900</wp:posOffset>
-                </wp:positionH>
-                <wp:positionV relativeFrom="paragraph">
-                  <wp:posOffset>153653</wp:posOffset>
-                </wp:positionV>
-                <wp:extent cx="1045844" cy="1270"/>
-                <wp:effectExtent l="0" t="0" r="0" b="0"/>
-                <wp:wrapNone/>
-                <wp:docPr id="25" name="Graphic 25"/>
-                <wp:cNvGraphicFramePr>
-                  <a:graphicFrameLocks/>
-                </wp:cNvGraphicFramePr>
-                <a:graphic>
-                  <a:graphicData uri="http://schemas.microsoft.com/office/word/2010/wordprocessingShape">
-                    <wps:wsp>
-                      <wps:cNvPr id="25" name="Graphic 25"/>
-                      <wps:cNvSpPr/>
-                      <wps:spPr>
-                        <a:xfrm>
-                          <a:off x="0" y="0"/>
-                          <a:ext cx="1045844" cy="1270"/>
-                        </a:xfrm>
-                        <a:custGeom>
-                          <a:avLst/>
-                          <a:gdLst/>
-                          <a:ahLst/>
-                          <a:cxnLst/>
-                          <a:rect l="l" t="t" r="r" b="b"/>
-                          <a:pathLst>
-                            <a:path w="1045844" h="0">
-                              <a:moveTo>
-                                <a:pt x="0" y="0"/>
-                              </a:moveTo>
-                              <a:lnTo>
-                                <a:pt x="1045303" y="0"/>
-                              </a:lnTo>
-                            </a:path>
-                          </a:pathLst>
-                        </a:custGeom>
-                        <a:ln w="9119">
-                          <a:solidFill>
-                            <a:srgbClr val="000000"/>
-                          </a:solidFill>
-                          <a:prstDash val="solid"/>
-                        </a:ln>
-                      </wps:spPr>
-                      <wps:bodyPr wrap="square" lIns="0" tIns="0" rIns="0" bIns="0" rtlCol="0">
-                        <a:prstTxWarp prst="textNoShape">
-                          <a:avLst/>
-                        </a:prstTxWarp>
-                        <a:noAutofit/>
-                      </wps:bodyPr>
-                    </wps:wsp>
-                  </a:graphicData>
-                </a:graphic>
-              </wp:anchor>
-            </w:drawing>
-          </mc:Choice>
-          <mc:Fallback>
-            <w:pict>
-              <v:line style="position:absolute;mso-position-horizontal-relative:page;mso-position-vertical-relative:paragraph;z-index:15730688" from="387pt,12.098721pt" to="469.307381pt,12.098721pt" stroked="true" strokeweight=".718073pt" strokecolor="#000000">
-                <v:stroke dashstyle="solid"/>
-                <w10:wrap type="none"/>
-              </v:line>
-            </w:pict>
-          </mc:Fallback>
-        </mc:AlternateContent>
-      </w:r>
-      <w:r>
-        <w:rPr>
-          <w:rFonts w:ascii="Calibri"/>
-          <w:spacing w:val="-2"/>
-          <w:sz w:val="22"/>
-        </w:rPr>
-        <w:t>USMAN</w:t>
-      </w:r>
-    </w:p>
+    <w:tbl>
+      <w:tblPr>
+        <w:tblStyle w:val="TableGrid"/>
+        <w:tblW w:w="0" w:type="auto"/>
+        <w:tblBorders>
+          <w:top w:val="none" w:sz="0" w:space="0" w:color="auto"/>
+          <w:left w:val="none" w:sz="0" w:space="0" w:color="auto"/>
+          <w:bottom w:val="none" w:sz="0" w:space="0" w:color="auto"/>
+          <w:right w:val="none" w:sz="0" w:space="0" w:color="auto"/>
+          <w:insideH w:val="none" w:sz="0" w:space="0" w:color="auto"/>
+          <w:insideV w:val="none" w:sz="0" w:space="0" w:color="auto"/>
+        </w:tblBorders>
+        <w:tblLook w:val="04A0" w:firstRow="1" w:lastRow="0" w:firstColumn="1" w:lastColumn="0" w:noHBand="0" w:noVBand="1"/>
+      </w:tblPr>
+      <w:tblGrid>
+        <w:gridCol w:w="2933"/>
+        <w:gridCol w:w="4121"/>
+        <w:gridCol w:w="1745"/>
+        <w:gridCol w:w="2933"/>
+      </w:tblGrid>
+      <w:tr>
+        <w:trPr>
+          <w:trHeight w:val="450"/>
+        </w:trPr>
+        <w:tc>
+          <w:tcPr>
+            <w:tcW w:w="2933" w:type="dxa"/>
+          </w:tcPr>
+          <w:p>
+            <w:pPr>
+              <w:pStyle w:val="BodyText"/>
+            </w:pPr>
+            <w:r>
+              <w:rPr>
+                <w:noProof/>
+              </w:rPr>
+              <mc:AlternateContent>
+                <mc:Choice Requires="wps">
+                  <w:drawing>
+                    <wp:anchor distT="0" distB="0" distL="114300" distR="114300" simplePos="0" relativeHeight="251654656" behindDoc="0" locked="0" layoutInCell="1" allowOverlap="1" wp14:anchorId="40C21FEF" wp14:editId="557B4725">
+                      <wp:simplePos x="0" y="0"/>
+                      <wp:positionH relativeFrom="column">
+                        <wp:posOffset>269593</wp:posOffset>
+                      </wp:positionH>
+                      <wp:positionV relativeFrom="paragraph">
+                        <wp:posOffset>154305</wp:posOffset>
+                      </wp:positionV>
+                      <wp:extent cx="1276350" cy="0"/>
+                      <wp:effectExtent l="0" t="0" r="0" b="0"/>
+                      <wp:wrapNone/>
+                      <wp:docPr id="32" name="Straight Connector 32"/>
+                      <wp:cNvGraphicFramePr/>
+                      <a:graphic xmlns:a="http://schemas.openxmlformats.org/drawingml/2006/main">
+                        <a:graphicData uri="http://schemas.microsoft.com/office/word/2010/wordprocessingShape">
+                          <wps:wsp>
+                            <wps:cNvCnPr/>
+                            <wps:spPr>
+                              <a:xfrm flipV="1">
+                                <a:off x="0" y="0"/>
+                                <a:ext cx="1276350" cy="0"/>
+                              </a:xfrm>
+                              <a:prstGeom prst="line">
+                                <a:avLst/>
+                              </a:prstGeom>
+                            </wps:spPr>
+                            <wps:style>
+                              <a:lnRef idx="1">
+                                <a:schemeClr val="dk1"/>
+                              </a:lnRef>
+                              <a:fillRef idx="0">
+                                <a:schemeClr val="dk1"/>
+                              </a:fillRef>
+                              <a:effectRef idx="0">
+                                <a:schemeClr val="dk1"/>
+                              </a:effectRef>
+                              <a:fontRef idx="minor">
+                                <a:schemeClr val="tx1"/>
+                              </a:fontRef>
+                            </wps:style>
+                            <wps:bodyPr/>
+                          </wps:wsp>
+                        </a:graphicData>
+                      </a:graphic>
+                      <wp14:sizeRelH relativeFrom="margin">
+                        <wp14:pctWidth>0</wp14:pctWidth>
+                      </wp14:sizeRelH>
+                      <wp14:sizeRelV relativeFrom="margin">
+                        <wp14:pctHeight>0</wp14:pctHeight>
+                      </wp14:sizeRelV>
+                    </wp:anchor>
+                  </w:drawing>
+                </mc:Choice>
+                <mc:Fallback>
+                  <w:pict>
+                    <v:line w14:anchorId="0288F996" id="Straight Connector 32" o:spid="_x0000_s1026" style="position:absolute;flip:y;z-index:251654656;visibility:visible;mso-wrap-style:square;mso-width-percent:0;mso-height-percent:0;mso-wrap-distance-left:9pt;mso-wrap-distance-top:0;mso-wrap-distance-right:9pt;mso-wrap-distance-bottom:0;mso-position-horizontal:absolute;mso-position-horizontal-relative:text;mso-position-vertical:absolute;mso-position-vertical-relative:text;mso-width-percent:0;mso-height-percent:0;mso-width-relative:margin;mso-height-relative:margin" from="21.25pt,12.15pt" to="121.75pt,12.15pt" o:gfxdata="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" strokecolor="black [3040]"/>
+                  </w:pict>
+                </mc:Fallback>
+              </mc:AlternateContent>
+            </w:r>
+          </w:p>
+        </w:tc>
+        <w:tc>
+          <w:tcPr>
+            <w:tcW w:w="4121" w:type="dxa"/>
+          </w:tcPr>
+          <w:p>
+            <w:pPr>
+              <w:pStyle w:val="BodyText"/>
+            </w:pPr>
+            <w:r>
+              <w:rPr>
+                <w:noProof/>
+              </w:rPr>
+              <mc:AlternateContent>
+                <mc:Choice Requires="wps">
+                  <w:drawing>
+                    <wp:anchor distT="0" distB="0" distL="114300" distR="114300" simplePos="0" relativeHeight="251659776" behindDoc="0" locked="0" layoutInCell="1" allowOverlap="1" wp14:anchorId="61B0E6C4" wp14:editId="69A1D943">
+                      <wp:simplePos x="0" y="0"/>
+                      <wp:positionH relativeFrom="column">
+                        <wp:posOffset>254635</wp:posOffset>
+                      </wp:positionH>
+                      <wp:positionV relativeFrom="paragraph">
+                        <wp:posOffset>147955</wp:posOffset>
+                      </wp:positionV>
+                      <wp:extent cx="1276350" cy="0"/>
+                      <wp:effectExtent l="0" t="0" r="0" b="0"/>
+                      <wp:wrapNone/>
+                      <wp:docPr id="34" name="Straight Connector 34"/>
+                      <wp:cNvGraphicFramePr/>
+                      <a:graphic xmlns:a="http://schemas.openxmlformats.org/drawingml/2006/main">
+                        <a:graphicData uri="http://schemas.microsoft.com/office/word/2010/wordprocessingShape">
+                          <wps:wsp>
+                            <wps:cNvCnPr/>
+                            <wps:spPr>
+                              <a:xfrm flipV="1">
+                                <a:off x="0" y="0"/>
+                                <a:ext cx="1276350" cy="0"/>
+                              </a:xfrm>
+                              <a:prstGeom prst="line">
+                                <a:avLst/>
+                              </a:prstGeom>
+                            </wps:spPr>
+                            <wps:style>
+                              <a:lnRef idx="1">
+                                <a:schemeClr val="dk1"/>
+                              </a:lnRef>
+                              <a:fillRef idx="0">
+                                <a:schemeClr val="dk1"/>
+                              </a:fillRef>
+                              <a:effectRef idx="0">
+                                <a:schemeClr val="dk1"/>
+                              </a:effectRef>
+                              <a:fontRef idx="minor">
+                                <a:schemeClr val="tx1"/>
+                              </a:fontRef>
+                            </wps:style>
+                            <wps:bodyPr/>
+                          </wps:wsp>
+                        </a:graphicData>
+                      </a:graphic>
+                      <wp14:sizeRelH relativeFrom="margin">
+                        <wp14:pctWidth>0</wp14:pctWidth>
+                      </wp14:sizeRelH>
+                      <wp14:sizeRelV relativeFrom="margin">
+                        <wp14:pctHeight>0</wp14:pctHeight>
+                      </wp14:sizeRelV>
+                    </wp:anchor>
+                  </w:drawing>
+                </mc:Choice>
+                <mc:Fallback>
+                  <w:pict>
+                    <v:line w14:anchorId="0EDA0B7C" id="Straight Connector 34" o:spid="_x0000_s1026" style="position:absolute;flip:y;z-index:251659776;visibility:visible;mso-wrap-style:square;mso-width-percent:0;mso-height-percent:0;mso-wrap-distance-left:9pt;mso-wrap-distance-top:0;mso-wrap-distance-right:9pt;mso-wrap-distance-bottom:0;mso-position-horizontal:absolute;mso-position-horizontal-relative:text;mso-position-vertical:absolute;mso-position-vertical-relative:text;mso-width-percent:0;mso-height-percent:0;mso-width-relative:margin;mso-height-relative:margin" from="20.05pt,11.65pt" to="120.55pt,11.65pt" o:gfxdata="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" strokecolor="black [3040]"/>
+                  </w:pict>
+                </mc:Fallback>
+              </mc:AlternateContent>
+            </w:r>
+            <w:r>
+              <w:rPr>
+                <w:noProof/>
+              </w:rPr>
+              <mc:AlternateContent>
+                <mc:Choice Requires="wps">
+                  <w:drawing>
+                    <wp:anchor distT="0" distB="0" distL="114300" distR="114300" simplePos="0" relativeHeight="251664896" behindDoc="0" locked="0" layoutInCell="1" allowOverlap="1" wp14:anchorId="74B5673B" wp14:editId="215F7E6E">
+                      <wp:simplePos x="0" y="0"/>
+                      <wp:positionH relativeFrom="column">
+                        <wp:posOffset>2089150</wp:posOffset>
+                      </wp:positionH>
+                      <wp:positionV relativeFrom="paragraph">
+                        <wp:posOffset>152400</wp:posOffset>
+                      </wp:positionV>
+                      <wp:extent cx="1276350" cy="0"/>
+                      <wp:effectExtent l="0" t="0" r="0" b="0"/>
+                      <wp:wrapNone/>
+                      <wp:docPr id="35" name="Straight Connector 35"/>
+                      <wp:cNvGraphicFramePr/>
+                      <a:graphic xmlns:a="http://schemas.openxmlformats.org/drawingml/2006/main">
+                        <a:graphicData uri="http://schemas.microsoft.com/office/word/2010/wordprocessingShape">
+                          <wps:wsp>
+                            <wps:cNvCnPr/>
+                            <wps:spPr>
+                              <a:xfrm flipV="1">
+                                <a:off x="0" y="0"/>
+                                <a:ext cx="1276350" cy="0"/>
+                              </a:xfrm>
+                              <a:prstGeom prst="line">
+                                <a:avLst/>
+                              </a:prstGeom>
+                            </wps:spPr>
+                            <wps:style>
+                              <a:lnRef idx="1">
+                                <a:schemeClr val="dk1"/>
+                              </a:lnRef>
+                              <a:fillRef idx="0">
+                                <a:schemeClr val="dk1"/>
+                              </a:fillRef>
+                              <a:effectRef idx="0">
+                                <a:schemeClr val="dk1"/>
+                              </a:effectRef>
+                              <a:fontRef idx="minor">
+                                <a:schemeClr val="tx1"/>
+                              </a:fontRef>
+                            </wps:style>
+                            <wps:bodyPr/>
+                          </wps:wsp>
+                        </a:graphicData>
+                      </a:graphic>
+                      <wp14:sizeRelH relativeFrom="margin">
+                        <wp14:pctWidth>0</wp14:pctWidth>
+                      </wp14:sizeRelH>
+                      <wp14:sizeRelV relativeFrom="margin">
+                        <wp14:pctHeight>0</wp14:pctHeight>
+                      </wp14:sizeRelV>
+                    </wp:anchor>
+                  </w:drawing>
+                </mc:Choice>
+                <mc:Fallback>
+                  <w:pict>
+                    <v:line w14:anchorId="417A37D8" id="Straight Connector 35" o:spid="_x0000_s1026" style="position:absolute;flip:y;z-index:251664896;visibility:visible;mso-wrap-style:square;mso-width-percent:0;mso-height-percent:0;mso-wrap-distance-left:9pt;mso-wrap-distance-top:0;mso-wrap-distance-right:9pt;mso-wrap-distance-bottom:0;mso-position-horizontal:absolute;mso-position-horizontal-relative:text;mso-position-vertical:absolute;mso-position-vertical-relative:text;mso-width-percent:0;mso-height-percent:0;mso-width-relative:margin;mso-height-relative:margin" from="164.5pt,12pt" to="265pt,12pt" o:gfxdata="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" strokecolor="black [3040]"/>
+                  </w:pict>
+                </mc:Fallback>
+              </mc:AlternateContent>
+            </w:r>
+          </w:p>
+        </w:tc>
+        <w:tc>
+          <w:tcPr>
+            <w:tcW w:w="1745" w:type="dxa"/>
+          </w:tcPr>
+          <w:p>
+            <w:pPr>
+              <w:pStyle w:val="BodyText"/>
+              <w:jc w:val="center"/>
+              <w:rPr>
+                <w:lang w:val="en-US"/>
+              </w:rPr>
+            </w:pPr>
+          </w:p>
+        </w:tc>
+        <w:tc>
+          <w:tcPr>
+            <w:tcW w:w="2933" w:type="dxa"/>
+          </w:tcPr>
+          <w:p>
+            <w:pPr>
+              <w:pStyle w:val="BodyText"/>
+              <w:jc w:val="center"/>
+              <w:rPr>
+                <w:lang w:val="en-US"/>
+              </w:rPr>
+            </w:pPr>
+            <w:r>
+              <w:rPr>
+                <w:lang w:val="en-US"/>
+              </w:rPr>
+              <w:t>${nama}</w:t>
+            </w:r>
+          </w:p>
+        </w:tc>
+      </w:tr>
+      <w:tr>
+        <w:trPr>
+          <w:trHeight w:val="450"/>
+        </w:trPr>
+        <w:tc>
+          <w:tcPr>
+            <w:tcW w:w="11732" w:type="dxa"/>
+            <w:gridSpan w:val="4"/>
+            <w:vAlign w:val="center"/>
+          </w:tcPr>
+          <w:p>
+            <w:pPr>
+              <w:pStyle w:val="BodyText"/>
+              <w:jc w:val="center"/>
+            </w:pPr>
+            <w:proofErr w:type="spellStart"/>
+            <w:r>
+              <w:rPr>
+                <w:lang w:val="en-US"/>
+              </w:rPr>
+              <w:t>Mengetahui</w:t>
+            </w:r>
+            <w:proofErr w:type="spellEnd"/>
+          </w:p>
+        </w:tc>
+      </w:tr>
+      <w:tr>
+        <w:trPr>
+          <w:trHeight w:val="450"/>
+        </w:trPr>
+        <w:tc>
+          <w:tcPr>
+            <w:tcW w:w="2933" w:type="dxa"/>
+            <w:vAlign w:val="center"/>
+          </w:tcPr>
+          <w:p>
+            <w:pPr>
+              <w:pStyle w:val="BodyText"/>
+              <w:jc w:val="center"/>
+              <w:rPr>
+                <w:lang w:val="en-US"/>
+              </w:rPr>
+            </w:pPr>
+            <w:r>
+              <w:rPr>
+                <w:lang w:val="en-US"/>
+              </w:rPr>
+              <w:t>BABHINKAMTIBMAS</w:t>
+            </w:r>
+          </w:p>
+        </w:tc>
+        <w:tc>
+          <w:tcPr>
+            <w:tcW w:w="4121" w:type="dxa"/>
+            <w:vAlign w:val="center"/>
+          </w:tcPr>
+          <w:p>
+            <w:pPr>
+              <w:pStyle w:val="BodyText"/>
+              <w:jc w:val="center"/>
+              <w:rPr>
+                <w:lang w:val="en-US"/>
+              </w:rPr>
+            </w:pPr>
+            <w:r>
+              <w:rPr>
+                <w:lang w:val="en-US"/>
+              </w:rPr>
+              <w:t>BABINSA</w:t>
+            </w:r>
+          </w:p>
+        </w:tc>
+        <w:tc>
+          <w:tcPr>
+            <w:tcW w:w="4678" w:type="dxa"/>
+            <w:gridSpan w:val="2"/>
+            <w:vAlign w:val="center"/>
+          </w:tcPr>
+          <w:p>
+            <w:pPr>
+              <w:pStyle w:val="BodyText"/>
+              <w:jc w:val="center"/>
+              <w:rPr>
+                <w:lang w:val="en-US"/>
+              </w:rPr>
+            </w:pPr>
+            <w:r>
+              <w:rPr>
+                <w:lang w:val="en-US"/>
+              </w:rPr>
+              <w:t xml:space="preserve">KEPALA </w:t>
+            </w:r>
+            <w:r>
+              <w:rPr>
+                <w:lang w:val="en-US"/>
+              </w:rPr>
+              <w:t>DESA PAKUKERTO</w:t>
+            </w:r>
+          </w:p>
+        </w:tc>
+      </w:tr>
+      <w:tr>
+        <w:trPr>
+          <w:trHeight w:val="635"/>
+        </w:trPr>
+        <w:tc>
+          <w:tcPr>
+            <w:tcW w:w="2933" w:type="dxa"/>
+          </w:tcPr>
+          <w:p>
+            <w:pPr>
+              <w:pStyle w:val="BodyText"/>
+            </w:pPr>
+          </w:p>
+        </w:tc>
+        <w:tc>
+          <w:tcPr>
+            <w:tcW w:w="4121" w:type="dxa"/>
+          </w:tcPr>
+          <w:p>
+            <w:pPr>
+              <w:pStyle w:val="BodyText"/>
+            </w:pPr>
+          </w:p>
+        </w:tc>
+        <w:tc>
+          <w:tcPr>
+            <w:tcW w:w="1745" w:type="dxa"/>
+          </w:tcPr>
+          <w:p>
+            <w:pPr>
+              <w:pStyle w:val="BodyText"/>
+            </w:pPr>
+          </w:p>
+        </w:tc>
+        <w:tc>
+          <w:tcPr>
+            <w:tcW w:w="2933" w:type="dxa"/>
+          </w:tcPr>
+          <w:p>
+            <w:pPr>
+              <w:pStyle w:val="BodyText"/>
+            </w:pPr>
+          </w:p>
+        </w:tc>
+      </w:tr>
+      <w:tr>
+        <w:trPr>
+          <w:trHeight w:val="829"/>
+        </w:trPr>
+        <w:tc>
+          <w:tcPr>
+            <w:tcW w:w="2933" w:type="dxa"/>
+            <w:vAlign w:val="bottom"/>
+          </w:tcPr>
+          <w:p>
+            <w:pPr>
+              <w:pStyle w:val="BodyText"/>
+              <w:jc w:val="center"/>
+              <w:rPr>
+                <w:u w:val="single"/>
+                <w:lang w:val="en-US"/>
+              </w:rPr>
+            </w:pPr>
+            <w:r>
+              <w:rPr>
+                <w:u w:val="single"/>
+                <w:lang w:val="en-US"/>
+              </w:rPr>
+              <w:t>BRIPKA EKO WIJI</w:t>
+            </w:r>
+          </w:p>
+        </w:tc>
+        <w:tc>
+          <w:tcPr>
+            <w:tcW w:w="4121" w:type="dxa"/>
+            <w:vAlign w:val="bottom"/>
+          </w:tcPr>
+          <w:p>
+            <w:pPr>
+              <w:pStyle w:val="BodyText"/>
+              <w:jc w:val="center"/>
+              <w:rPr>
+                <w:u w:val="single"/>
+                <w:lang w:val="en-US"/>
+              </w:rPr>
+            </w:pPr>
+            <w:r>
+              <w:rPr>
+                <w:u w:val="single"/>
+                <w:lang w:val="en-US"/>
+              </w:rPr>
+              <w:t>SERTU ABDUL KHALIM</w:t>
+            </w:r>
+          </w:p>
+        </w:tc>
+        <w:tc>
+          <w:tcPr>
+            <w:tcW w:w="4678" w:type="dxa"/>
+            <w:gridSpan w:val="2"/>
+            <w:vAlign w:val="bottom"/>
+          </w:tcPr>
+          <w:p>
+            <w:pPr>
+              <w:pStyle w:val="BodyText"/>
+              <w:jc w:val="center"/>
+              <w:rPr>
+                <w:u w:val="single"/>
+                <w:lang w:val="en-US"/>
+              </w:rPr>
+            </w:pPr>
+            <w:r>
+              <w:rPr>
+                <w:u w:val="single"/>
+                <w:lang w:val="en-US"/>
+              </w:rPr>
+              <w:t>H SURATEMAN</w:t>
+            </w:r>
+          </w:p>
+        </w:tc>
+      </w:tr>
+    </w:tbl>
     <w:p>
       <w:pPr>
         <w:pStyle w:val="BodyText"/>
         <w:spacing w:line="20" w:lineRule="exact"/>
         <w:ind w:left="206"/>
-        <w:rPr>
-          <w:rFonts w:ascii="Calibri"/>
-          <w:sz w:val="2"/>
-        </w:rPr>
       </w:pPr>
-      <w:r>
-        <w:rPr>
-          <w:rFonts w:ascii="Calibri"/>
-          <w:sz w:val="2"/>
-        </w:rPr>
-        <mc:AlternateContent>
-          <mc:Choice Requires="wps">
-            <w:drawing>
-              <wp:inline distT="0" distB="0" distL="0" distR="0">
-                <wp:extent cx="1228725" cy="6350"/>
-                <wp:effectExtent l="0" t="0" r="0" b="0"/>
-                <wp:docPr id="26" name="Group 26"/>
-                <wp:cNvGraphicFramePr>
-                  <a:graphicFrameLocks/>
-                </wp:cNvGraphicFramePr>
-                <a:graphic>
-                  <a:graphicData uri="http://schemas.microsoft.com/office/word/2010/wordprocessingGroup">
-                    <wpg:wgp>
-                      <wpg:cNvPr id="26" name="Group 26"/>
-                      <wpg:cNvGrpSpPr/>
-                      <wpg:grpSpPr>
-                        <a:xfrm>
-                          <a:off x="0" y="0"/>
-                          <a:ext cx="1228725" cy="6350"/>
-                          <a:chExt cx="1228725" cy="6350"/>
-                        </a:xfrm>
-                      </wpg:grpSpPr>
-                      <wps:wsp>
-                        <wps:cNvPr id="27" name="Graphic 27"/>
-                        <wps:cNvSpPr/>
-                        <wps:spPr>
-                          <a:xfrm>
-                            <a:off x="-12" y="12"/>
-                            <a:ext cx="1228725" cy="6350"/>
-                          </a:xfrm>
-                          <a:custGeom>
-                            <a:avLst/>
-                            <a:gdLst/>
-                            <a:ahLst/>
-                            <a:cxnLst/>
-                            <a:rect l="l" t="t" r="r" b="b"/>
-                            <a:pathLst>
-                              <a:path w="1228725" h="6350">
-                                <a:moveTo>
-                                  <a:pt x="1228356" y="0"/>
-                                </a:moveTo>
-                                <a:lnTo>
-                                  <a:pt x="867168" y="0"/>
-                                </a:lnTo>
-                                <a:lnTo>
-                                  <a:pt x="0" y="0"/>
-                                </a:lnTo>
-                                <a:lnTo>
-                                  <a:pt x="0" y="6083"/>
-                                </a:lnTo>
-                                <a:lnTo>
-                                  <a:pt x="867168" y="6083"/>
-                                </a:lnTo>
-                                <a:lnTo>
-                                  <a:pt x="1228356" y="6083"/>
-                                </a:lnTo>
-                                <a:lnTo>
-                                  <a:pt x="1228356" y="0"/>
-                                </a:lnTo>
-                                <a:close/>
-                              </a:path>
-                            </a:pathLst>
-                          </a:custGeom>
-                          <a:solidFill>
-                            <a:srgbClr val="000000"/>
-                          </a:solidFill>
-                        </wps:spPr>
-                        <wps:bodyPr wrap="square" lIns="0" tIns="0" rIns="0" bIns="0" rtlCol="0">
-                          <a:prstTxWarp prst="textNoShape">
-                            <a:avLst/>
-                          </a:prstTxWarp>
-                          <a:noAutofit/>
-                        </wps:bodyPr>
-                      </wps:wsp>
-                    </wpg:wgp>
-                  </a:graphicData>
-                </a:graphic>
-              </wp:inline>
-            </w:drawing>
-          </mc:Choice>
-          <mc:Fallback>
-            <w:pict>
-              <v:group style="width:96.75pt;height:.5pt;mso-position-horizontal-relative:char;mso-position-vertical-relative:line" id="docshapegroup5" coordorigin="0,0" coordsize="1935,10">
-                <v:shape style="position:absolute;left:-1;top:0;width:1935;height:10" id="docshape6" coordorigin="0,0" coordsize="1935,10" path="m1934,0l1366,0,0,0,0,10,1366,10,1934,10,1934,0xe" filled="true" fillcolor="#000000" stroked="false">
-                  <v:path arrowok="t"/>
-                  <v:fill type="solid"/>
-                </v:shape>
-              </v:group>
-            </w:pict>
-          </mc:Fallback>
-        </mc:AlternateContent>
-      </w:r>
-      <w:r>
-        <w:rPr>
-          <w:rFonts w:ascii="Calibri"/>
-          <w:sz w:val="2"/>
-        </w:rPr>
-      </w:r>
-    </w:p>
-    <w:p>
-      <w:pPr>
-        <w:pStyle w:val="BodyText"/>
-        <w:spacing w:before="37"/>
-        <w:rPr>
-          <w:rFonts w:ascii="Calibri"/>
-          <w:sz w:val="22"/>
-        </w:rPr>
-      </w:pPr>
-    </w:p>
-    <w:p>
-      <w:pPr>
-        <w:spacing w:before="0"/>
-        <w:ind w:left="591" w:right="0" w:firstLine="0"/>
-        <w:jc w:val="center"/>
-        <w:rPr>
-          <w:rFonts w:ascii="Calibri"/>
-          <w:sz w:val="22"/>
-        </w:rPr>
-      </w:pPr>
-      <w:r>
-        <w:rPr>
-          <w:rFonts w:ascii="Calibri"/>
-          <w:spacing w:val="-2"/>
-          <w:sz w:val="22"/>
-        </w:rPr>
-        <w:t>Mengetahui</w:t>
-      </w:r>
-    </w:p>
-    <w:p>
-      <w:pPr>
-        <w:tabs>
-          <w:tab w:pos="5009" w:val="left" w:leader="none"/>
-          <w:tab w:pos="9525" w:val="left" w:leader="none"/>
-        </w:tabs>
-        <w:spacing w:before="28"/>
-        <w:ind w:left="314" w:right="0" w:firstLine="0"/>
-        <w:jc w:val="left"/>
-        <w:rPr>
-          <w:rFonts w:ascii="Calibri"/>
-          <w:position w:val="2"/>
-          <w:sz w:val="22"/>
-        </w:rPr>
-      </w:pPr>
-      <w:r>
-        <w:rPr>
-          <w:rFonts w:ascii="Calibri"/>
-          <w:spacing w:val="-2"/>
-          <w:sz w:val="22"/>
-        </w:rPr>
-        <w:t>BABHINKAMTIBMAS</w:t>
-      </w:r>
-      <w:r>
-        <w:rPr>
-          <w:rFonts w:ascii="Calibri"/>
-          <w:sz w:val="22"/>
-        </w:rPr>
-        <w:tab/>
-      </w:r>
-      <w:r>
-        <w:rPr>
-          <w:rFonts w:ascii="Calibri"/>
-          <w:spacing w:val="-2"/>
-          <w:sz w:val="22"/>
-        </w:rPr>
-        <w:t>BABINSA</w:t>
-      </w:r>
-      <w:r>
-        <w:rPr>
-          <w:rFonts w:ascii="Calibri"/>
-          <w:sz w:val="22"/>
-        </w:rPr>
-        <w:tab/>
-      </w:r>
-      <w:r>
-        <w:rPr>
-          <w:rFonts w:ascii="Calibri"/>
-          <w:position w:val="2"/>
-          <w:sz w:val="22"/>
-        </w:rPr>
-        <w:t>KEPALA</w:t>
-      </w:r>
-      <w:r>
-        <w:rPr>
-          <w:rFonts w:ascii="Calibri"/>
-          <w:spacing w:val="-4"/>
-          <w:position w:val="2"/>
-          <w:sz w:val="22"/>
-        </w:rPr>
-        <w:t> </w:t>
-      </w:r>
-      <w:r>
-        <w:rPr>
-          <w:rFonts w:ascii="Calibri"/>
-          <w:position w:val="2"/>
-          <w:sz w:val="22"/>
-        </w:rPr>
-        <w:t>DESA</w:t>
-      </w:r>
-      <w:r>
-        <w:rPr>
-          <w:rFonts w:ascii="Calibri"/>
-          <w:spacing w:val="-2"/>
-          <w:position w:val="2"/>
-          <w:sz w:val="22"/>
-        </w:rPr>
-        <w:t> PAKUKERTO</w:t>
-      </w:r>
-    </w:p>
-    <w:p>
-      <w:pPr>
-        <w:pStyle w:val="BodyText"/>
-        <w:rPr>
-          <w:rFonts w:ascii="Calibri"/>
-          <w:sz w:val="22"/>
-        </w:rPr>
-      </w:pPr>
-    </w:p>
-    <w:p>
-      <w:pPr>
-        <w:pStyle w:val="BodyText"/>
-        <w:rPr>
-          <w:rFonts w:ascii="Calibri"/>
-          <w:sz w:val="22"/>
-        </w:rPr>
-      </w:pPr>
-    </w:p>
-    <w:p>
-      <w:pPr>
-        <w:pStyle w:val="BodyText"/>
-        <w:rPr>
-          <w:rFonts w:ascii="Calibri"/>
-          <w:sz w:val="22"/>
-        </w:rPr>
-      </w:pPr>
-    </w:p>
-    <w:p>
-      <w:pPr>
-        <w:pStyle w:val="BodyText"/>
-        <w:spacing w:before="137"/>
-        <w:rPr>
-          <w:rFonts w:ascii="Calibri"/>
-          <w:sz w:val="22"/>
-        </w:rPr>
-      </w:pPr>
-    </w:p>
-    <w:p>
-      <w:pPr>
-        <w:tabs>
-          <w:tab w:pos="4183" w:val="left" w:leader="none"/>
-          <w:tab w:pos="10022" w:val="left" w:leader="none"/>
-        </w:tabs>
-        <w:spacing w:before="0"/>
-        <w:ind w:left="427" w:right="0" w:firstLine="0"/>
-        <w:jc w:val="left"/>
-        <w:rPr>
-          <w:rFonts w:ascii="Calibri"/>
-          <w:sz w:val="22"/>
-        </w:rPr>
-      </w:pPr>
-      <w:r>
-        <w:rPr>
-          <w:rFonts w:ascii="Calibri"/>
-          <w:position w:val="2"/>
-          <w:sz w:val="22"/>
-        </w:rPr>
-        <w:t>BRIPKA</w:t>
-      </w:r>
-      <w:r>
-        <w:rPr>
-          <w:rFonts w:ascii="Calibri"/>
-          <w:spacing w:val="-4"/>
-          <w:position w:val="2"/>
-          <w:sz w:val="22"/>
-        </w:rPr>
-        <w:t> </w:t>
-      </w:r>
-      <w:r>
-        <w:rPr>
-          <w:rFonts w:ascii="Calibri"/>
-          <w:position w:val="2"/>
-          <w:sz w:val="22"/>
-        </w:rPr>
-        <w:t>EKO</w:t>
-      </w:r>
-      <w:r>
-        <w:rPr>
-          <w:rFonts w:ascii="Calibri"/>
-          <w:spacing w:val="-2"/>
-          <w:position w:val="2"/>
-          <w:sz w:val="22"/>
-        </w:rPr>
-        <w:t> </w:t>
-      </w:r>
-      <w:r>
-        <w:rPr>
-          <w:rFonts w:ascii="Calibri"/>
-          <w:spacing w:val="-4"/>
-          <w:position w:val="2"/>
-          <w:sz w:val="22"/>
-        </w:rPr>
-        <w:t>WIJI</w:t>
-      </w:r>
-      <w:r>
-        <w:rPr>
-          <w:rFonts w:ascii="Calibri"/>
-          <w:position w:val="2"/>
-          <w:sz w:val="22"/>
-        </w:rPr>
-        <w:tab/>
-      </w:r>
-      <w:r>
-        <w:rPr>
-          <w:rFonts w:ascii="Calibri"/>
-          <w:position w:val="2"/>
-          <w:sz w:val="22"/>
-          <w:u w:val="single"/>
-        </w:rPr>
-        <w:t>SERTU</w:t>
-      </w:r>
-      <w:r>
-        <w:rPr>
-          <w:rFonts w:ascii="Calibri"/>
-          <w:spacing w:val="-4"/>
-          <w:position w:val="2"/>
-          <w:sz w:val="22"/>
-          <w:u w:val="single"/>
-        </w:rPr>
-        <w:t> </w:t>
-      </w:r>
-      <w:r>
-        <w:rPr>
-          <w:rFonts w:ascii="Calibri"/>
-          <w:position w:val="2"/>
-          <w:sz w:val="22"/>
-          <w:u w:val="single"/>
-        </w:rPr>
-        <w:t>ABDUL</w:t>
-      </w:r>
-      <w:r>
-        <w:rPr>
-          <w:rFonts w:ascii="Calibri"/>
-          <w:spacing w:val="46"/>
-          <w:position w:val="2"/>
-          <w:sz w:val="22"/>
-          <w:u w:val="single"/>
-        </w:rPr>
-        <w:t> </w:t>
-      </w:r>
-      <w:r>
-        <w:rPr>
-          <w:rFonts w:ascii="Calibri"/>
-          <w:spacing w:val="-2"/>
-          <w:position w:val="2"/>
-          <w:sz w:val="22"/>
-          <w:u w:val="single"/>
-        </w:rPr>
-        <w:t>KHALIM</w:t>
-      </w:r>
-      <w:r>
-        <w:rPr>
-          <w:rFonts w:ascii="Calibri"/>
-          <w:position w:val="2"/>
-          <w:sz w:val="22"/>
-        </w:rPr>
-        <w:tab/>
-      </w:r>
-      <w:r>
-        <w:rPr>
-          <w:rFonts w:ascii="Calibri"/>
-          <w:sz w:val="22"/>
-          <w:u w:val="single"/>
-        </w:rPr>
-        <w:t>H</w:t>
-      </w:r>
-      <w:r>
-        <w:rPr>
-          <w:rFonts w:ascii="Calibri"/>
-          <w:spacing w:val="-4"/>
-          <w:sz w:val="22"/>
-          <w:u w:val="single"/>
-        </w:rPr>
-        <w:t> </w:t>
-      </w:r>
-      <w:r>
-        <w:rPr>
-          <w:rFonts w:ascii="Calibri"/>
-          <w:spacing w:val="-2"/>
-          <w:sz w:val="22"/>
-          <w:u w:val="single"/>
-        </w:rPr>
-        <w:t>SURATEMAN</w:t>
-      </w:r>
-    </w:p>
-    <w:p>
-      <w:pPr>
-        <w:pStyle w:val="BodyText"/>
-        <w:spacing w:line="20" w:lineRule="exact"/>
-        <w:ind w:left="206"/>
-        <w:rPr>
-          <w:rFonts w:ascii="Calibri"/>
-          <w:sz w:val="2"/>
-        </w:rPr>
-      </w:pPr>
-      <w:r>
-        <w:rPr>
-          <w:rFonts w:ascii="Calibri"/>
-          <w:sz w:val="2"/>
-        </w:rPr>
-        <mc:AlternateContent>
-          <mc:Choice Requires="wps">
-            <w:drawing>
-              <wp:inline distT="0" distB="0" distL="0" distR="0">
-                <wp:extent cx="1228725" cy="6350"/>
-                <wp:effectExtent l="0" t="0" r="0" b="0"/>
-                <wp:docPr id="28" name="Group 28"/>
-                <wp:cNvGraphicFramePr>
-                  <a:graphicFrameLocks/>
-                </wp:cNvGraphicFramePr>
-                <a:graphic>
-                  <a:graphicData uri="http://schemas.microsoft.com/office/word/2010/wordprocessingGroup">
-                    <wpg:wgp>
-                      <wpg:cNvPr id="28" name="Group 28"/>
-                      <wpg:cNvGrpSpPr/>
-                      <wpg:grpSpPr>
-                        <a:xfrm>
-                          <a:off x="0" y="0"/>
-                          <a:ext cx="1228725" cy="6350"/>
-                          <a:chExt cx="1228725" cy="6350"/>
-                        </a:xfrm>
-                      </wpg:grpSpPr>
-                      <wps:wsp>
-                        <wps:cNvPr id="29" name="Graphic 29"/>
-                        <wps:cNvSpPr/>
-                        <wps:spPr>
-                          <a:xfrm>
-                            <a:off x="-12" y="0"/>
-                            <a:ext cx="1228725" cy="6350"/>
-                          </a:xfrm>
-                          <a:custGeom>
-                            <a:avLst/>
-                            <a:gdLst/>
-                            <a:ahLst/>
-                            <a:cxnLst/>
-                            <a:rect l="l" t="t" r="r" b="b"/>
-                            <a:pathLst>
-                              <a:path w="1228725" h="6350">
-                                <a:moveTo>
-                                  <a:pt x="1228356" y="0"/>
-                                </a:moveTo>
-                                <a:lnTo>
-                                  <a:pt x="867168" y="0"/>
-                                </a:lnTo>
-                                <a:lnTo>
-                                  <a:pt x="0" y="0"/>
-                                </a:lnTo>
-                                <a:lnTo>
-                                  <a:pt x="0" y="6096"/>
-                                </a:lnTo>
-                                <a:lnTo>
-                                  <a:pt x="867168" y="6096"/>
-                                </a:lnTo>
-                                <a:lnTo>
-                                  <a:pt x="1228356" y="6096"/>
-                                </a:lnTo>
-                                <a:lnTo>
-                                  <a:pt x="1228356" y="0"/>
-                                </a:lnTo>
-                                <a:close/>
-                              </a:path>
-                            </a:pathLst>
-                          </a:custGeom>
-                          <a:solidFill>
-                            <a:srgbClr val="000000"/>
-                          </a:solidFill>
-                        </wps:spPr>
-                        <wps:bodyPr wrap="square" lIns="0" tIns="0" rIns="0" bIns="0" rtlCol="0">
-                          <a:prstTxWarp prst="textNoShape">
-                            <a:avLst/>
-                          </a:prstTxWarp>
-                          <a:noAutofit/>
-                        </wps:bodyPr>
-                      </wps:wsp>
-                    </wpg:wgp>
-                  </a:graphicData>
-                </a:graphic>
-              </wp:inline>
-            </w:drawing>
-          </mc:Choice>
-          <mc:Fallback>
-            <w:pict>
-              <v:group style="width:96.75pt;height:.5pt;mso-position-horizontal-relative:char;mso-position-vertical-relative:line" id="docshapegroup7" coordorigin="0,0" coordsize="1935,10">
-                <v:shape style="position:absolute;left:-1;top:0;width:1935;height:10" id="docshape8" coordorigin="0,0" coordsize="1935,10" path="m1934,0l1366,0,0,0,0,10,1366,10,1934,10,1934,0xe" filled="true" fillcolor="#000000" stroked="false">
-                  <v:path arrowok="t"/>
-                  <v:fill type="solid"/>
-                </v:shape>
-              </v:group>
-            </w:pict>
-          </mc:Fallback>
-        </mc:AlternateContent>
-      </w:r>
-      <w:r>
-        <w:rPr>
-          <w:rFonts w:ascii="Calibri"/>
-          <w:sz w:val="2"/>
-        </w:rPr>
-      </w:r>
     </w:p>
     <w:sectPr>
       <w:type w:val="continuous"/>
       <w:pgSz w:w="12240" w:h="20160"/>
-      <w:pgMar w:top="1880" w:bottom="280" w:left="360" w:right="0"/>
+      <w:pgMar w:top="1880" w:right="0" w:bottom="280" w:left="360" w:header="720" w:footer="720" w:gutter="0"/>
+      <w:cols w:space="720"/>
     </w:sectPr>
   </w:body>
 </w:document>
 </file>
 
 <file path=word/numbering.xml><?xml version="1.0" encoding="utf-8"?>
-<w:numbering xmlns:ve="http://schemas.openxmlformats.org/markup-compatibility/2006" xmlns:o="urn:schemas-microsoft-com:office:office" xmlns:r="http://schemas.openxmlformats.org/officeDocument/2006/relationships" xmlns:m="http://schemas.openxmlformats.org/officeDocument/2006/math" xmlns:v="urn:schemas-microsoft-com:vml" xmlns:wp="http://schemas.openxmlformats.org/drawingml/2006/wordprocessingDrawing" xmlns:w10="urn:schemas-microsoft-com:office:word" xmlns:w="http://schemas.openxmlformats.org/wordprocessingml/2006/main" xmlns:wne="http://schemas.microsoft.com/office/word/2006/wordml">
-  <w:abstractNum w:abstractNumId="0">
+<w:numbering xmlns:wpc="http://schemas.microsoft.com/office/word/2010/wordprocessingCanvas" xmlns:cx="http://schemas.microsoft.com/office/drawing/2014/chartex" xmlns:cx1="http://schemas.microsoft.com/office/drawing/2015/9/8/chartex" xmlns:cx2="http://schemas.microsoft.com/office/drawing/2015/10/21/chartex" xmlns:cx3="http://schemas.microsoft.com/office/drawing/2016/5/9/chartex" xmlns:cx4="http://schemas.microsoft.com/office/drawing/2016/5/10/chartex" xmlns:cx5="http://schemas.microsoft.com/office/drawing/2016/5/11/chartex" xmlns:cx6="http://schemas.microsoft.com/office/drawing/2016/5/12/chartex" xmlns:cx7="http://schemas.microsoft.com/office/drawing/2016/5/13/chartex" xmlns:cx8="http://schemas.microsoft.com/office/drawing/2016/5/14/chartex" xmlns:mc="http://schemas.openxmlformats.org/markup-compatibility/2006" xmlns:aink="http://schemas.microsoft.com/office/drawing/2016/ink" xmlns:am3d="http://schemas.microsoft.com/office/drawing/2017/model3d" xmlns:o="urn:schemas-microsoft-com:office:office" xmlns:oel="http://schemas.microsoft.com/office/2019/extlst" xmlns:r="http://schemas.openxmlformats.org/officeDocument/2006/relationships" xmlns:m="http://schemas.openxmlformats.org/officeDocument/2006/math" xmlns:v="urn:schemas-microsoft-com:vml" xmlns:wp14="http://schemas.microsoft.com/office/word/2010/wordprocessingDrawing" xmlns:wp="http://schemas.openxmlformats.org/drawingml/2006/wordprocessingDrawing" xmlns:w10="urn:schemas-microsoft-com:office:word" xmlns:w="http://schemas.openxmlformats.org/wordprocessingml/2006/main" xmlns:w14="http://schemas.microsoft.com/office/word/2010/wordml" xmlns:w15="http://schemas.microsoft.com/office/word/2012/wordml" xmlns:w16cex="http://schemas.microsoft.com/office/word/2018/wordml/cex" xmlns:w16cid="http://schemas.microsoft.com/office/word/2016/wordml/cid" xmlns:w16="http://schemas.microsoft.com/office/word/2018/wordml" xmlns:w16du="http://schemas.microsoft.com/office/word/2023/wordml/word16du" xmlns:w16sdtdh="http://schemas.microsoft.com/office/word/2020/wordml/sdtdatahash" xmlns:w16sdtfl="http://schemas.microsoft.com/office/word/2024/wordml/sdtformatlock" xmlns:w16se="http://schemas.microsoft.com/office/word/2015/wordml/symex" xmlns:wpg="http://schemas.microsoft.com/office/word/2010/wordprocessingGroup" xmlns:wpi="http://schemas.microsoft.com/office/word/2010/wordprocessingInk" xmlns:wne="http://schemas.microsoft.com/office/word/2006/wordml" xmlns:wps="http://schemas.microsoft.com/office/word/2010/wordprocessingShape" mc:Ignorable="w14 w15 w16se w16cid w16 w16cex w16sdtdh w16sdtfl w16du wp14">
+  <w:abstractNum w:abstractNumId="0" w15:restartNumberingAfterBreak="0">
+    <w:nsid w:val="094E16E2"/>
     <w:multiLevelType w:val="hybridMultilevel"/>
-    <w:lvl w:ilvl="0">
+    <w:tmpl w:val="00AE5276"/>
+    <w:lvl w:ilvl="0" w:tplc="E7D0A83A">
       <w:start w:val="1"/>
       <w:numFmt w:val="decimal"/>
       <w:lvlText w:val="%1."/>
@@ -4511,8 +4592,7 @@
         <w:lang w:val="id" w:eastAsia="en-US" w:bidi="ar-SA"/>
       </w:rPr>
     </w:lvl>
-    <w:lvl w:ilvl="1">
-      <w:start w:val="0"/>
+    <w:lvl w:ilvl="1" w:tplc="33A01012">
       <w:numFmt w:val="bullet"/>
       <w:lvlText w:val="•"/>
       <w:lvlJc w:val="left"/>
@@ -4524,8 +4604,7 @@
         <w:lang w:val="id" w:eastAsia="en-US" w:bidi="ar-SA"/>
       </w:rPr>
     </w:lvl>
-    <w:lvl w:ilvl="2">
-      <w:start w:val="0"/>
+    <w:lvl w:ilvl="2" w:tplc="EDD22908">
       <w:numFmt w:val="bullet"/>
       <w:lvlText w:val="•"/>
       <w:lvlJc w:val="left"/>
@@ -4537,8 +4616,7 @@
         <w:lang w:val="id" w:eastAsia="en-US" w:bidi="ar-SA"/>
       </w:rPr>
     </w:lvl>
-    <w:lvl w:ilvl="3">
-      <w:start w:val="0"/>
+    <w:lvl w:ilvl="3" w:tplc="79727BB8">
       <w:numFmt w:val="bullet"/>
       <w:lvlText w:val="•"/>
       <w:lvlJc w:val="left"/>
@@ -4550,8 +4628,7 @@
         <w:lang w:val="id" w:eastAsia="en-US" w:bidi="ar-SA"/>
       </w:rPr>
     </w:lvl>
-    <w:lvl w:ilvl="4">
-      <w:start w:val="0"/>
+    <w:lvl w:ilvl="4" w:tplc="D79CFDF8">
       <w:numFmt w:val="bullet"/>
       <w:lvlText w:val="•"/>
       <w:lvlJc w:val="left"/>
@@ -4563,8 +4640,7 @@
         <w:lang w:val="id" w:eastAsia="en-US" w:bidi="ar-SA"/>
       </w:rPr>
     </w:lvl>
-    <w:lvl w:ilvl="5">
-      <w:start w:val="0"/>
+    <w:lvl w:ilvl="5" w:tplc="AFB09FEE">
       <w:numFmt w:val="bullet"/>
       <w:lvlText w:val="•"/>
       <w:lvlJc w:val="left"/>
@@ -4576,8 +4652,7 @@
         <w:lang w:val="id" w:eastAsia="en-US" w:bidi="ar-SA"/>
       </w:rPr>
     </w:lvl>
-    <w:lvl w:ilvl="6">
-      <w:start w:val="0"/>
+    <w:lvl w:ilvl="6" w:tplc="1EC6D31A">
       <w:numFmt w:val="bullet"/>
       <w:lvlText w:val="•"/>
       <w:lvlJc w:val="left"/>
@@ -4589,8 +4664,7 @@
         <w:lang w:val="id" w:eastAsia="en-US" w:bidi="ar-SA"/>
       </w:rPr>
     </w:lvl>
-    <w:lvl w:ilvl="7">
-      <w:start w:val="0"/>
+    <w:lvl w:ilvl="7" w:tplc="4DE83F86">
       <w:numFmt w:val="bullet"/>
       <w:lvlText w:val="•"/>
       <w:lvlJc w:val="left"/>
@@ -4602,8 +4676,7 @@
         <w:lang w:val="id" w:eastAsia="en-US" w:bidi="ar-SA"/>
       </w:rPr>
     </w:lvl>
-    <w:lvl w:ilvl="8">
-      <w:start w:val="0"/>
+    <w:lvl w:ilvl="8" w:tplc="51E09468">
       <w:numFmt w:val="bullet"/>
       <w:lvlText w:val="•"/>
       <w:lvlJc w:val="left"/>
@@ -4616,21 +4689,21 @@
       </w:rPr>
     </w:lvl>
   </w:abstractNum>
-  <w:num w:numId="1">
+  <w:num w:numId="1" w16cid:durableId="696008808">
     <w:abstractNumId w:val="0"/>
   </w:num>
 </w:numbering>
 </file>
 
 <file path=word/styles.xml><?xml version="1.0" encoding="utf-8"?>
-<w:styles xmlns:r="http://schemas.openxmlformats.org/officeDocument/2006/relationships" xmlns:w="http://schemas.openxmlformats.org/wordprocessingml/2006/main">
+<w:styles xmlns:mc="http://schemas.openxmlformats.org/markup-compatibility/2006" xmlns:r="http://schemas.openxmlformats.org/officeDocument/2006/relationships" xmlns:w="http://schemas.openxmlformats.org/wordprocessingml/2006/main" xmlns:w14="http://schemas.microsoft.com/office/word/2010/wordml" xmlns:w15="http://schemas.microsoft.com/office/word/2012/wordml" xmlns:w16cex="http://schemas.microsoft.com/office/word/2018/wordml/cex" xmlns:w16cid="http://schemas.microsoft.com/office/word/2016/wordml/cid" xmlns:w16="http://schemas.microsoft.com/office/word/2018/wordml" xmlns:w16du="http://schemas.microsoft.com/office/word/2023/wordml/word16du" xmlns:w16sdtdh="http://schemas.microsoft.com/office/word/2020/wordml/sdtdatahash" xmlns:w16sdtfl="http://schemas.microsoft.com/office/word/2024/wordml/sdtformatlock" xmlns:w16se="http://schemas.microsoft.com/office/word/2015/wordml/symex" mc:Ignorable="w14 w15 w16se w16cid w16 w16cex w16sdtdh w16sdtfl w16du">
   <w:docDefaults>
     <w:rPrDefault>
       <w:rPr>
-        <w:rFonts w:cstheme="minorBidi" w:hAnsiTheme="minorHAnsi" w:eastAsiaTheme="minorHAnsi" w:asciiTheme="minorHAnsi"/>
+        <w:rFonts w:asciiTheme="minorHAnsi" w:eastAsiaTheme="minorHAnsi" w:hAnsiTheme="minorHAnsi" w:cstheme="minorBidi"/>
         <w:sz w:val="22"/>
         <w:szCs w:val="22"/>
-        <w:lang w:val="en-US" w:bidi="ar-SA" w:eastAsia="en-US"/>
+        <w:lang w:val="en-US" w:eastAsia="en-US" w:bidi="ar-SA"/>
       </w:rPr>
     </w:rPrDefault>
     <w:pPrDefault>
@@ -4638,67 +4711,436 @@
         <w:widowControl w:val="0"/>
         <w:autoSpaceDE w:val="0"/>
         <w:autoSpaceDN w:val="0"/>
-        <w:spacing w:lineRule="auto" w:line="240" w:before="0" w:after="0"/>
-        <w:ind w:left="0" w:right="0"/>
-        <w:jc w:val="left"/>
       </w:pPr>
     </w:pPrDefault>
   </w:docDefaults>
-  <w:style w:styleId="DefaultParagraphFont" w:default="1" w:type="character">
+  <w:latentStyles w:defLockedState="0" w:defUIPriority="99" w:defSemiHidden="0" w:defUnhideWhenUsed="0" w:defQFormat="0" w:count="376">
+    <w:lsdException w:name="Normal" w:uiPriority="0" w:qFormat="1"/>
+    <w:lsdException w:name="heading 1" w:uiPriority="9" w:qFormat="1"/>
+    <w:lsdException w:name="heading 2" w:semiHidden="1" w:uiPriority="9" w:unhideWhenUsed="1" w:qFormat="1"/>
+    <w:lsdException w:name="heading 3" w:semiHidden="1" w:uiPriority="9" w:unhideWhenUsed="1" w:qFormat="1"/>
+    <w:lsdException w:name="heading 4" w:semiHidden="1" w:uiPriority="9" w:unhideWhenUsed="1" w:qFormat="1"/>
+    <w:lsdException w:name="heading 5" w:semiHidden="1" w:uiPriority="9" w:unhideWhenUsed="1" w:qFormat="1"/>
+    <w:lsdException w:name="heading 6" w:semiHidden="1" w:uiPriority="9" w:unhideWhenUsed="1" w:qFormat="1"/>
+    <w:lsdException w:name="heading 7" w:semiHidden="1" w:uiPriority="9" w:unhideWhenUsed="1" w:qFormat="1"/>
+    <w:lsdException w:name="heading 8" w:semiHidden="1" w:uiPriority="9" w:unhideWhenUsed="1" w:qFormat="1"/>
+    <w:lsdException w:name="heading 9" w:semiHidden="1" w:uiPriority="9" w:unhideWhenUsed="1" w:qFormat="1"/>
+    <w:lsdException w:name="index 1" w:semiHidden="1" w:unhideWhenUsed="1"/>
+    <w:lsdException w:name="index 2" w:semiHidden="1" w:unhideWhenUsed="1"/>
+    <w:lsdException w:name="index 3" w:semiHidden="1" w:unhideWhenUsed="1"/>
+    <w:lsdException w:name="index 4" w:semiHidden="1" w:unhideWhenUsed="1"/>
+    <w:lsdException w:name="index 5" w:semiHidden="1" w:unhideWhenUsed="1"/>
+    <w:lsdException w:name="index 6" w:semiHidden="1" w:unhideWhenUsed="1"/>
+    <w:lsdException w:name="index 7" w:semiHidden="1" w:unhideWhenUsed="1"/>
+    <w:lsdException w:name="index 8" w:semiHidden="1" w:unhideWhenUsed="1"/>
+    <w:lsdException w:name="index 9" w:semiHidden="1" w:unhideWhenUsed="1"/>
+    <w:lsdException w:name="toc 1" w:semiHidden="1" w:uiPriority="39" w:unhideWhenUsed="1"/>
+    <w:lsdException w:name="toc 2" w:semiHidden="1" w:uiPriority="39" w:unhideWhenUsed="1"/>
+    <w:lsdException w:name="toc 3" w:semiHidden="1" w:uiPriority="39" w:unhideWhenUsed="1"/>
+    <w:lsdException w:name="toc 4" w:semiHidden="1" w:uiPriority="39" w:unhideWhenUsed="1"/>
+    <w:lsdException w:name="toc 5" w:semiHidden="1" w:uiPriority="39" w:unhideWhenUsed="1"/>
+    <w:lsdException w:name="toc 6" w:semiHidden="1" w:uiPriority="39" w:unhideWhenUsed="1"/>
+    <w:lsdException w:name="toc 7" w:semiHidden="1" w:uiPriority="39" w:unhideWhenUsed="1"/>
+    <w:lsdException w:name="toc 8" w:semiHidden="1" w:uiPriority="39" w:unhideWhenUsed="1"/>
+    <w:lsdException w:name="toc 9" w:semiHidden="1" w:uiPriority="39" w:unhideWhenUsed="1"/>
+    <w:lsdException w:name="Normal Indent" w:semiHidden="1" w:unhideWhenUsed="1"/>
+    <w:lsdException w:name="footnote text" w:semiHidden="1" w:unhideWhenUsed="1"/>
+    <w:lsdException w:name="annotation text" w:semiHidden="1" w:unhideWhenUsed="1"/>
+    <w:lsdException w:name="header" w:semiHidden="1" w:unhideWhenUsed="1"/>
+    <w:lsdException w:name="footer" w:semiHidden="1" w:unhideWhenUsed="1"/>
+    <w:lsdException w:name="index heading" w:semiHidden="1" w:unhideWhenUsed="1"/>
+    <w:lsdException w:name="caption" w:semiHidden="1" w:uiPriority="35" w:unhideWhenUsed="1" w:qFormat="1"/>
+    <w:lsdException w:name="table of figures" w:semiHidden="1" w:unhideWhenUsed="1"/>
+    <w:lsdException w:name="envelope address" w:semiHidden="1" w:unhideWhenUsed="1"/>
+    <w:lsdException w:name="envelope return" w:semiHidden="1" w:unhideWhenUsed="1"/>
+    <w:lsdException w:name="footnote reference" w:semiHidden="1" w:unhideWhenUsed="1"/>
+    <w:lsdException w:name="annotation reference" w:semiHidden="1" w:unhideWhenUsed="1"/>
+    <w:lsdException w:name="line number" w:semiHidden="1" w:unhideWhenUsed="1"/>
+    <w:lsdException w:name="page number" w:semiHidden="1" w:unhideWhenUsed="1"/>
+    <w:lsdException w:name="endnote reference" w:semiHidden="1" w:unhideWhenUsed="1"/>
+    <w:lsdException w:name="endnote text" w:semiHidden="1" w:unhideWhenUsed="1"/>
+    <w:lsdException w:name="table of authorities" w:semiHidden="1" w:unhideWhenUsed="1"/>
+    <w:lsdException w:name="macro" w:semiHidden="1" w:unhideWhenUsed="1"/>
+    <w:lsdException w:name="toa heading" w:semiHidden="1" w:unhideWhenUsed="1"/>
+    <w:lsdException w:name="List" w:semiHidden="1" w:unhideWhenUsed="1"/>
+    <w:lsdException w:name="List Bullet" w:semiHidden="1" w:unhideWhenUsed="1"/>
+    <w:lsdException w:name="List Number" w:semiHidden="1" w:unhideWhenUsed="1"/>
+    <w:lsdException w:name="List 2" w:semiHidden="1" w:unhideWhenUsed="1"/>
+    <w:lsdException w:name="List 3" w:semiHidden="1" w:unhideWhenUsed="1"/>
+    <w:lsdException w:name="List 4" w:semiHidden="1" w:unhideWhenUsed="1"/>
+    <w:lsdException w:name="List 5" w:semiHidden="1" w:unhideWhenUsed="1"/>
+    <w:lsdException w:name="List Bullet 2" w:semiHidden="1" w:unhideWhenUsed="1"/>
+    <w:lsdException w:name="List Bullet 3" w:semiHidden="1" w:unhideWhenUsed="1"/>
+    <w:lsdException w:name="List Bullet 4" w:semiHidden="1" w:unhideWhenUsed="1"/>
+    <w:lsdException w:name="List Bullet 5" w:semiHidden="1" w:unhideWhenUsed="1"/>
+    <w:lsdException w:name="List Number 2" w:semiHidden="1" w:unhideWhenUsed="1"/>
+    <w:lsdException w:name="List Number 3" w:semiHidden="1" w:unhideWhenUsed="1"/>
+    <w:lsdException w:name="List Number 4" w:semiHidden="1" w:unhideWhenUsed="1"/>
+    <w:lsdException w:name="List Number 5" w:semiHidden="1" w:unhideWhenUsed="1"/>
+    <w:lsdException w:name="Title" w:uiPriority="10" w:qFormat="1"/>
+    <w:lsdException w:name="Closing" w:semiHidden="1" w:unhideWhenUsed="1"/>
+    <w:lsdException w:name="Signature" w:semiHidden="1" w:unhideWhenUsed="1"/>
+    <w:lsdException w:name="Default Paragraph Font" w:semiHidden="1" w:uiPriority="1" w:unhideWhenUsed="1"/>
+    <w:lsdException w:name="Body Text" w:semiHidden="1" w:unhideWhenUsed="1"/>
+    <w:lsdException w:name="Body Text Indent" w:semiHidden="1" w:unhideWhenUsed="1"/>
+    <w:lsdException w:name="List Continue" w:semiHidden="1" w:unhideWhenUsed="1"/>
+    <w:lsdException w:name="List Continue 2" w:semiHidden="1" w:unhideWhenUsed="1"/>
+    <w:lsdException w:name="List Continue 3" w:semiHidden="1" w:unhideWhenUsed="1"/>
+    <w:lsdException w:name="List Continue 4" w:semiHidden="1" w:unhideWhenUsed="1"/>
+    <w:lsdException w:name="List Continue 5" w:semiHidden="1" w:unhideWhenUsed="1"/>
+    <w:lsdException w:name="Message Header" w:semiHidden="1" w:unhideWhenUsed="1"/>
+    <w:lsdException w:name="Subtitle" w:uiPriority="11" w:qFormat="1"/>
+    <w:lsdException w:name="Salutation" w:semiHidden="1" w:unhideWhenUsed="1"/>
+    <w:lsdException w:name="Date" w:semiHidden="1" w:unhideWhenUsed="1"/>
+    <w:lsdException w:name="Body Text First Indent" w:semiHidden="1" w:unhideWhenUsed="1"/>
+    <w:lsdException w:name="Body Text First Indent 2" w:semiHidden="1" w:unhideWhenUsed="1"/>
+    <w:lsdException w:name="Note Heading" w:semiHidden="1" w:unhideWhenUsed="1"/>
+    <w:lsdException w:name="Body Text 2" w:semiHidden="1" w:unhideWhenUsed="1"/>
+    <w:lsdException w:name="Body Text 3" w:semiHidden="1" w:unhideWhenUsed="1"/>
+    <w:lsdException w:name="Body Text Indent 2" w:semiHidden="1" w:unhideWhenUsed="1"/>
+    <w:lsdException w:name="Body Text Indent 3" w:semiHidden="1" w:unhideWhenUsed="1"/>
+    <w:lsdException w:name="Block Text" w:semiHidden="1" w:unhideWhenUsed="1"/>
+    <w:lsdException w:name="Hyperlink" w:semiHidden="1" w:unhideWhenUsed="1"/>
+    <w:lsdException w:name="FollowedHyperlink" w:semiHidden="1" w:unhideWhenUsed="1"/>
+    <w:lsdException w:name="Strong" w:uiPriority="22" w:qFormat="1"/>
+    <w:lsdException w:name="Emphasis" w:uiPriority="20" w:qFormat="1"/>
+    <w:lsdException w:name="Document Map" w:semiHidden="1" w:unhideWhenUsed="1"/>
+    <w:lsdException w:name="Plain Text" w:semiHidden="1" w:unhideWhenUsed="1"/>
+    <w:lsdException w:name="E-mail Signature" w:semiHidden="1" w:unhideWhenUsed="1"/>
+    <w:lsdException w:name="HTML Top of Form" w:semiHidden="1" w:unhideWhenUsed="1"/>
+    <w:lsdException w:name="HTML Bottom of Form" w:semiHidden="1" w:unhideWhenUsed="1"/>
+    <w:lsdException w:name="Normal (Web)" w:semiHidden="1" w:unhideWhenUsed="1"/>
+    <w:lsdException w:name="HTML Acronym" w:semiHidden="1" w:unhideWhenUsed="1"/>
+    <w:lsdException w:name="HTML Address" w:semiHidden="1" w:unhideWhenUsed="1"/>
+    <w:lsdException w:name="HTML Cite" w:semiHidden="1" w:unhideWhenUsed="1"/>
+    <w:lsdException w:name="HTML Code" w:semiHidden="1" w:unhideWhenUsed="1"/>
+    <w:lsdException w:name="HTML Definition" w:semiHidden="1" w:unhideWhenUsed="1"/>
+    <w:lsdException w:name="HTML Keyboard" w:semiHidden="1" w:unhideWhenUsed="1"/>
+    <w:lsdException w:name="HTML Preformatted" w:semiHidden="1" w:unhideWhenUsed="1"/>
+    <w:lsdException w:name="HTML Sample" w:semiHidden="1" w:unhideWhenUsed="1"/>
+    <w:lsdException w:name="HTML Typewriter" w:semiHidden="1" w:unhideWhenUsed="1"/>
+    <w:lsdException w:name="HTML Variable" w:semiHidden="1" w:unhideWhenUsed="1"/>
+    <w:lsdException w:name="Normal Table" w:semiHidden="1" w:unhideWhenUsed="1"/>
+    <w:lsdException w:name="annotation subject" w:semiHidden="1" w:unhideWhenUsed="1"/>
+    <w:lsdException w:name="No List" w:semiHidden="1" w:unhideWhenUsed="1"/>
+    <w:lsdException w:name="Outline List 1" w:semiHidden="1" w:unhideWhenUsed="1"/>
+    <w:lsdException w:name="Outline List 2" w:semiHidden="1" w:unhideWhenUsed="1"/>
+    <w:lsdException w:name="Outline List 3" w:semiHidden="1" w:unhideWhenUsed="1"/>
+    <w:lsdException w:name="Table Simple 1" w:semiHidden="1" w:unhideWhenUsed="1"/>
+    <w:lsdException w:name="Table Simple 2" w:semiHidden="1" w:unhideWhenUsed="1"/>
+    <w:lsdException w:name="Table Simple 3" w:semiHidden="1" w:unhideWhenUsed="1"/>
+    <w:lsdException w:name="Table Classic 1" w:semiHidden="1" w:unhideWhenUsed="1"/>
+    <w:lsdException w:name="Table Classic 2" w:semiHidden="1" w:unhideWhenUsed="1"/>
+    <w:lsdException w:name="Table Classic 3" w:semiHidden="1" w:unhideWhenUsed="1"/>
+    <w:lsdException w:name="Table Classic 4" w:semiHidden="1" w:unhideWhenUsed="1"/>
+    <w:lsdException w:name="Table Colorful 1" w:semiHidden="1" w:unhideWhenUsed="1"/>
+    <w:lsdException w:name="Table Colorful 2" w:semiHidden="1" w:unhideWhenUsed="1"/>
+    <w:lsdException w:name="Table Colorful 3" w:semiHidden="1" w:unhideWhenUsed="1"/>
+    <w:lsdException w:name="Table Columns 1" w:semiHidden="1" w:unhideWhenUsed="1"/>
+    <w:lsdException w:name="Table Columns 2" w:semiHidden="1" w:unhideWhenUsed="1"/>
+    <w:lsdException w:name="Table Columns 3" w:semiHidden="1" w:unhideWhenUsed="1"/>
+    <w:lsdException w:name="Table Columns 4" w:semiHidden="1" w:unhideWhenUsed="1"/>
+    <w:lsdException w:name="Table Columns 5" w:semiHidden="1" w:unhideWhenUsed="1"/>
+    <w:lsdException w:name="Table Grid 1" w:semiHidden="1" w:unhideWhenUsed="1"/>
+    <w:lsdException w:name="Table Grid 2" w:semiHidden="1" w:unhideWhenUsed="1"/>
+    <w:lsdException w:name="Table Grid 3" w:semiHidden="1" w:unhideWhenUsed="1"/>
+    <w:lsdException w:name="Table Grid 4" w:semiHidden="1" w:unhideWhenUsed="1"/>
+    <w:lsdException w:name="Table Grid 5" w:semiHidden="1" w:unhideWhenUsed="1"/>
+    <w:lsdException w:name="Table Grid 6" w:semiHidden="1" w:unhideWhenUsed="1"/>
+    <w:lsdException w:name="Table Grid 7" w:semiHidden="1" w:unhideWhenUsed="1"/>
+    <w:lsdException w:name="Table Grid 8" w:semiHidden="1" w:unhideWhenUsed="1"/>
+    <w:lsdException w:name="Table List 1" w:semiHidden="1" w:unhideWhenUsed="1"/>
+    <w:lsdException w:name="Table List 2" w:semiHidden="1" w:unhideWhenUsed="1"/>
+    <w:lsdException w:name="Table List 3" w:semiHidden="1" w:unhideWhenUsed="1"/>
+    <w:lsdException w:name="Table List 4" w:semiHidden="1" w:unhideWhenUsed="1"/>
+    <w:lsdException w:name="Table List 5" w:semiHidden="1" w:unhideWhenUsed="1"/>
+    <w:lsdException w:name="Table List 6" w:semiHidden="1" w:unhideWhenUsed="1"/>
+    <w:lsdException w:name="Table List 7" w:semiHidden="1" w:unhideWhenUsed="1"/>
+    <w:lsdException w:name="Table List 8" w:semiHidden="1" w:unhideWhenUsed="1"/>
+    <w:lsdException w:name="Table 3D effects 1" w:semiHidden="1" w:unhideWhenUsed="1"/>
+    <w:lsdException w:name="Table 3D effects 2" w:semiHidden="1" w:unhideWhenUsed="1"/>
+    <w:lsdException w:name="Table 3D effects 3" w:semiHidden="1" w:unhideWhenUsed="1"/>
+    <w:lsdException w:name="Table Contemporary" w:semiHidden="1" w:unhideWhenUsed="1"/>
+    <w:lsdException w:name="Table Elegant" w:semiHidden="1" w:unhideWhenUsed="1"/>
+    <w:lsdException w:name="Table Professional" w:semiHidden="1" w:unhideWhenUsed="1"/>
+    <w:lsdException w:name="Table Subtle 1" w:semiHidden="1" w:unhideWhenUsed="1"/>
+    <w:lsdException w:name="Table Subtle 2" w:semiHidden="1" w:unhideWhenUsed="1"/>
+    <w:lsdException w:name="Table Web 1" w:semiHidden="1" w:unhideWhenUsed="1"/>
+    <w:lsdException w:name="Table Web 2" w:semiHidden="1" w:unhideWhenUsed="1"/>
+    <w:lsdException w:name="Table Web 3" w:semiHidden="1" w:unhideWhenUsed="1"/>
+    <w:lsdException w:name="Balloon Text" w:semiHidden="1" w:unhideWhenUsed="1"/>
+    <w:lsdException w:name="Table Grid" w:uiPriority="39"/>
+    <w:lsdException w:name="Table Theme" w:semiHidden="1" w:unhideWhenUsed="1"/>
+    <w:lsdException w:name="Placeholder Text" w:semiHidden="1"/>
+    <w:lsdException w:name="No Spacing" w:uiPriority="1" w:qFormat="1"/>
+    <w:lsdException w:name="Light Shading" w:uiPriority="60"/>
+    <w:lsdException w:name="Light List" w:uiPriority="61"/>
+    <w:lsdException w:name="Light Grid" w:uiPriority="62"/>
+    <w:lsdException w:name="Medium Shading 1" w:uiPriority="63"/>
+    <w:lsdException w:name="Medium Shading 2" w:uiPriority="64"/>
+    <w:lsdException w:name="Medium List 1" w:uiPriority="65"/>
+    <w:lsdException w:name="Medium List 2" w:uiPriority="66"/>
+    <w:lsdException w:name="Medium Grid 1" w:uiPriority="67"/>
+    <w:lsdException w:name="Medium Grid 2" w:uiPriority="68"/>
+    <w:lsdException w:name="Medium Grid 3" w:uiPriority="69"/>
+    <w:lsdException w:name="Dark List" w:uiPriority="70"/>
+    <w:lsdException w:name="Colorful Shading" w:uiPriority="71"/>
+    <w:lsdException w:name="Colorful List" w:uiPriority="72"/>
+    <w:lsdException w:name="Colorful Grid" w:uiPriority="73"/>
+    <w:lsdException w:name="Light Shading Accent 1" w:uiPriority="60"/>
+    <w:lsdException w:name="Light List Accent 1" w:uiPriority="61"/>
+    <w:lsdException w:name="Light Grid Accent 1" w:uiPriority="62"/>
+    <w:lsdException w:name="Medium Shading 1 Accent 1" w:uiPriority="63"/>
+    <w:lsdException w:name="Medium Shading 2 Accent 1" w:uiPriority="64"/>
+    <w:lsdException w:name="Medium List 1 Accent 1" w:uiPriority="65"/>
+    <w:lsdException w:name="Revision" w:semiHidden="1"/>
+    <w:lsdException w:name="List Paragraph" w:uiPriority="34" w:qFormat="1"/>
+    <w:lsdException w:name="Quote" w:uiPriority="29" w:qFormat="1"/>
+    <w:lsdException w:name="Intense Quote" w:uiPriority="30" w:qFormat="1"/>
+    <w:lsdException w:name="Medium List 2 Accent 1" w:uiPriority="66"/>
+    <w:lsdException w:name="Medium Grid 1 Accent 1" w:uiPriority="67"/>
+    <w:lsdException w:name="Medium Grid 2 Accent 1" w:uiPriority="68"/>
+    <w:lsdException w:name="Medium Grid 3 Accent 1" w:uiPriority="69"/>
+    <w:lsdException w:name="Dark List Accent 1" w:uiPriority="70"/>
+    <w:lsdException w:name="Colorful Shading Accent 1" w:uiPriority="71"/>
+    <w:lsdException w:name="Colorful List Accent 1" w:uiPriority="72"/>
+    <w:lsdException w:name="Colorful Grid Accent 1" w:uiPriority="73"/>
+    <w:lsdException w:name="Light Shading Accent 2" w:uiPriority="60"/>
+    <w:lsdException w:name="Light List Accent 2" w:uiPriority="61"/>
+    <w:lsdException w:name="Light Grid Accent 2" w:uiPriority="62"/>
+    <w:lsdException w:name="Medium Shading 1 Accent 2" w:uiPriority="63"/>
+    <w:lsdException w:name="Medium Shading 2 Accent 2" w:uiPriority="64"/>
+    <w:lsdException w:name="Medium List 1 Accent 2" w:uiPriority="65"/>
+    <w:lsdException w:name="Medium List 2 Accent 2" w:uiPriority="66"/>
+    <w:lsdException w:name="Medium Grid 1 Accent 2" w:uiPriority="67"/>
+    <w:lsdException w:name="Medium Grid 2 Accent 2" w:uiPriority="68"/>
+    <w:lsdException w:name="Medium Grid 3 Accent 2" w:uiPriority="69"/>
+    <w:lsdException w:name="Dark List Accent 2" w:uiPriority="70"/>
+    <w:lsdException w:name="Colorful Shading Accent 2" w:uiPriority="71"/>
+    <w:lsdException w:name="Colorful List Accent 2" w:uiPriority="72"/>
+    <w:lsdException w:name="Colorful Grid Accent 2" w:uiPriority="73"/>
+    <w:lsdException w:name="Light Shading Accent 3" w:uiPriority="60"/>
+    <w:lsdException w:name="Light List Accent 3" w:uiPriority="61"/>
+    <w:lsdException w:name="Light Grid Accent 3" w:uiPriority="62"/>
+    <w:lsdException w:name="Medium Shading 1 Accent 3" w:uiPriority="63"/>
+    <w:lsdException w:name="Medium Shading 2 Accent 3" w:uiPriority="64"/>
+    <w:lsdException w:name="Medium List 1 Accent 3" w:uiPriority="65"/>
+    <w:lsdException w:name="Medium List 2 Accent 3" w:uiPriority="66"/>
+    <w:lsdException w:name="Medium Grid 1 Accent 3" w:uiPriority="67"/>
+    <w:lsdException w:name="Medium Grid 2 Accent 3" w:uiPriority="68"/>
+    <w:lsdException w:name="Medium Grid 3 Accent 3" w:uiPriority="69"/>
+    <w:lsdException w:name="Dark List Accent 3" w:uiPriority="70"/>
+    <w:lsdException w:name="Colorful Shading Accent 3" w:uiPriority="71"/>
+    <w:lsdException w:name="Colorful List Accent 3" w:uiPriority="72"/>
+    <w:lsdException w:name="Colorful Grid Accent 3" w:uiPriority="73"/>
+    <w:lsdException w:name="Light Shading Accent 4" w:uiPriority="60"/>
+    <w:lsdException w:name="Light List Accent 4" w:uiPriority="61"/>
+    <w:lsdException w:name="Light Grid Accent 4" w:uiPriority="62"/>
+    <w:lsdException w:name="Medium Shading 1 Accent 4" w:uiPriority="63"/>
+    <w:lsdException w:name="Medium Shading 2 Accent 4" w:uiPriority="64"/>
+    <w:lsdException w:name="Medium List 1 Accent 4" w:uiPriority="65"/>
+    <w:lsdException w:name="Medium List 2 Accent 4" w:uiPriority="66"/>
+    <w:lsdException w:name="Medium Grid 1 Accent 4" w:uiPriority="67"/>
+    <w:lsdException w:name="Medium Grid 2 Accent 4" w:uiPriority="68"/>
+    <w:lsdException w:name="Medium Grid 3 Accent 4" w:uiPriority="69"/>
+    <w:lsdException w:name="Dark List Accent 4" w:uiPriority="70"/>
+    <w:lsdException w:name="Colorful Shading Accent 4" w:uiPriority="71"/>
+    <w:lsdException w:name="Colorful List Accent 4" w:uiPriority="72"/>
+    <w:lsdException w:name="Colorful Grid Accent 4" w:uiPriority="73"/>
+    <w:lsdException w:name="Light Shading Accent 5" w:uiPriority="60"/>
+    <w:lsdException w:name="Light List Accent 5" w:uiPriority="61"/>
+    <w:lsdException w:name="Light Grid Accent 5" w:uiPriority="62"/>
+    <w:lsdException w:name="Medium Shading 1 Accent 5" w:uiPriority="63"/>
+    <w:lsdException w:name="Medium Shading 2 Accent 5" w:uiPriority="64"/>
+    <w:lsdException w:name="Medium List 1 Accent 5" w:uiPriority="65"/>
+    <w:lsdException w:name="Medium List 2 Accent 5" w:uiPriority="66"/>
+    <w:lsdException w:name="Medium Grid 1 Accent 5" w:uiPriority="67"/>
+    <w:lsdException w:name="Medium Grid 2 Accent 5" w:uiPriority="68"/>
+    <w:lsdException w:name="Medium Grid 3 Accent 5" w:uiPriority="69"/>
+    <w:lsdException w:name="Dark List Accent 5" w:uiPriority="70"/>
+    <w:lsdException w:name="Colorful Shading Accent 5" w:uiPriority="71"/>
+    <w:lsdException w:name="Colorful List Accent 5" w:uiPriority="72"/>
+    <w:lsdException w:name="Colorful Grid Accent 5" w:uiPriority="73"/>
+    <w:lsdException w:name="Light Shading Accent 6" w:uiPriority="60"/>
+    <w:lsdException w:name="Light List Accent 6" w:uiPriority="61"/>
+    <w:lsdException w:name="Light Grid Accent 6" w:uiPriority="62"/>
+    <w:lsdException w:name="Medium Shading 1 Accent 6" w:uiPriority="63"/>
+    <w:lsdException w:name="Medium Shading 2 Accent 6" w:uiPriority="64"/>
+    <w:lsdException w:name="Medium List 1 Accent 6" w:uiPriority="65"/>
+    <w:lsdException w:name="Medium List 2 Accent 6" w:uiPriority="66"/>
+    <w:lsdException w:name="Medium Grid 1 Accent 6" w:uiPriority="67"/>
+    <w:lsdException w:name="Medium Grid 2 Accent 6" w:uiPriority="68"/>
+    <w:lsdException w:name="Medium Grid 3 Accent 6" w:uiPriority="69"/>
+    <w:lsdException w:name="Dark List Accent 6" w:uiPriority="70"/>
+    <w:lsdException w:name="Colorful Shading Accent 6" w:uiPriority="71"/>
+    <w:lsdException w:name="Colorful List Accent 6" w:uiPriority="72"/>
+    <w:lsdException w:name="Colorful Grid Accent 6" w:uiPriority="73"/>
+    <w:lsdException w:name="Subtle Emphasis" w:uiPriority="19" w:qFormat="1"/>
+    <w:lsdException w:name="Intense Emphasis" w:uiPriority="21" w:qFormat="1"/>
+    <w:lsdException w:name="Subtle Reference" w:uiPriority="31" w:qFormat="1"/>
+    <w:lsdException w:name="Intense Reference" w:uiPriority="32" w:qFormat="1"/>
+    <w:lsdException w:name="Book Title" w:uiPriority="33" w:qFormat="1"/>
+    <w:lsdException w:name="Bibliography" w:semiHidden="1" w:uiPriority="37" w:unhideWhenUsed="1"/>
+    <w:lsdException w:name="TOC Heading" w:semiHidden="1" w:uiPriority="39" w:unhideWhenUsed="1" w:qFormat="1"/>
+    <w:lsdException w:name="Plain Table 1" w:uiPriority="41"/>
+    <w:lsdException w:name="Plain Table 2" w:uiPriority="42"/>
+    <w:lsdException w:name="Plain Table 3" w:uiPriority="43"/>
+    <w:lsdException w:name="Plain Table 4" w:uiPriority="44"/>
+    <w:lsdException w:name="Plain Table 5" w:uiPriority="45"/>
+    <w:lsdException w:name="Grid Table Light" w:uiPriority="40"/>
+    <w:lsdException w:name="Grid Table 1 Light" w:uiPriority="46"/>
+    <w:lsdException w:name="Grid Table 2" w:uiPriority="47"/>
+    <w:lsdException w:name="Grid Table 3" w:uiPriority="48"/>
+    <w:lsdException w:name="Grid Table 4" w:uiPriority="49"/>
+    <w:lsdException w:name="Grid Table 5 Dark" w:uiPriority="50"/>
+    <w:lsdException w:name="Grid Table 6 Colorful" w:uiPriority="51"/>
+    <w:lsdException w:name="Grid Table 7 Colorful" w:uiPriority="52"/>
+    <w:lsdException w:name="Grid Table 1 Light Accent 1" w:uiPriority="46"/>
+    <w:lsdException w:name="Grid Table 2 Accent 1" w:uiPriority="47"/>
+    <w:lsdException w:name="Grid Table 3 Accent 1" w:uiPriority="48"/>
+    <w:lsdException w:name="Grid Table 4 Accent 1" w:uiPriority="49"/>
+    <w:lsdException w:name="Grid Table 5 Dark Accent 1" w:uiPriority="50"/>
+    <w:lsdException w:name="Grid Table 6 Colorful Accent 1" w:uiPriority="51"/>
+    <w:lsdException w:name="Grid Table 7 Colorful Accent 1" w:uiPriority="52"/>
+    <w:lsdException w:name="Grid Table 1 Light Accent 2" w:uiPriority="46"/>
+    <w:lsdException w:name="Grid Table 2 Accent 2" w:uiPriority="47"/>
+    <w:lsdException w:name="Grid Table 3 Accent 2" w:uiPriority="48"/>
+    <w:lsdException w:name="Grid Table 4 Accent 2" w:uiPriority="49"/>
+    <w:lsdException w:name="Grid Table 5 Dark Accent 2" w:uiPriority="50"/>
+    <w:lsdException w:name="Grid Table 6 Colorful Accent 2" w:uiPriority="51"/>
+    <w:lsdException w:name="Grid Table 7 Colorful Accent 2" w:uiPriority="52"/>
+    <w:lsdException w:name="Grid Table 1 Light Accent 3" w:uiPriority="46"/>
+    <w:lsdException w:name="Grid Table 2 Accent 3" w:uiPriority="47"/>
+    <w:lsdException w:name="Grid Table 3 Accent 3" w:uiPriority="48"/>
+    <w:lsdException w:name="Grid Table 4 Accent 3" w:uiPriority="49"/>
+    <w:lsdException w:name="Grid Table 5 Dark Accent 3" w:uiPriority="50"/>
+    <w:lsdException w:name="Grid Table 6 Colorful Accent 3" w:uiPriority="51"/>
+    <w:lsdException w:name="Grid Table 7 Colorful Accent 3" w:uiPriority="52"/>
+    <w:lsdException w:name="Grid Table 1 Light Accent 4" w:uiPriority="46"/>
+    <w:lsdException w:name="Grid Table 2 Accent 4" w:uiPriority="47"/>
+    <w:lsdException w:name="Grid Table 3 Accent 4" w:uiPriority="48"/>
+    <w:lsdException w:name="Grid Table 4 Accent 4" w:uiPriority="49"/>
+    <w:lsdException w:name="Grid Table 5 Dark Accent 4" w:uiPriority="50"/>
+    <w:lsdException w:name="Grid Table 6 Colorful Accent 4" w:uiPriority="51"/>
+    <w:lsdException w:name="Grid Table 7 Colorful Accent 4" w:uiPriority="52"/>
+    <w:lsdException w:name="Grid Table 1 Light Accent 5" w:uiPriority="46"/>
+    <w:lsdException w:name="Grid Table 2 Accent 5" w:uiPriority="47"/>
+    <w:lsdException w:name="Grid Table 3 Accent 5" w:uiPriority="48"/>
+    <w:lsdException w:name="Grid Table 4 Accent 5" w:uiPriority="49"/>
+    <w:lsdException w:name="Grid Table 5 Dark Accent 5" w:uiPriority="50"/>
+    <w:lsdException w:name="Grid Table 6 Colorful Accent 5" w:uiPriority="51"/>
+    <w:lsdException w:name="Grid Table 7 Colorful Accent 5" w:uiPriority="52"/>
+    <w:lsdException w:name="Grid Table 1 Light Accent 6" w:uiPriority="46"/>
+    <w:lsdException w:name="Grid Table 2 Accent 6" w:uiPriority="47"/>
+    <w:lsdException w:name="Grid Table 3 Accent 6" w:uiPriority="48"/>
+    <w:lsdException w:name="Grid Table 4 Accent 6" w:uiPriority="49"/>
+    <w:lsdException w:name="Grid Table 5 Dark Accent 6" w:uiPriority="50"/>
+    <w:lsdException w:name="Grid Table 6 Colorful Accent 6" w:uiPriority="51"/>
+    <w:lsdException w:name="Grid Table 7 Colorful Accent 6" w:uiPriority="52"/>
+    <w:lsdException w:name="List Table 1 Light" w:uiPriority="46"/>
+    <w:lsdException w:name="List Table 2" w:uiPriority="47"/>
+    <w:lsdException w:name="List Table 3" w:uiPriority="48"/>
+    <w:lsdException w:name="List Table 4" w:uiPriority="49"/>
+    <w:lsdException w:name="List Table 5 Dark" w:uiPriority="50"/>
+    <w:lsdException w:name="List Table 6 Colorful" w:uiPriority="51"/>
+    <w:lsdException w:name="List Table 7 Colorful" w:uiPriority="52"/>
+    <w:lsdException w:name="List Table 1 Light Accent 1" w:uiPriority="46"/>
+    <w:lsdException w:name="List Table 2 Accent 1" w:uiPriority="47"/>
+    <w:lsdException w:name="List Table 3 Accent 1" w:uiPriority="48"/>
+    <w:lsdException w:name="List Table 4 Accent 1" w:uiPriority="49"/>
+    <w:lsdException w:name="List Table 5 Dark Accent 1" w:uiPriority="50"/>
+    <w:lsdException w:name="List Table 6 Colorful Accent 1" w:uiPriority="51"/>
+    <w:lsdException w:name="List Table 7 Colorful Accent 1" w:uiPriority="52"/>
+    <w:lsdException w:name="List Table 1 Light Accent 2" w:uiPriority="46"/>
+    <w:lsdException w:name="List Table 2 Accent 2" w:uiPriority="47"/>
+    <w:lsdException w:name="List Table 3 Accent 2" w:uiPriority="48"/>
+    <w:lsdException w:name="List Table 4 Accent 2" w:uiPriority="49"/>
+    <w:lsdException w:name="List Table 5 Dark Accent 2" w:uiPriority="50"/>
+    <w:lsdException w:name="List Table 6 Colorful Accent 2" w:uiPriority="51"/>
+    <w:lsdException w:name="List Table 7 Colorful Accent 2" w:uiPriority="52"/>
+    <w:lsdException w:name="List Table 1 Light Accent 3" w:uiPriority="46"/>
+    <w:lsdException w:name="List Table 2 Accent 3" w:uiPriority="47"/>
+    <w:lsdException w:name="List Table 3 Accent 3" w:uiPriority="48"/>
+    <w:lsdException w:name="List Table 4 Accent 3" w:uiPriority="49"/>
+    <w:lsdException w:name="List Table 5 Dark Accent 3" w:uiPriority="50"/>
+    <w:lsdException w:name="List Table 6 Colorful Accent 3" w:uiPriority="51"/>
+    <w:lsdException w:name="List Table 7 Colorful Accent 3" w:uiPriority="52"/>
+    <w:lsdException w:name="List Table 1 Light Accent 4" w:uiPriority="46"/>
+    <w:lsdException w:name="List Table 2 Accent 4" w:uiPriority="47"/>
+    <w:lsdException w:name="List Table 3 Accent 4" w:uiPriority="48"/>
+    <w:lsdException w:name="List Table 4 Accent 4" w:uiPriority="49"/>
+    <w:lsdException w:name="List Table 5 Dark Accent 4" w:uiPriority="50"/>
+    <w:lsdException w:name="List Table 6 Colorful Accent 4" w:uiPriority="51"/>
+    <w:lsdException w:name="List Table 7 Colorful Accent 4" w:uiPriority="52"/>
+    <w:lsdException w:name="List Table 1 Light Accent 5" w:uiPriority="46"/>
+    <w:lsdException w:name="List Table 2 Accent 5" w:uiPriority="47"/>
+    <w:lsdException w:name="List Table 3 Accent 5" w:uiPriority="48"/>
+    <w:lsdException w:name="List Table 4 Accent 5" w:uiPriority="49"/>
+    <w:lsdException w:name="List Table 5 Dark Accent 5" w:uiPriority="50"/>
+    <w:lsdException w:name="List Table 6 Colorful Accent 5" w:uiPriority="51"/>
+    <w:lsdException w:name="List Table 7 Colorful Accent 5" w:uiPriority="52"/>
+    <w:lsdException w:name="List Table 1 Light Accent 6" w:uiPriority="46"/>
+    <w:lsdException w:name="List Table 2 Accent 6" w:uiPriority="47"/>
+    <w:lsdException w:name="List Table 3 Accent 6" w:uiPriority="48"/>
+    <w:lsdException w:name="List Table 4 Accent 6" w:uiPriority="49"/>
+    <w:lsdException w:name="List Table 5 Dark Accent 6" w:uiPriority="50"/>
+    <w:lsdException w:name="List Table 6 Colorful Accent 6" w:uiPriority="51"/>
+    <w:lsdException w:name="List Table 7 Colorful Accent 6" w:uiPriority="52"/>
+    <w:lsdException w:name="Mention" w:semiHidden="1" w:unhideWhenUsed="1"/>
+    <w:lsdException w:name="Smart Hyperlink" w:semiHidden="1" w:unhideWhenUsed="1"/>
+    <w:lsdException w:name="Hashtag" w:semiHidden="1" w:unhideWhenUsed="1"/>
+    <w:lsdException w:name="Unresolved Mention" w:semiHidden="1" w:unhideWhenUsed="1"/>
+    <w:lsdException w:name="Smart Link" w:semiHidden="1" w:unhideWhenUsed="1"/>
+  </w:latentStyles>
+  <w:style w:type="paragraph" w:default="1" w:styleId="Normal">
+    <w:name w:val="Normal"/>
+    <w:qFormat/>
+    <w:rPr>
+      <w:rFonts w:ascii="Times New Roman" w:eastAsia="Times New Roman" w:hAnsi="Times New Roman" w:cs="Times New Roman"/>
+      <w:lang w:val="id"/>
+    </w:rPr>
+  </w:style>
+  <w:style w:type="character" w:default="1" w:styleId="DefaultParagraphFont">
     <w:name w:val="Default Paragraph Font"/>
     <w:uiPriority w:val="1"/>
     <w:semiHidden/>
     <w:unhideWhenUsed/>
   </w:style>
-  <w:style w:styleId="TableNormal" w:default="1" w:type="table">
-    <w:name w:val="Table Normal"/>
-    <w:uiPriority w:val="2"/>
+  <w:style w:type="table" w:default="1" w:styleId="TableNormal">
+    <w:name w:val="Normal Table"/>
+    <w:uiPriority w:val="99"/>
     <w:semiHidden/>
     <w:unhideWhenUsed/>
-    <w:qFormat/>
     <w:tblPr>
       <w:tblInd w:w="0" w:type="dxa"/>
       <w:tblCellMar>
         <w:top w:w="0" w:type="dxa"/>
-        <w:left w:w="0" w:type="dxa"/>
+        <w:left w:w="108" w:type="dxa"/>
         <w:bottom w:w="0" w:type="dxa"/>
-        <w:right w:w="0" w:type="dxa"/>
+        <w:right w:w="108" w:type="dxa"/>
       </w:tblCellMar>
     </w:tblPr>
   </w:style>
-  <w:style w:styleId="NoList" w:default="1" w:type="numbering">
+  <w:style w:type="numbering" w:default="1" w:styleId="NoList">
     <w:name w:val="No List"/>
     <w:uiPriority w:val="99"/>
     <w:semiHidden/>
     <w:unhideWhenUsed/>
   </w:style>
-  <w:style w:default="1" w:styleId="Normal" w:type="paragraph">
-    <w:name w:val="Normal"/>
-    <w:uiPriority w:val="1"/>
-    <w:qFormat/>
-    <w:pPr/>
-    <w:rPr>
-      <w:rFonts w:ascii="Times New Roman" w:hAnsi="Times New Roman" w:eastAsia="Times New Roman" w:cs="Times New Roman"/>
-      <w:lang w:val="id" w:eastAsia="en-US" w:bidi="ar-SA"/>
-    </w:rPr>
-  </w:style>
-  <w:style w:styleId="BodyText" w:type="paragraph">
+  <w:style w:type="paragraph" w:styleId="BodyText">
     <w:name w:val="Body Text"/>
     <w:basedOn w:val="Normal"/>
     <w:uiPriority w:val="1"/>
     <w:qFormat/>
-    <w:pPr/>
     <w:rPr>
-      <w:rFonts w:ascii="Times New Roman" w:hAnsi="Times New Roman" w:eastAsia="Times New Roman" w:cs="Times New Roman"/>
       <w:sz w:val="24"/>
       <w:szCs w:val="24"/>
-      <w:lang w:val="id" w:eastAsia="en-US" w:bidi="ar-SA"/>
     </w:rPr>
   </w:style>
-  <w:style w:styleId="Title" w:type="paragraph">
+  <w:style w:type="paragraph" w:styleId="Title">
     <w:name w:val="Title"/>
     <w:basedOn w:val="Normal"/>
-    <w:uiPriority w:val="1"/>
+    <w:uiPriority w:val="10"/>
     <w:qFormat/>
     <w:pPr>
       <w:spacing w:before="97"/>
@@ -4706,15 +5148,13 @@
       <w:jc w:val="center"/>
     </w:pPr>
     <w:rPr>
-      <w:rFonts w:ascii="Times New Roman" w:hAnsi="Times New Roman" w:eastAsia="Times New Roman" w:cs="Times New Roman"/>
       <w:b/>
       <w:bCs/>
       <w:sz w:val="40"/>
       <w:szCs w:val="40"/>
-      <w:lang w:val="id" w:eastAsia="en-US" w:bidi="ar-SA"/>
     </w:rPr>
   </w:style>
-  <w:style w:styleId="ListParagraph" w:type="paragraph">
+  <w:style w:type="paragraph" w:styleId="ListParagraph">
     <w:name w:val="List Paragraph"/>
     <w:basedOn w:val="Normal"/>
     <w:uiPriority w:val="1"/>
@@ -4723,20 +5163,28 @@
       <w:spacing w:before="21"/>
       <w:ind w:left="1670" w:hanging="396"/>
     </w:pPr>
-    <w:rPr>
-      <w:rFonts w:ascii="Times New Roman" w:hAnsi="Times New Roman" w:eastAsia="Times New Roman" w:cs="Times New Roman"/>
-      <w:lang w:val="id" w:eastAsia="en-US" w:bidi="ar-SA"/>
-    </w:rPr>
   </w:style>
-  <w:style w:styleId="TableParagraph" w:type="paragraph">
+  <w:style w:type="paragraph" w:customStyle="1" w:styleId="TableParagraph">
     <w:name w:val="Table Paragraph"/>
     <w:basedOn w:val="Normal"/>
     <w:uiPriority w:val="1"/>
     <w:qFormat/>
-    <w:pPr/>
-    <w:rPr>
-      <w:lang w:val="id" w:eastAsia="en-US" w:bidi="ar-SA"/>
-    </w:rPr>
+  </w:style>
+  <w:style w:type="table" w:styleId="TableGrid">
+    <w:name w:val="Table Grid"/>
+    <w:basedOn w:val="TableNormal"/>
+    <w:uiPriority w:val="39"/>
+    <w:rsid w:val="00375443"/>
+    <w:tblPr>
+      <w:tblBorders>
+        <w:top w:val="single" w:sz="4" w:space="0" w:color="auto"/>
+        <w:left w:val="single" w:sz="4" w:space="0" w:color="auto"/>
+        <w:bottom w:val="single" w:sz="4" w:space="0" w:color="auto"/>
+        <w:right w:val="single" w:sz="4" w:space="0" w:color="auto"/>
+        <w:insideH w:val="single" w:sz="4" w:space="0" w:color="auto"/>
+        <w:insideV w:val="single" w:sz="4" w:space="0" w:color="auto"/>
+      </w:tblBorders>
+    </w:tblPr>
   </w:style>
 </w:styles>
 </file>
